--- a/video-film-editing/output/05 3.3b Nota Pembelajaran (Kertas Penerangan)/Core Abilities L1-L3 (format JPK)/KP-CA-46 KP6.2 ACCIDENT INVESTIGATION AND REPORTING -(S (IT-072).docx
+++ b/video-film-editing/output/05 3.3b Nota Pembelajaran (Kertas Penerangan)/Core Abilities L1-L3 (format JPK)/KP-CA-46 KP6.2 ACCIDENT INVESTIGATION AND REPORTING -(S (IT-072).docx
@@ -2,84 +2,750 @@
 <file path=word/document.xml><?xml version="1.0" encoding="utf-8"?>
 <w:document xmlns:wpc="http://schemas.microsoft.com/office/word/2010/wordprocessingCanvas" xmlns:mo="http://schemas.microsoft.com/office/mac/office/2008/main" xmlns:mc="http://schemas.openxmlformats.org/markup-compatibility/2006" xmlns:mv="urn:schemas-microsoft-com:mac:vml" xmlns:o="urn:schemas-microsoft-com:office:office" xmlns:r="http://schemas.openxmlformats.org/officeDocument/2006/relationships" xmlns:m="http://schemas.openxmlformats.org/officeDocument/2006/math" xmlns:v="urn:schemas-microsoft-com:vml" xmlns:wp14="http://schemas.microsoft.com/office/word/2010/wordprocessingDrawing" xmlns:wp="http://schemas.openxmlformats.org/drawingml/2006/wordprocessingDrawing" xmlns:w10="urn:schemas-microsoft-com:office:word" xmlns:w="http://schemas.openxmlformats.org/wordprocessingml/2006/main" xmlns:w14="http://schemas.microsoft.com/office/word/2010/wordml" xmlns:wpg="http://schemas.microsoft.com/office/word/2010/wordprocessingGroup" xmlns:wpi="http://schemas.microsoft.com/office/word/2010/wordprocessingInk" xmlns:wne="http://schemas.microsoft.com/office/word/2006/wordml" xmlns:wps="http://schemas.microsoft.com/office/word/2010/wordprocessingShape" mc:Ignorable="w14 wp14">
   <w:body>
+    <w:tbl>
+      <w:tblPr>
+        <w:tblW w:type="auto" w:w="0"/>
+        <w:jc w:val="center"/>
+        <w:tblLook w:firstColumn="1" w:firstRow="1" w:lastColumn="0" w:lastRow="0" w:noHBand="0" w:noVBand="1" w:val="04A0"/>
+        <w:tblBorders>
+          <w:top w:val="single" w:sz="4" w:space="0" w:color="000000"/>
+          <w:left w:val="single" w:sz="4" w:space="0" w:color="000000"/>
+          <w:bottom w:val="single" w:sz="4" w:space="0" w:color="000000"/>
+          <w:right w:val="single" w:sz="4" w:space="0" w:color="000000"/>
+          <w:insideH w:val="single" w:sz="4" w:space="0" w:color="000000"/>
+          <w:insideV w:val="single" w:sz="4" w:space="0" w:color="000000"/>
+        </w:tblBorders>
+      </w:tblPr>
+      <w:tblGrid>
+        <w:gridCol w:w="3213"/>
+        <w:gridCol w:w="3213"/>
+        <w:gridCol w:w="3213"/>
+      </w:tblGrid>
+      <w:tr>
+        <w:tc>
+          <w:tcPr>
+            <w:tcW w:type="dxa" w:w="2551"/>
+            <w:vAlign w:val="center"/>
+            <w:tcMar>
+              <w:top w:w="40" w:type="dxa"/>
+              <w:bottom w:w="40" w:type="dxa"/>
+              <w:start w:w="80" w:type="dxa"/>
+              <w:end w:w="80" w:type="dxa"/>
+            </w:tcMar>
+          </w:tcPr>
+          <w:p>
+            <w:pPr>
+              <w:jc w:val="left"/>
+            </w:pPr>
+            <w:r>
+              <w:drawing>
+                <wp:inline xmlns:a="http://schemas.openxmlformats.org/drawingml/2006/main" xmlns:pic="http://schemas.openxmlformats.org/drawingml/2006/picture">
+                  <wp:extent cx="885785" cy="1404000"/>
+                  <wp:docPr id="1" name="Picture 1"/>
+                  <wp:cNvGraphicFramePr>
+                    <a:graphicFrameLocks noChangeAspect="1"/>
+                  </wp:cNvGraphicFramePr>
+                  <a:graphic>
+                    <a:graphicData uri="http://schemas.openxmlformats.org/drawingml/2006/picture">
+                      <pic:pic>
+                        <pic:nvPicPr>
+                          <pic:cNvPr id="0" name="jpk-logo-official.png"/>
+                          <pic:cNvPicPr/>
+                        </pic:nvPicPr>
+                        <pic:blipFill>
+                          <a:blip r:embed="rId13"/>
+                          <a:stretch>
+                            <a:fillRect/>
+                          </a:stretch>
+                        </pic:blipFill>
+                        <pic:spPr>
+                          <a:xfrm>
+                            <a:off x="0" y="0"/>
+                            <a:ext cx="885785" cy="1404000"/>
+                          </a:xfrm>
+                          <a:prstGeom prst="rect"/>
+                        </pic:spPr>
+                      </pic:pic>
+                    </a:graphicData>
+                  </a:graphic>
+                </wp:inline>
+              </w:drawing>
+            </w:r>
+          </w:p>
+        </w:tc>
+        <w:tc>
+          <w:tcPr>
+            <w:tcW w:type="dxa" w:w="2268"/>
+            <w:gridSpan w:val="2"/>
+            <w:tcMar>
+              <w:top w:w="40" w:type="dxa"/>
+              <w:bottom w:w="40" w:type="dxa"/>
+              <w:start w:w="80" w:type="dxa"/>
+              <w:end w:w="80" w:type="dxa"/>
+            </w:tcMar>
+            <w:tcMar>
+              <w:top w:w="40" w:type="dxa"/>
+              <w:bottom w:w="40" w:type="dxa"/>
+              <w:start w:w="80" w:type="dxa"/>
+              <w:end w:w="80" w:type="dxa"/>
+            </w:tcMar>
+          </w:tcPr>
+          <w:p>
+            <w:r/>
+            <w:r>
+              <w:rPr>
+                <w:rFonts w:ascii="Arial" w:hAnsi="Arial"/>
+                <w:b/>
+                <w:sz w:val="22"/>
+              </w:rPr>
+              <w:t>JABATAN PEMBANGUNAN KEMAHIRAN</w:t>
+            </w:r>
+          </w:p>
+          <w:p>
+            <w:r>
+              <w:rPr>
+                <w:rFonts w:ascii="Arial" w:hAnsi="Arial"/>
+                <w:b/>
+                <w:sz w:val="22"/>
+              </w:rPr>
+              <w:t>KEMENTERIAN SUMBER MANUSIA</w:t>
+            </w:r>
+          </w:p>
+          <w:p>
+            <w:r>
+              <w:rPr>
+                <w:rFonts w:ascii="Arial" w:hAnsi="Arial"/>
+                <w:b/>
+                <w:sz w:val="22"/>
+              </w:rPr>
+              <w:t>ARAS 7 &amp; 8 BLOK D4, KOMPLEK D</w:t>
+            </w:r>
+          </w:p>
+          <w:p>
+            <w:r>
+              <w:rPr>
+                <w:rFonts w:ascii="Arial" w:hAnsi="Arial"/>
+                <w:b/>
+                <w:sz w:val="22"/>
+              </w:rPr>
+              <w:t>PUSAT PENTADBIRAN KERAJAAN PERSEKUTUAN</w:t>
+            </w:r>
+          </w:p>
+          <w:p>
+            <w:r>
+              <w:rPr>
+                <w:rFonts w:ascii="Arial" w:hAnsi="Arial"/>
+                <w:b/>
+                <w:sz w:val="22"/>
+              </w:rPr>
+              <w:t>62530 PUTRAJAYA</w:t>
+            </w:r>
+          </w:p>
+          <w:p/>
+          <w:p>
+            <w:r>
+              <w:rPr>
+                <w:rFonts w:ascii="Arial" w:hAnsi="Arial"/>
+                <w:b/>
+                <w:sz w:val="40"/>
+              </w:rPr>
+              <w:t>KERTAS PENERANGAN</w:t>
+            </w:r>
+          </w:p>
+          <w:p>
+            <w:r>
+              <w:rPr>
+                <w:rFonts w:ascii="Arial" w:hAnsi="Arial"/>
+                <w:b/>
+                <w:sz w:val="24"/>
+              </w:rPr>
+              <w:t>(</w:t>
+            </w:r>
+            <w:r>
+              <w:rPr>
+                <w:rFonts w:ascii="Arial" w:hAnsi="Arial"/>
+                <w:b/>
+                <w:i/>
+                <w:sz w:val="24"/>
+              </w:rPr>
+              <w:t>INFORMATION SHEET</w:t>
+            </w:r>
+            <w:r>
+              <w:rPr>
+                <w:rFonts w:ascii="Arial" w:hAnsi="Arial"/>
+                <w:b/>
+                <w:sz w:val="24"/>
+              </w:rPr>
+              <w:t>)</w:t>
+            </w:r>
+          </w:p>
+        </w:tc>
+      </w:tr>
+      <w:tr>
+        <w:tc>
+          <w:tcPr>
+            <w:tcW w:type="dxa" w:w="2551"/>
+            <w:tcMar>
+              <w:top w:w="40" w:type="dxa"/>
+              <w:bottom w:w="40" w:type="dxa"/>
+              <w:start w:w="80" w:type="dxa"/>
+              <w:end w:w="80" w:type="dxa"/>
+            </w:tcMar>
+          </w:tcPr>
+          <w:p>
+            <w:r/>
+            <w:r>
+              <w:rPr>
+                <w:rFonts w:ascii="Arial" w:hAnsi="Arial"/>
+                <w:b/>
+                <w:sz w:val="22"/>
+              </w:rPr>
+              <w:t xml:space="preserve">KOD DAN NAMA PROGRAM / </w:t>
+            </w:r>
+            <w:r>
+              <w:rPr>
+                <w:rFonts w:ascii="Arial" w:hAnsi="Arial"/>
+                <w:b/>
+                <w:i/>
+                <w:sz w:val="22"/>
+              </w:rPr>
+              <w:t>PROGRAM'S CODE AND NAME</w:t>
+            </w:r>
+          </w:p>
+        </w:tc>
+        <w:tc>
+          <w:tcPr>
+            <w:tcW w:type="dxa" w:w="2268"/>
+            <w:gridSpan w:val="2"/>
+            <w:tcMar>
+              <w:top w:w="40" w:type="dxa"/>
+              <w:bottom w:w="40" w:type="dxa"/>
+              <w:start w:w="80" w:type="dxa"/>
+              <w:end w:w="80" w:type="dxa"/>
+            </w:tcMar>
+            <w:tcMar>
+              <w:top w:w="40" w:type="dxa"/>
+              <w:bottom w:w="40" w:type="dxa"/>
+              <w:start w:w="80" w:type="dxa"/>
+              <w:end w:w="80" w:type="dxa"/>
+            </w:tcMar>
+          </w:tcPr>
+          <w:p>
+            <w:r/>
+            <w:r>
+              <w:rPr>
+                <w:rFonts w:ascii="Arial" w:hAnsi="Arial"/>
+                <w:b/>
+                <w:i w:val="0"/>
+                <w:sz w:val="22"/>
+              </w:rPr>
+              <w:t>Z-009-3:2015 CORE ABILITIES (untuk program IT-072-3:2012 VIDEO / FILM (EDITING))</w:t>
+            </w:r>
+          </w:p>
+        </w:tc>
+      </w:tr>
+      <w:tr>
+        <w:tc>
+          <w:tcPr>
+            <w:tcW w:type="dxa" w:w="2551"/>
+            <w:tcMar>
+              <w:top w:w="40" w:type="dxa"/>
+              <w:bottom w:w="40" w:type="dxa"/>
+              <w:start w:w="80" w:type="dxa"/>
+              <w:end w:w="80" w:type="dxa"/>
+            </w:tcMar>
+          </w:tcPr>
+          <w:p>
+            <w:r/>
+            <w:r>
+              <w:rPr>
+                <w:rFonts w:ascii="Arial" w:hAnsi="Arial"/>
+                <w:b/>
+                <w:sz w:val="22"/>
+              </w:rPr>
+              <w:t xml:space="preserve">TAHAP / </w:t>
+            </w:r>
+            <w:r>
+              <w:rPr>
+                <w:rFonts w:ascii="Arial" w:hAnsi="Arial"/>
+                <w:b/>
+                <w:i/>
+                <w:sz w:val="22"/>
+              </w:rPr>
+              <w:t>LEVEL</w:t>
+            </w:r>
+          </w:p>
+        </w:tc>
+        <w:tc>
+          <w:tcPr>
+            <w:tcW w:type="dxa" w:w="2268"/>
+            <w:gridSpan w:val="2"/>
+            <w:tcMar>
+              <w:top w:w="40" w:type="dxa"/>
+              <w:bottom w:w="40" w:type="dxa"/>
+              <w:start w:w="80" w:type="dxa"/>
+              <w:end w:w="80" w:type="dxa"/>
+            </w:tcMar>
+            <w:tcMar>
+              <w:top w:w="40" w:type="dxa"/>
+              <w:bottom w:w="40" w:type="dxa"/>
+              <w:start w:w="80" w:type="dxa"/>
+              <w:end w:w="80" w:type="dxa"/>
+            </w:tcMar>
+          </w:tcPr>
+          <w:p>
+            <w:r/>
+            <w:r>
+              <w:rPr>
+                <w:rFonts w:ascii="Arial" w:hAnsi="Arial"/>
+                <w:b/>
+                <w:i w:val="0"/>
+                <w:sz w:val="22"/>
+              </w:rPr>
+              <w:t>3</w:t>
+            </w:r>
+          </w:p>
+        </w:tc>
+      </w:tr>
+      <w:tr>
+        <w:tc>
+          <w:tcPr>
+            <w:tcW w:type="dxa" w:w="2551"/>
+            <w:tcMar>
+              <w:top w:w="40" w:type="dxa"/>
+              <w:bottom w:w="40" w:type="dxa"/>
+              <w:start w:w="80" w:type="dxa"/>
+              <w:end w:w="80" w:type="dxa"/>
+            </w:tcMar>
+          </w:tcPr>
+          <w:p>
+            <w:r/>
+            <w:r>
+              <w:rPr>
+                <w:rFonts w:ascii="Arial" w:hAnsi="Arial"/>
+                <w:b/>
+                <w:sz w:val="22"/>
+              </w:rPr>
+              <w:t xml:space="preserve">NO. DAN TAJUK KEBOLEHAN TERAS / </w:t>
+            </w:r>
+            <w:r>
+              <w:rPr>
+                <w:rFonts w:ascii="Arial" w:hAnsi="Arial"/>
+                <w:b/>
+                <w:i/>
+                <w:sz w:val="22"/>
+              </w:rPr>
+              <w:t>CORE ABILITY NO. AND TITLE</w:t>
+            </w:r>
+          </w:p>
+        </w:tc>
+        <w:tc>
+          <w:tcPr>
+            <w:tcW w:type="dxa" w:w="2268"/>
+            <w:gridSpan w:val="2"/>
+            <w:tcMar>
+              <w:top w:w="40" w:type="dxa"/>
+              <w:bottom w:w="40" w:type="dxa"/>
+              <w:start w:w="80" w:type="dxa"/>
+              <w:end w:w="80" w:type="dxa"/>
+            </w:tcMar>
+            <w:tcMar>
+              <w:top w:w="40" w:type="dxa"/>
+              <w:bottom w:w="40" w:type="dxa"/>
+              <w:start w:w="80" w:type="dxa"/>
+              <w:end w:w="80" w:type="dxa"/>
+            </w:tcMar>
+          </w:tcPr>
+          <w:p>
+            <w:r/>
+            <w:r>
+              <w:rPr>
+                <w:rFonts w:ascii="Arial" w:hAnsi="Arial"/>
+                <w:b/>
+                <w:i w:val="0"/>
+                <w:sz w:val="22"/>
+              </w:rPr>
+              <w:t xml:space="preserve">CA06 HEALTH, SAFETY AND ENVIRONMENTAL IMPLEMENTATION CONSCIOUSNESS </w:t>
+            </w:r>
+            <w:r>
+              <w:rPr>
+                <w:rFonts w:ascii="Arial" w:hAnsi="Arial"/>
+                <w:b/>
+                <w:i/>
+                <w:sz w:val="22"/>
+              </w:rPr>
+              <w:t>(Kesedaran Pelaksanaan Kesihatan, Keselamatan Dan Alam Sekitar)</w:t>
+            </w:r>
+          </w:p>
+        </w:tc>
+      </w:tr>
+      <w:tr>
+        <w:tc>
+          <w:tcPr>
+            <w:tcW w:type="dxa" w:w="2551"/>
+            <w:tcMar>
+              <w:top w:w="40" w:type="dxa"/>
+              <w:bottom w:w="40" w:type="dxa"/>
+              <w:start w:w="80" w:type="dxa"/>
+              <w:end w:w="80" w:type="dxa"/>
+            </w:tcMar>
+          </w:tcPr>
+          <w:p>
+            <w:r/>
+            <w:r>
+              <w:rPr>
+                <w:rFonts w:ascii="Arial" w:hAnsi="Arial"/>
+                <w:b/>
+                <w:sz w:val="22"/>
+              </w:rPr>
+              <w:t xml:space="preserve">NO. DAN PENYATAAN KEBOLEHAN / </w:t>
+            </w:r>
+            <w:r>
+              <w:rPr>
+                <w:rFonts w:ascii="Arial" w:hAnsi="Arial"/>
+                <w:b/>
+                <w:i/>
+                <w:sz w:val="22"/>
+              </w:rPr>
+              <w:t>ABILITY NO. AND STATEMENT</w:t>
+            </w:r>
+          </w:p>
+        </w:tc>
+        <w:tc>
+          <w:tcPr>
+            <w:tcW w:type="dxa" w:w="2268"/>
+            <w:gridSpan w:val="2"/>
+            <w:tcMar>
+              <w:top w:w="40" w:type="dxa"/>
+              <w:bottom w:w="40" w:type="dxa"/>
+              <w:start w:w="80" w:type="dxa"/>
+              <w:end w:w="80" w:type="dxa"/>
+            </w:tcMar>
+            <w:tcMar>
+              <w:top w:w="40" w:type="dxa"/>
+              <w:bottom w:w="40" w:type="dxa"/>
+              <w:start w:w="80" w:type="dxa"/>
+              <w:end w:w="80" w:type="dxa"/>
+            </w:tcMar>
+          </w:tcPr>
+          <w:p>
+            <w:r/>
+            <w:r>
+              <w:rPr>
+                <w:rFonts w:ascii="Arial" w:hAnsi="Arial"/>
+                <w:b/>
+                <w:i w:val="0"/>
+                <w:sz w:val="22"/>
+              </w:rPr>
+              <w:t xml:space="preserve">6.1 EXECUTE HEALTH CONSCIOUSNESS </w:t>
+            </w:r>
+            <w:r>
+              <w:rPr>
+                <w:rFonts w:ascii="Arial" w:hAnsi="Arial"/>
+                <w:b/>
+                <w:i/>
+                <w:sz w:val="22"/>
+              </w:rPr>
+              <w:t>(Melaksanakan Kesedaran Kesihatan)</w:t>
+            </w:r>
+            <w:r>
+              <w:rPr>
+                <w:rFonts w:ascii="Arial" w:hAnsi="Arial"/>
+                <w:b/>
+                <w:i w:val="0"/>
+                <w:sz w:val="22"/>
+              </w:rPr>
+              <w:t xml:space="preserve"> / 6.2 EXECUTE SAFETY CONSCIOUSNESS </w:t>
+            </w:r>
+            <w:r>
+              <w:rPr>
+                <w:rFonts w:ascii="Arial" w:hAnsi="Arial"/>
+                <w:b/>
+                <w:i/>
+                <w:sz w:val="22"/>
+              </w:rPr>
+              <w:t>(Melaksanakan Kesedaran Keselamatan)</w:t>
+            </w:r>
+            <w:r>
+              <w:rPr>
+                <w:rFonts w:ascii="Arial" w:hAnsi="Arial"/>
+                <w:b/>
+                <w:i w:val="0"/>
+                <w:sz w:val="22"/>
+              </w:rPr>
+              <w:t xml:space="preserve"> / 6.3 EXECUTE ENVIRONMENT COMPLIANCE </w:t>
+            </w:r>
+            <w:r>
+              <w:rPr>
+                <w:rFonts w:ascii="Arial" w:hAnsi="Arial"/>
+                <w:b/>
+                <w:i/>
+                <w:sz w:val="22"/>
+              </w:rPr>
+              <w:t>(Melaksanakan Pematuhan Alam Sekitar)</w:t>
+            </w:r>
+          </w:p>
+        </w:tc>
+      </w:tr>
+      <w:tr>
+        <w:tc>
+          <w:tcPr>
+            <w:tcW w:type="dxa" w:w="2551"/>
+            <w:tcMar>
+              <w:top w:w="40" w:type="dxa"/>
+              <w:bottom w:w="40" w:type="dxa"/>
+              <w:start w:w="80" w:type="dxa"/>
+              <w:end w:w="80" w:type="dxa"/>
+            </w:tcMar>
+          </w:tcPr>
+          <w:p>
+            <w:r/>
+            <w:r>
+              <w:rPr>
+                <w:rFonts w:ascii="Arial" w:hAnsi="Arial"/>
+                <w:b/>
+                <w:sz w:val="22"/>
+              </w:rPr>
+              <w:t xml:space="preserve">NO. KOD / </w:t>
+            </w:r>
+            <w:r>
+              <w:rPr>
+                <w:rFonts w:ascii="Arial" w:hAnsi="Arial"/>
+                <w:b/>
+                <w:i/>
+                <w:sz w:val="22"/>
+              </w:rPr>
+              <w:t>CODE NO.</w:t>
+            </w:r>
+          </w:p>
+        </w:tc>
+        <w:tc>
+          <w:tcPr>
+            <w:tcW w:type="dxa" w:w="4819"/>
+            <w:tcMar>
+              <w:top w:w="40" w:type="dxa"/>
+              <w:bottom w:w="40" w:type="dxa"/>
+              <w:start w:w="80" w:type="dxa"/>
+              <w:end w:w="80" w:type="dxa"/>
+            </w:tcMar>
+          </w:tcPr>
+          <w:p>
+            <w:r/>
+            <w:r>
+              <w:rPr>
+                <w:rFonts w:ascii="Arial" w:hAnsi="Arial"/>
+                <w:b/>
+                <w:i w:val="0"/>
+                <w:sz w:val="22"/>
+              </w:rPr>
+              <w:t>Z-009-3:2015-M06/P(3/4)</w:t>
+            </w:r>
+          </w:p>
+        </w:tc>
+        <w:tc>
+          <w:tcPr>
+            <w:tcW w:type="dxa" w:w="2268"/>
+            <w:tcMar>
+              <w:top w:w="40" w:type="dxa"/>
+              <w:bottom w:w="40" w:type="dxa"/>
+              <w:start w:w="80" w:type="dxa"/>
+              <w:end w:w="80" w:type="dxa"/>
+            </w:tcMar>
+          </w:tcPr>
+          <w:p>
+            <w:r/>
+            <w:r>
+              <w:rPr>
+                <w:rFonts w:ascii="Arial" w:hAnsi="Arial"/>
+                <w:b/>
+                <w:sz w:val="22"/>
+              </w:rPr>
+              <w:t xml:space="preserve">Mukasurat / </w:t>
+            </w:r>
+            <w:r>
+              <w:rPr>
+                <w:rFonts w:ascii="Arial" w:hAnsi="Arial"/>
+                <w:b/>
+                <w:i/>
+                <w:sz w:val="22"/>
+              </w:rPr>
+              <w:t>Page</w:t>
+            </w:r>
+            <w:r>
+              <w:rPr>
+                <w:rFonts w:ascii="Arial" w:hAnsi="Arial"/>
+                <w:b/>
+                <w:sz w:val="22"/>
+              </w:rPr>
+              <w:t xml:space="preserve"> : </w:t>
+            </w:r>
+            <w:r>
+              <w:rPr>
+                <w:rFonts w:ascii="Arial" w:hAnsi="Arial"/>
+                <w:b/>
+                <w:sz w:val="22"/>
+              </w:rPr>
+              <w:fldChar w:fldCharType="begin"/>
+              <w:instrText xml:space="preserve">PAGE</w:instrText>
+              <w:fldChar w:fldCharType="separate"/>
+              <w:t>1</w:t>
+              <w:fldChar w:fldCharType="end"/>
+            </w:r>
+          </w:p>
+          <w:p>
+            <w:r>
+              <w:rPr>
+                <w:rFonts w:ascii="Arial" w:hAnsi="Arial"/>
+                <w:b/>
+                <w:sz w:val="22"/>
+              </w:rPr>
+              <w:t xml:space="preserve">Drpd / </w:t>
+            </w:r>
+            <w:r>
+              <w:rPr>
+                <w:rFonts w:ascii="Arial" w:hAnsi="Arial"/>
+                <w:b/>
+                <w:i/>
+                <w:sz w:val="22"/>
+              </w:rPr>
+              <w:t>of</w:t>
+            </w:r>
+            <w:r>
+              <w:rPr>
+                <w:rFonts w:ascii="Arial" w:hAnsi="Arial"/>
+                <w:b/>
+                <w:sz w:val="22"/>
+              </w:rPr>
+              <w:t xml:space="preserve"> : </w:t>
+            </w:r>
+            <w:r>
+              <w:rPr>
+                <w:rFonts w:ascii="Arial" w:hAnsi="Arial"/>
+                <w:b/>
+                <w:sz w:val="22"/>
+              </w:rPr>
+              <w:fldChar w:fldCharType="begin"/>
+              <w:instrText xml:space="preserve">NUMPAGES</w:instrText>
+              <w:fldChar w:fldCharType="separate"/>
+              <w:t>1</w:t>
+              <w:fldChar w:fldCharType="end"/>
+            </w:r>
+          </w:p>
+        </w:tc>
+      </w:tr>
+    </w:tbl>
+    <w:p/>
     <w:p>
+      <w:pPr>
+        <w:spacing w:line="276" w:lineRule="auto" w:after="120"/>
+        <w:jc w:val="left"/>
+      </w:pPr>
       <w:r>
         <w:rPr>
-          <w:rFonts w:ascii="Arial" w:hAnsi="Arial"/>
+          <w:rFonts w:ascii="Arial" w:hAnsi="Arial" w:cs="Arial"/>
           <w:b/>
-          <w:sz w:val="24"/>
+          <w:color w:val="000000"/>
+          <w:sz w:val="22"/>
         </w:rPr>
         <w:t>TAJUK</w:t>
       </w:r>
       <w:r>
         <w:rPr>
-          <w:rFonts w:ascii="Arial" w:hAnsi="Arial"/>
+          <w:rFonts w:ascii="Arial" w:hAnsi="Arial" w:cs="Arial"/>
           <w:b/>
-          <w:sz w:val="24"/>
+          <w:color w:val="000000"/>
+          <w:sz w:val="22"/>
         </w:rPr>
         <w:t>/</w:t>
       </w:r>
       <w:r>
         <w:rPr>
-          <w:rFonts w:ascii="Arial" w:hAnsi="Arial"/>
+          <w:rFonts w:ascii="Arial" w:hAnsi="Arial" w:cs="Arial"/>
           <w:b/>
           <w:i/>
-          <w:sz w:val="24"/>
+          <w:color w:val="000000"/>
+          <w:sz w:val="22"/>
         </w:rPr>
         <w:t>TITLE</w:t>
       </w:r>
       <w:r>
         <w:rPr>
-          <w:rFonts w:ascii="Arial" w:hAnsi="Arial"/>
+          <w:rFonts w:ascii="Arial" w:hAnsi="Arial" w:cs="Arial"/>
           <w:b/>
-          <w:sz w:val="24"/>
+          <w:color w:val="000000"/>
+          <w:sz w:val="22"/>
         </w:rPr>
         <w:t>:</w:t>
       </w:r>
       <w:r>
+        <w:rPr>
+          <w:rFonts w:ascii="Arial" w:hAnsi="Arial" w:cs="Arial"/>
+          <w:color w:val="000000"/>
+          <w:sz w:val="22"/>
+        </w:rPr>
         <w:t xml:space="preserve">  </w:t>
       </w:r>
       <w:r>
         <w:rPr>
-          <w:rFonts w:ascii="Arial" w:hAnsi="Arial"/>
+          <w:rFonts w:ascii="Arial" w:hAnsi="Arial" w:cs="Arial"/>
           <w:b/>
-          <w:sz w:val="24"/>
+          <w:i w:val="0"/>
+          <w:color w:val="000000"/>
+          <w:sz w:val="22"/>
         </w:rPr>
-        <w:t>ACCIDENT INVESTIGATION AND REPORTING *(Siasatan Dan Pelaporan Kemalangan)*</w:t>
+        <w:t xml:space="preserve">ACCIDENT INVESTIGATION AND REPORTING </w:t>
+      </w:r>
+      <w:r>
+        <w:rPr>
+          <w:rFonts w:ascii="Arial" w:hAnsi="Arial" w:cs="Arial"/>
+          <w:b/>
+          <w:i/>
+          <w:color w:val="000000"/>
+          <w:sz w:val="22"/>
+        </w:rPr>
+        <w:t>(Siasatan Dan Pelaporan Kemalangan)</w:t>
       </w:r>
     </w:p>
     <w:p/>
     <w:p>
+      <w:pPr>
+        <w:spacing w:line="276" w:lineRule="auto" w:after="120"/>
+        <w:jc w:val="left"/>
+      </w:pPr>
       <w:r>
         <w:rPr>
-          <w:rFonts w:ascii="Arial" w:hAnsi="Arial"/>
+          <w:rFonts w:ascii="Arial" w:hAnsi="Arial" w:cs="Arial"/>
           <w:b/>
-          <w:sz w:val="24"/>
+          <w:color w:val="000000"/>
+          <w:sz w:val="22"/>
         </w:rPr>
         <w:t>TUJUAN</w:t>
       </w:r>
       <w:r>
         <w:rPr>
-          <w:rFonts w:ascii="Arial" w:hAnsi="Arial"/>
+          <w:rFonts w:ascii="Arial" w:hAnsi="Arial" w:cs="Arial"/>
           <w:b/>
-          <w:sz w:val="24"/>
+          <w:color w:val="000000"/>
+          <w:sz w:val="22"/>
         </w:rPr>
         <w:t>/</w:t>
       </w:r>
       <w:r>
         <w:rPr>
-          <w:rFonts w:ascii="Arial" w:hAnsi="Arial"/>
+          <w:rFonts w:ascii="Arial" w:hAnsi="Arial" w:cs="Arial"/>
           <w:b/>
           <w:i/>
-          <w:sz w:val="24"/>
+          <w:color w:val="000000"/>
+          <w:sz w:val="22"/>
         </w:rPr>
         <w:t>PURPOSE</w:t>
       </w:r>
       <w:r>
         <w:rPr>
-          <w:rFonts w:ascii="Arial" w:hAnsi="Arial"/>
+          <w:rFonts w:ascii="Arial" w:hAnsi="Arial" w:cs="Arial"/>
           <w:b/>
-          <w:sz w:val="24"/>
+          <w:color w:val="000000"/>
+          <w:sz w:val="22"/>
         </w:rPr>
         <w:t>:</w:t>
       </w:r>
@@ -87,13 +753,15 @@
     <w:p/>
     <w:p>
       <w:pPr>
-        <w:spacing w:after="160"/>
+        <w:spacing w:after="120" w:line="276" w:lineRule="auto"/>
+        <w:jc w:val="left"/>
       </w:pPr>
       <w:r>
         <w:rPr>
-          <w:rFonts w:ascii="Arial" w:hAnsi="Arial"/>
+          <w:rFonts w:ascii="Arial" w:hAnsi="Arial" w:cs="Arial"/>
           <w:b w:val="0"/>
           <w:i w:val="0"/>
+          <w:color w:val="000000"/>
           <w:sz w:val="22"/>
         </w:rPr>
         <w:t>Kertas Penerangan ini bertujuan menerangkan Siasatan Dan Pelaporan Kemalangan. Seseorang yang cekap dalam kesedaran kesihatan, keselamatan dan alam sekitar mesti dapat melaksanakan kesedaran kesihatan, melaksanakan kesedaran keselamatan dan melaksanakan pematuhan alam sekitar, serta melaksanakan fungsi kerjanya mengikut keperluan peraturan kesihatan, keselamatan dan alam sekitar.</w:t>
@@ -101,49 +769,59 @@
     </w:p>
     <w:p>
       <w:pPr>
-        <w:spacing w:after="160"/>
+        <w:spacing w:after="120" w:line="276" w:lineRule="auto"/>
+        <w:jc w:val="left"/>
       </w:pPr>
       <w:r>
         <w:rPr>
-          <w:rFonts w:ascii="Arial" w:hAnsi="Arial"/>
+          <w:rFonts w:ascii="Arial" w:hAnsi="Arial" w:cs="Arial"/>
           <w:b w:val="0"/>
           <w:i/>
+          <w:color w:val="000000"/>
           <w:sz w:val="22"/>
         </w:rPr>
         <w:t>(PURPOSE — rasmi: "This Information Sheet is intended to describe on the Accident Investigation and Reporting. The person who is competent in Health, safety and environmental consciousness shall be able to execute health consciousness, execute safety consciousness and execute environment compliance. The person who is competent in this CA shall be able to execute his/her job functions in accordance to the requirements of health, safety and environment rules and regulations.")</w:t>
       </w:r>
     </w:p>
     <w:p>
+      <w:pPr>
+        <w:spacing w:line="276" w:lineRule="auto" w:after="120"/>
+        <w:jc w:val="left"/>
+      </w:pPr>
       <w:r>
         <w:rPr>
-          <w:rFonts w:ascii="Arial" w:hAnsi="Arial"/>
+          <w:rFonts w:ascii="Arial" w:hAnsi="Arial" w:cs="Arial"/>
           <w:b/>
-          <w:sz w:val="24"/>
+          <w:color w:val="000000"/>
+          <w:sz w:val="22"/>
         </w:rPr>
         <w:t>PENERANGAN</w:t>
       </w:r>
       <w:r>
         <w:rPr>
-          <w:rFonts w:ascii="Arial" w:hAnsi="Arial"/>
+          <w:rFonts w:ascii="Arial" w:hAnsi="Arial" w:cs="Arial"/>
           <w:b/>
-          <w:sz w:val="24"/>
+          <w:color w:val="000000"/>
+          <w:sz w:val="22"/>
         </w:rPr>
         <w:t>/</w:t>
       </w:r>
       <w:r>
         <w:rPr>
-          <w:rFonts w:ascii="Arial" w:hAnsi="Arial"/>
+          <w:rFonts w:ascii="Arial" w:hAnsi="Arial" w:cs="Arial"/>
           <w:b/>
           <w:i/>
-          <w:sz w:val="24"/>
+          <w:color w:val="000000"/>
+          <w:sz w:val="22"/>
         </w:rPr>
         <w:t>INFORMATION</w:t>
       </w:r>
       <w:r>
         <w:rPr>
-          <w:rFonts w:ascii="Arial" w:hAnsi="Arial"/>
+          <w:rFonts w:ascii="Arial" w:hAnsi="Arial" w:cs="Arial"/>
           <w:b/>
-          <w:sz w:val="24"/>
+          <w:color w:val="000000"/>
+          <w:sz w:val="22"/>
         </w:rPr>
         <w:t>:</w:t>
       </w:r>
@@ -151,59 +829,67 @@
     <w:p/>
     <w:p>
       <w:pPr>
-        <w:spacing w:before="200"/>
+        <w:spacing w:before="200" w:line="276" w:lineRule="auto" w:after="120"/>
+        <w:jc w:val="left"/>
       </w:pPr>
       <w:r>
         <w:rPr>
-          <w:rFonts w:ascii="Arial" w:hAnsi="Arial"/>
+          <w:rFonts w:ascii="Arial" w:hAnsi="Arial" w:cs="Arial"/>
           <w:b/>
           <w:i w:val="0"/>
-          <w:sz w:val="24"/>
+          <w:color w:val="000000"/>
+          <w:sz w:val="22"/>
         </w:rPr>
         <w:t xml:space="preserve">1.0 Introduction </w:t>
       </w:r>
       <w:r>
         <w:rPr>
-          <w:rFonts w:ascii="Arial" w:hAnsi="Arial"/>
+          <w:rFonts w:ascii="Arial" w:hAnsi="Arial" w:cs="Arial"/>
           <w:b/>
           <w:i/>
-          <w:sz w:val="24"/>
+          <w:color w:val="000000"/>
+          <w:sz w:val="22"/>
         </w:rPr>
         <w:t>(Pengenalan)</w:t>
       </w:r>
       <w:r>
         <w:rPr>
-          <w:rFonts w:ascii="Arial" w:hAnsi="Arial"/>
+          <w:rFonts w:ascii="Arial" w:hAnsi="Arial" w:cs="Arial"/>
           <w:b/>
           <w:i w:val="0"/>
-          <w:sz w:val="24"/>
+          <w:color w:val="000000"/>
+          <w:sz w:val="22"/>
         </w:rPr>
         <w:t xml:space="preserve"> — Peraturan-Peraturan Keselamatan Dan Kesihatan Pekerjaan (Notifikasi Kemalangan, Kejadian Berbahaya, Keracunan Pekerjaan Dan Penyakit Pekerjaan) 2004 (NADOPOD)</w:t>
       </w:r>
     </w:p>
     <w:p>
       <w:pPr>
-        <w:spacing w:after="160"/>
+        <w:spacing w:after="120" w:before="120" w:line="276" w:lineRule="auto"/>
+        <w:jc w:val="left"/>
       </w:pPr>
       <w:r>
         <w:rPr>
-          <w:rFonts w:ascii="Arial" w:hAnsi="Arial"/>
+          <w:rFonts w:ascii="Arial" w:hAnsi="Arial" w:cs="Arial"/>
           <w:b/>
           <w:i w:val="0"/>
-          <w:sz w:val="22"/>
+          <w:color w:val="000000"/>
+          <w:sz w:val="24"/>
         </w:rPr>
         <w:t>BAHAGIAN I — PERMULAAN</w:t>
       </w:r>
     </w:p>
     <w:p>
       <w:pPr>
-        <w:spacing w:after="160"/>
+        <w:spacing w:after="120" w:line="276" w:lineRule="auto"/>
+        <w:jc w:val="left"/>
       </w:pPr>
       <w:r>
         <w:rPr>
-          <w:rFonts w:ascii="Arial" w:hAnsi="Arial"/>
+          <w:rFonts w:ascii="Arial" w:hAnsi="Arial" w:cs="Arial"/>
           <w:b w:val="0"/>
           <w:i w:val="0"/>
+          <w:color w:val="000000"/>
           <w:sz w:val="22"/>
         </w:rPr>
         <w:t>Peraturan 1. Citation.</w:t>
@@ -211,13 +897,15 @@
     </w:p>
     <w:p>
       <w:pPr>
-        <w:spacing w:after="160"/>
+        <w:spacing w:after="120" w:line="276" w:lineRule="auto"/>
+        <w:jc w:val="left"/>
       </w:pPr>
       <w:r>
         <w:rPr>
-          <w:rFonts w:ascii="Arial" w:hAnsi="Arial"/>
+          <w:rFonts w:ascii="Arial" w:hAnsi="Arial" w:cs="Arial"/>
           <w:b w:val="0"/>
           <w:i w:val="0"/>
+          <w:color w:val="000000"/>
           <w:sz w:val="22"/>
         </w:rPr>
         <w:t>Peraturan 2. Interpretation.</w:t>
@@ -225,13 +913,15 @@
     </w:p>
     <w:p>
       <w:pPr>
-        <w:spacing w:after="160"/>
+        <w:spacing w:after="120" w:line="276" w:lineRule="auto"/>
+        <w:jc w:val="left"/>
       </w:pPr>
       <w:r>
         <w:rPr>
-          <w:rFonts w:ascii="Arial" w:hAnsi="Arial"/>
+          <w:rFonts w:ascii="Arial" w:hAnsi="Arial" w:cs="Arial"/>
           <w:b w:val="0"/>
           <w:i w:val="0"/>
+          <w:color w:val="000000"/>
           <w:sz w:val="22"/>
         </w:rPr>
         <w:t>Peraturan 3. Application.</w:t>
@@ -239,27 +929,31 @@
     </w:p>
     <w:p>
       <w:pPr>
-        <w:spacing w:after="160"/>
+        <w:spacing w:after="120" w:before="120" w:line="276" w:lineRule="auto"/>
+        <w:jc w:val="left"/>
       </w:pPr>
       <w:r>
         <w:rPr>
-          <w:rFonts w:ascii="Arial" w:hAnsi="Arial"/>
+          <w:rFonts w:ascii="Arial" w:hAnsi="Arial" w:cs="Arial"/>
           <w:b/>
           <w:i w:val="0"/>
-          <w:sz w:val="22"/>
+          <w:color w:val="000000"/>
+          <w:sz w:val="24"/>
         </w:rPr>
         <w:t>BAHAGIAN II — Notification And Reporting Of Accident, Dangerous Occurrence, Occupational Poisoning And Occupational Disease</w:t>
       </w:r>
     </w:p>
     <w:p>
       <w:pPr>
-        <w:spacing w:after="160"/>
+        <w:spacing w:after="120" w:line="276" w:lineRule="auto"/>
+        <w:jc w:val="left"/>
       </w:pPr>
       <w:r>
         <w:rPr>
-          <w:rFonts w:ascii="Arial" w:hAnsi="Arial"/>
+          <w:rFonts w:ascii="Arial" w:hAnsi="Arial" w:cs="Arial"/>
           <w:b w:val="0"/>
           <w:i w:val="0"/>
+          <w:color w:val="000000"/>
           <w:sz w:val="22"/>
         </w:rPr>
         <w:t>Peraturan 4. Exemption from Part II.</w:t>
@@ -267,13 +961,15 @@
     </w:p>
     <w:p>
       <w:pPr>
-        <w:spacing w:after="160"/>
+        <w:spacing w:after="120" w:line="276" w:lineRule="auto"/>
+        <w:jc w:val="left"/>
       </w:pPr>
       <w:r>
         <w:rPr>
-          <w:rFonts w:ascii="Arial" w:hAnsi="Arial"/>
+          <w:rFonts w:ascii="Arial" w:hAnsi="Arial" w:cs="Arial"/>
           <w:b w:val="0"/>
           <w:i w:val="0"/>
+          <w:color w:val="000000"/>
           <w:sz w:val="22"/>
         </w:rPr>
         <w:t>Peraturan 5. Notification and reporting of accident and dangerous occurrence.</w:t>
@@ -281,13 +977,15 @@
     </w:p>
     <w:p>
       <w:pPr>
-        <w:spacing w:after="160"/>
+        <w:spacing w:after="120" w:line="276" w:lineRule="auto"/>
+        <w:jc w:val="left"/>
       </w:pPr>
       <w:r>
         <w:rPr>
-          <w:rFonts w:ascii="Arial" w:hAnsi="Arial"/>
+          <w:rFonts w:ascii="Arial" w:hAnsi="Arial" w:cs="Arial"/>
           <w:b w:val="0"/>
           <w:i w:val="0"/>
+          <w:color w:val="000000"/>
           <w:sz w:val="22"/>
         </w:rPr>
         <w:t>Peraturan 6. Exemption from requirement of regulation 5 to self-employed persons.</w:t>
@@ -295,13 +993,15 @@
     </w:p>
     <w:p>
       <w:pPr>
-        <w:spacing w:after="160"/>
+        <w:spacing w:after="120" w:line="276" w:lineRule="auto"/>
+        <w:jc w:val="left"/>
       </w:pPr>
       <w:r>
         <w:rPr>
-          <w:rFonts w:ascii="Arial" w:hAnsi="Arial"/>
+          <w:rFonts w:ascii="Arial" w:hAnsi="Arial" w:cs="Arial"/>
           <w:b w:val="0"/>
           <w:i w:val="0"/>
+          <w:color w:val="000000"/>
           <w:sz w:val="22"/>
         </w:rPr>
         <w:t>Peraturan 7. Reporting of cases of occupational poisoning and occupational disease.</w:t>
@@ -309,13 +1009,15 @@
     </w:p>
     <w:p>
       <w:pPr>
-        <w:spacing w:after="160"/>
+        <w:spacing w:after="120" w:line="276" w:lineRule="auto"/>
+        <w:jc w:val="left"/>
       </w:pPr>
       <w:r>
         <w:rPr>
-          <w:rFonts w:ascii="Arial" w:hAnsi="Arial"/>
+          <w:rFonts w:ascii="Arial" w:hAnsi="Arial" w:cs="Arial"/>
           <w:b w:val="0"/>
           <w:i w:val="0"/>
+          <w:color w:val="000000"/>
           <w:sz w:val="22"/>
         </w:rPr>
         <w:t>Peraturan 8. Exemption from requirement of regulation 7 to self-employed persons.</w:t>
@@ -323,27 +1025,31 @@
     </w:p>
     <w:p>
       <w:pPr>
-        <w:spacing w:after="160"/>
+        <w:spacing w:after="120" w:before="120" w:line="276" w:lineRule="auto"/>
+        <w:jc w:val="left"/>
       </w:pPr>
       <w:r>
         <w:rPr>
-          <w:rFonts w:ascii="Arial" w:hAnsi="Arial"/>
+          <w:rFonts w:ascii="Arial" w:hAnsi="Arial" w:cs="Arial"/>
           <w:b/>
           <w:i w:val="0"/>
-          <w:sz w:val="22"/>
+          <w:color w:val="000000"/>
+          <w:sz w:val="24"/>
         </w:rPr>
         <w:t>BAHAGIAN III — No Interference At Accident Or Dangerous Occurrence Scene</w:t>
       </w:r>
     </w:p>
     <w:p>
       <w:pPr>
-        <w:spacing w:after="160"/>
+        <w:spacing w:after="120" w:line="276" w:lineRule="auto"/>
+        <w:jc w:val="left"/>
       </w:pPr>
       <w:r>
         <w:rPr>
-          <w:rFonts w:ascii="Arial" w:hAnsi="Arial"/>
+          <w:rFonts w:ascii="Arial" w:hAnsi="Arial" w:cs="Arial"/>
           <w:b w:val="0"/>
           <w:i w:val="0"/>
+          <w:color w:val="000000"/>
           <w:sz w:val="22"/>
         </w:rPr>
         <w:t>Peraturan 9. No interference at accident or dangerous occurrence scene.</w:t>
@@ -351,27 +1057,31 @@
     </w:p>
     <w:p>
       <w:pPr>
-        <w:spacing w:after="160"/>
+        <w:spacing w:after="120" w:before="120" w:line="276" w:lineRule="auto"/>
+        <w:jc w:val="left"/>
       </w:pPr>
       <w:r>
         <w:rPr>
-          <w:rFonts w:ascii="Arial" w:hAnsi="Arial"/>
+          <w:rFonts w:ascii="Arial" w:hAnsi="Arial" w:cs="Arial"/>
           <w:b/>
           <w:i w:val="0"/>
-          <w:sz w:val="22"/>
+          <w:color w:val="000000"/>
+          <w:sz w:val="24"/>
         </w:rPr>
         <w:t>BAHAGIAN IV — Maintenance Of All Records Of Accident, Dangerous Occurrence, Occupational Poisoning And Occupational Disease</w:t>
       </w:r>
     </w:p>
     <w:p>
       <w:pPr>
-        <w:spacing w:after="160"/>
+        <w:spacing w:after="120" w:line="276" w:lineRule="auto"/>
+        <w:jc w:val="left"/>
       </w:pPr>
       <w:r>
         <w:rPr>
-          <w:rFonts w:ascii="Arial" w:hAnsi="Arial"/>
+          <w:rFonts w:ascii="Arial" w:hAnsi="Arial" w:cs="Arial"/>
           <w:b w:val="0"/>
           <w:i w:val="0"/>
+          <w:color w:val="000000"/>
           <w:sz w:val="22"/>
         </w:rPr>
         <w:t>Peraturan 10. Records.</w:t>
@@ -379,13 +1089,15 @@
     </w:p>
     <w:p>
       <w:pPr>
-        <w:spacing w:after="160"/>
+        <w:spacing w:after="120" w:line="276" w:lineRule="auto"/>
+        <w:jc w:val="left"/>
       </w:pPr>
       <w:r>
         <w:rPr>
-          <w:rFonts w:ascii="Arial" w:hAnsi="Arial"/>
+          <w:rFonts w:ascii="Arial" w:hAnsi="Arial" w:cs="Arial"/>
           <w:b w:val="0"/>
           <w:i w:val="0"/>
+          <w:color w:val="000000"/>
           <w:sz w:val="22"/>
         </w:rPr>
         <w:t>Peraturan 11. Requirement of further information.</w:t>
@@ -393,27 +1105,31 @@
     </w:p>
     <w:p>
       <w:pPr>
-        <w:spacing w:after="160"/>
+        <w:spacing w:after="120" w:before="120" w:line="276" w:lineRule="auto"/>
+        <w:jc w:val="left"/>
       </w:pPr>
       <w:r>
         <w:rPr>
-          <w:rFonts w:ascii="Arial" w:hAnsi="Arial"/>
+          <w:rFonts w:ascii="Arial" w:hAnsi="Arial" w:cs="Arial"/>
           <w:b/>
           <w:i w:val="0"/>
-          <w:sz w:val="22"/>
+          <w:color w:val="000000"/>
+          <w:sz w:val="24"/>
         </w:rPr>
         <w:t>BAHAGIAN V — Miscellaneous</w:t>
       </w:r>
     </w:p>
     <w:p>
       <w:pPr>
-        <w:spacing w:after="160"/>
+        <w:spacing w:after="120" w:line="276" w:lineRule="auto"/>
+        <w:jc w:val="left"/>
       </w:pPr>
       <w:r>
         <w:rPr>
-          <w:rFonts w:ascii="Arial" w:hAnsi="Arial"/>
+          <w:rFonts w:ascii="Arial" w:hAnsi="Arial" w:cs="Arial"/>
           <w:b w:val="0"/>
           <w:i w:val="0"/>
+          <w:color w:val="000000"/>
           <w:sz w:val="22"/>
         </w:rPr>
         <w:t>Peraturan 12. Amendment of Schedule.</w:t>
@@ -421,13 +1137,15 @@
     </w:p>
     <w:p>
       <w:pPr>
-        <w:spacing w:after="160"/>
+        <w:spacing w:after="120" w:line="276" w:lineRule="auto"/>
+        <w:jc w:val="left"/>
       </w:pPr>
       <w:r>
         <w:rPr>
-          <w:rFonts w:ascii="Arial" w:hAnsi="Arial"/>
+          <w:rFonts w:ascii="Arial" w:hAnsi="Arial" w:cs="Arial"/>
           <w:b w:val="0"/>
           <w:i w:val="0"/>
+          <w:color w:val="000000"/>
           <w:sz w:val="22"/>
         </w:rPr>
         <w:t>Peraturan 13. Penalty.</w:t>
@@ -435,36 +1153,41 @@
     </w:p>
     <w:p>
       <w:pPr>
-        <w:spacing w:before="200"/>
+        <w:spacing w:before="200" w:line="276" w:lineRule="auto" w:after="120"/>
+        <w:jc w:val="left"/>
       </w:pPr>
       <w:r>
         <w:rPr>
-          <w:rFonts w:ascii="Arial" w:hAnsi="Arial"/>
+          <w:rFonts w:ascii="Arial" w:hAnsi="Arial" w:cs="Arial"/>
           <w:b/>
           <w:i w:val="0"/>
-          <w:sz w:val="24"/>
+          <w:color w:val="000000"/>
+          <w:sz w:val="22"/>
         </w:rPr>
         <w:t xml:space="preserve">2.0 Reporting Requirements Under OSHA 1994 </w:t>
       </w:r>
       <w:r>
         <w:rPr>
-          <w:rFonts w:ascii="Arial" w:hAnsi="Arial"/>
+          <w:rFonts w:ascii="Arial" w:hAnsi="Arial" w:cs="Arial"/>
           <w:b/>
           <w:i/>
-          <w:sz w:val="24"/>
+          <w:color w:val="000000"/>
+          <w:sz w:val="22"/>
         </w:rPr>
         <w:t>(Keperluan Pelaporan Di Bawah OSHA 1994)</w:t>
       </w:r>
     </w:p>
     <w:p>
       <w:pPr>
-        <w:spacing w:after="160"/>
+        <w:spacing w:after="120" w:line="276" w:lineRule="auto"/>
+        <w:jc w:val="left"/>
       </w:pPr>
       <w:r>
         <w:rPr>
-          <w:rFonts w:ascii="Arial" w:hAnsi="Arial"/>
+          <w:rFonts w:ascii="Arial" w:hAnsi="Arial" w:cs="Arial"/>
           <w:b w:val="0"/>
           <w:i w:val="0"/>
+          <w:color w:val="000000"/>
           <w:sz w:val="22"/>
         </w:rPr>
         <w:t>Seksyen 32(1) menghendaki majikan memberitahu pejabat OSH terdekat jika mana-mana perkara berikut berlaku atau berkemungkinan berlaku:</w:t>
@@ -472,13 +1195,15 @@
     </w:p>
     <w:p>
       <w:pPr>
-        <w:spacing w:after="160"/>
+        <w:spacing w:after="120" w:line="276" w:lineRule="auto"/>
+        <w:jc w:val="left"/>
       </w:pPr>
       <w:r>
         <w:rPr>
-          <w:rFonts w:ascii="Arial" w:hAnsi="Arial"/>
+          <w:rFonts w:ascii="Arial" w:hAnsi="Arial" w:cs="Arial"/>
           <w:b w:val="0"/>
           <w:i w:val="0"/>
+          <w:color w:val="000000"/>
           <w:sz w:val="22"/>
         </w:rPr>
         <w:t>– kemalangan</w:t>
@@ -486,13 +1211,15 @@
     </w:p>
     <w:p>
       <w:pPr>
-        <w:spacing w:after="160"/>
+        <w:spacing w:after="120" w:line="276" w:lineRule="auto"/>
+        <w:jc w:val="left"/>
       </w:pPr>
       <w:r>
         <w:rPr>
-          <w:rFonts w:ascii="Arial" w:hAnsi="Arial"/>
+          <w:rFonts w:ascii="Arial" w:hAnsi="Arial" w:cs="Arial"/>
           <w:b w:val="0"/>
           <w:i w:val="0"/>
+          <w:color w:val="000000"/>
           <w:sz w:val="22"/>
         </w:rPr>
         <w:t>– kejadian berbahaya</w:t>
@@ -500,13 +1227,15 @@
     </w:p>
     <w:p>
       <w:pPr>
-        <w:spacing w:after="160"/>
+        <w:spacing w:after="120" w:line="276" w:lineRule="auto"/>
+        <w:jc w:val="left"/>
       </w:pPr>
       <w:r>
         <w:rPr>
-          <w:rFonts w:ascii="Arial" w:hAnsi="Arial"/>
+          <w:rFonts w:ascii="Arial" w:hAnsi="Arial" w:cs="Arial"/>
           <w:b w:val="0"/>
           <w:i w:val="0"/>
+          <w:color w:val="000000"/>
           <w:sz w:val="22"/>
         </w:rPr>
         <w:t>– keracunan pekerjaan</w:t>
@@ -514,13 +1243,15 @@
     </w:p>
     <w:p>
       <w:pPr>
-        <w:spacing w:after="160"/>
+        <w:spacing w:after="120" w:line="276" w:lineRule="auto"/>
+        <w:jc w:val="left"/>
       </w:pPr>
       <w:r>
         <w:rPr>
-          <w:rFonts w:ascii="Arial" w:hAnsi="Arial"/>
+          <w:rFonts w:ascii="Arial" w:hAnsi="Arial" w:cs="Arial"/>
           <w:b w:val="0"/>
           <w:i w:val="0"/>
+          <w:color w:val="000000"/>
           <w:sz w:val="22"/>
         </w:rPr>
         <w:t>– penyakit pekerjaan</w:t>
@@ -528,13 +1259,15 @@
     </w:p>
     <w:p>
       <w:pPr>
-        <w:spacing w:after="160"/>
+        <w:spacing w:after="120" w:line="276" w:lineRule="auto"/>
+        <w:jc w:val="left"/>
       </w:pPr>
       <w:r>
         <w:rPr>
-          <w:rFonts w:ascii="Arial" w:hAnsi="Arial"/>
+          <w:rFonts w:ascii="Arial" w:hAnsi="Arial" w:cs="Arial"/>
           <w:b w:val="0"/>
           <w:i w:val="0"/>
+          <w:color w:val="000000"/>
           <w:sz w:val="22"/>
         </w:rPr>
         <w:t>Seksyen 32(2) menghendaki setiap pengamal perubatan berdaftar yang merawat atau melawat pesakit yang beliau percaya menghidap mana-mana penyakit yang disenaraikan di bawah FMA 1967 atau mana-mana peraturan di bawah OSHA 94 untuk melaporkan perkara itu kepada Ketua Pengarah.</w:t>
@@ -542,13 +1275,15 @@
     </w:p>
     <w:p>
       <w:pPr>
-        <w:spacing w:after="160"/>
+        <w:spacing w:after="120" w:line="276" w:lineRule="auto"/>
+        <w:jc w:val="left"/>
       </w:pPr>
       <w:r>
         <w:rPr>
-          <w:rFonts w:ascii="Arial" w:hAnsi="Arial"/>
+          <w:rFonts w:ascii="Arial" w:hAnsi="Arial" w:cs="Arial"/>
           <w:b w:val="0"/>
           <w:i w:val="0"/>
+          <w:color w:val="000000"/>
           <w:sz w:val="22"/>
         </w:rPr>
         <w:t>Peraturan ini terpakai kepada semua tempat kerja. Pematuhan kepada Peraturan ini dianggap telah mematuhi:</w:t>
@@ -556,13 +1291,15 @@
     </w:p>
     <w:p>
       <w:pPr>
-        <w:spacing w:after="160"/>
+        <w:spacing w:after="120" w:line="276" w:lineRule="auto"/>
+        <w:jc w:val="left"/>
       </w:pPr>
       <w:r>
         <w:rPr>
-          <w:rFonts w:ascii="Arial" w:hAnsi="Arial"/>
+          <w:rFonts w:ascii="Arial" w:hAnsi="Arial" w:cs="Arial"/>
           <w:b w:val="0"/>
           <w:i w:val="0"/>
+          <w:color w:val="000000"/>
           <w:sz w:val="22"/>
         </w:rPr>
         <w:t>– Akta Kilang Dan Jentera 1967</w:t>
@@ -570,13 +1307,15 @@
     </w:p>
     <w:p>
       <w:pPr>
-        <w:spacing w:after="160"/>
+        <w:spacing w:after="120" w:line="276" w:lineRule="auto"/>
+        <w:jc w:val="left"/>
       </w:pPr>
       <w:r>
         <w:rPr>
-          <w:rFonts w:ascii="Arial" w:hAnsi="Arial"/>
+          <w:rFonts w:ascii="Arial" w:hAnsi="Arial" w:cs="Arial"/>
           <w:b w:val="0"/>
           <w:i w:val="0"/>
+          <w:color w:val="000000"/>
           <w:sz w:val="22"/>
         </w:rPr>
         <w:t>– Peraturan-Peraturan Petroleum (Langkah-Langkah Keselamatan) 1985</w:t>
@@ -584,13 +1323,15 @@
     </w:p>
     <w:p>
       <w:pPr>
-        <w:spacing w:after="160"/>
+        <w:spacing w:after="120" w:line="276" w:lineRule="auto"/>
+        <w:jc w:val="left"/>
       </w:pPr>
       <w:r>
         <w:rPr>
-          <w:rFonts w:ascii="Arial" w:hAnsi="Arial"/>
+          <w:rFonts w:ascii="Arial" w:hAnsi="Arial" w:cs="Arial"/>
           <w:b w:val="0"/>
           <w:i w:val="0"/>
+          <w:color w:val="000000"/>
           <w:sz w:val="22"/>
         </w:rPr>
         <w:t>– Peraturan-Peraturan CIMAH 1996</w:t>
@@ -598,36 +1339,41 @@
     </w:p>
     <w:p>
       <w:pPr>
-        <w:spacing w:before="200"/>
+        <w:spacing w:before="200" w:line="276" w:lineRule="auto" w:after="120"/>
+        <w:jc w:val="left"/>
       </w:pPr>
       <w:r>
         <w:rPr>
-          <w:rFonts w:ascii="Arial" w:hAnsi="Arial"/>
+          <w:rFonts w:ascii="Arial" w:hAnsi="Arial" w:cs="Arial"/>
           <w:b/>
           <w:i w:val="0"/>
-          <w:sz w:val="24"/>
+          <w:color w:val="000000"/>
+          <w:sz w:val="22"/>
         </w:rPr>
         <w:t xml:space="preserve">3.0 Exemption </w:t>
       </w:r>
       <w:r>
         <w:rPr>
-          <w:rFonts w:ascii="Arial" w:hAnsi="Arial"/>
+          <w:rFonts w:ascii="Arial" w:hAnsi="Arial" w:cs="Arial"/>
           <w:b/>
           <w:i/>
-          <w:sz w:val="24"/>
+          <w:color w:val="000000"/>
+          <w:sz w:val="22"/>
         </w:rPr>
         <w:t>(Pengecualian)</w:t>
       </w:r>
     </w:p>
     <w:p>
       <w:pPr>
-        <w:spacing w:after="160"/>
+        <w:spacing w:after="120" w:line="276" w:lineRule="auto"/>
+        <w:jc w:val="left"/>
       </w:pPr>
       <w:r>
         <w:rPr>
-          <w:rFonts w:ascii="Arial" w:hAnsi="Arial"/>
+          <w:rFonts w:ascii="Arial" w:hAnsi="Arial" w:cs="Arial"/>
           <w:b w:val="0"/>
           <w:i w:val="0"/>
+          <w:color w:val="000000"/>
           <w:sz w:val="22"/>
         </w:rPr>
         <w:t>Pelaporan kematian, kecederaan atau keadaan seseorang tidak terpakai kepada pesakit yang sedang menjalani rawatan di hospital atau pembedahan oleh doktor atau doktor gigi.</w:t>
@@ -635,13 +1381,15 @@
     </w:p>
     <w:p>
       <w:pPr>
-        <w:spacing w:after="160"/>
+        <w:spacing w:after="120" w:line="276" w:lineRule="auto"/>
+        <w:jc w:val="left"/>
       </w:pPr>
       <w:r>
         <w:rPr>
-          <w:rFonts w:ascii="Arial" w:hAnsi="Arial"/>
+          <w:rFonts w:ascii="Arial" w:hAnsi="Arial" w:cs="Arial"/>
           <w:b w:val="0"/>
           <w:i w:val="0"/>
+          <w:color w:val="000000"/>
           <w:sz w:val="22"/>
         </w:rPr>
         <w:t>Sebarang kemalangan yang timbul daripada atau berkaitan dengan kerja yang menyebabkan —</w:t>
@@ -649,13 +1397,15 @@
     </w:p>
     <w:p>
       <w:pPr>
-        <w:spacing w:after="160"/>
+        <w:spacing w:after="120" w:line="276" w:lineRule="auto"/>
+        <w:jc w:val="left"/>
       </w:pPr>
       <w:r>
         <w:rPr>
-          <w:rFonts w:ascii="Arial" w:hAnsi="Arial"/>
+          <w:rFonts w:ascii="Arial" w:hAnsi="Arial" w:cs="Arial"/>
           <w:b w:val="0"/>
           <w:i w:val="0"/>
+          <w:color w:val="000000"/>
           <w:sz w:val="22"/>
         </w:rPr>
         <w:t>– kematian; atau</w:t>
@@ -663,13 +1413,15 @@
     </w:p>
     <w:p>
       <w:pPr>
-        <w:spacing w:after="160"/>
+        <w:spacing w:after="120" w:line="276" w:lineRule="auto"/>
+        <w:jc w:val="left"/>
       </w:pPr>
       <w:r>
         <w:rPr>
-          <w:rFonts w:ascii="Arial" w:hAnsi="Arial"/>
+          <w:rFonts w:ascii="Arial" w:hAnsi="Arial" w:cs="Arial"/>
           <w:b w:val="0"/>
           <w:i w:val="0"/>
+          <w:color w:val="000000"/>
           <w:sz w:val="22"/>
         </w:rPr>
         <w:t>– kecederaan badan yang serius (Jadual Pertama) yang menghalang seseorang daripada menjalankan pekerjaan biasanya selama lebih 4 hari kalendar (berterusan); atau</w:t>
@@ -677,13 +1429,15 @@
     </w:p>
     <w:p>
       <w:pPr>
-        <w:spacing w:after="160"/>
+        <w:spacing w:after="120" w:line="276" w:lineRule="auto"/>
+        <w:jc w:val="left"/>
       </w:pPr>
       <w:r>
         <w:rPr>
-          <w:rFonts w:ascii="Arial" w:hAnsi="Arial"/>
+          <w:rFonts w:ascii="Arial" w:hAnsi="Arial" w:cs="Arial"/>
           <w:b w:val="0"/>
           <w:i w:val="0"/>
+          <w:color w:val="000000"/>
           <w:sz w:val="22"/>
         </w:rPr>
         <w:t>– apabila kejadian berbahaya (Jadual Kedua) berlaku —</w:t>
@@ -691,13 +1445,15 @@
     </w:p>
     <w:p>
       <w:pPr>
-        <w:spacing w:after="160"/>
+        <w:spacing w:after="120" w:line="276" w:lineRule="auto"/>
+        <w:jc w:val="left"/>
       </w:pPr>
       <w:r>
         <w:rPr>
-          <w:rFonts w:ascii="Arial" w:hAnsi="Arial"/>
+          <w:rFonts w:ascii="Arial" w:hAnsi="Arial" w:cs="Arial"/>
           <w:b w:val="0"/>
           <w:i w:val="0"/>
+          <w:color w:val="000000"/>
           <w:sz w:val="22"/>
         </w:rPr>
         <w:t>majikan hendaklah memberitahu DOSH terdekat dengan cara terpantas iaitu telefon atau faks. Dalam tempoh 7 hari, hantar laporan dalam borang yang diluluskan — JKKP 6.</w:t>
@@ -705,13 +1461,15 @@
     </w:p>
     <w:p>
       <w:pPr>
-        <w:spacing w:after="160"/>
+        <w:spacing w:after="120" w:line="276" w:lineRule="auto"/>
+        <w:jc w:val="left"/>
       </w:pPr>
       <w:r>
         <w:rPr>
-          <w:rFonts w:ascii="Arial" w:hAnsi="Arial"/>
+          <w:rFonts w:ascii="Arial" w:hAnsi="Arial" w:cs="Arial"/>
           <w:b w:val="0"/>
           <w:i w:val="0"/>
+          <w:color w:val="000000"/>
           <w:sz w:val="22"/>
         </w:rPr>
         <w:t>Apabila kemalangan berpunca daripada kerja yang menyebabkan kecederaan badan menghalang seseorang daripada bekerja lebih 4 hari kalendar — majikan dalam tempoh 7 hari hendaklah menghantar laporan bertulis dalam borang yang diluluskan kepada DOSH — JKKP 6. Apabila seorang pekerja meninggal dunia dalam tempoh 1 tahun selepas mengalami kecederaan, majikan hendaklah memaklumkan secara bertulis kepada DG, sama ada kemalangan itu telah dilaporkan sebelumnya atau tidak.</w:t>
@@ -719,13 +1477,15 @@
     </w:p>
     <w:p>
       <w:pPr>
-        <w:spacing w:after="160"/>
+        <w:spacing w:after="120" w:line="276" w:lineRule="auto"/>
+        <w:jc w:val="left"/>
       </w:pPr>
       <w:r>
         <w:rPr>
-          <w:rFonts w:ascii="Arial" w:hAnsi="Arial"/>
+          <w:rFonts w:ascii="Arial" w:hAnsi="Arial" w:cs="Arial"/>
           <w:b w:val="0"/>
           <w:i w:val="0"/>
+          <w:color w:val="000000"/>
           <w:sz w:val="22"/>
         </w:rPr>
         <w:t>Majikan hendaklah menghantar laporan dalam borang yang diluluskan kepada DOSH dalam tempoh 7 hari apabila seseorang di tempat kerja mengalami salah satu daripada keracunan pekerjaan atau penyakit pekerjaan dalam Jadual Ketiga — JKKP 7. Seorang pengamal perubatan berdaftar atau pegawai perubatan yang merawat pesakit yang menghidap mana-mana OP atau OD yang disenaraikan dalam Jadual Ketiga hendaklah dalam tempoh 7 hari melaporkan kepada DG dan memberitahu majikan pesakit — JKKP 7.</w:t>
@@ -733,13 +1493,15 @@
     </w:p>
     <w:p>
       <w:pPr>
-        <w:spacing w:after="160"/>
+        <w:spacing w:after="120" w:line="276" w:lineRule="auto"/>
+        <w:jc w:val="left"/>
       </w:pPr>
       <w:r>
         <w:rPr>
-          <w:rFonts w:ascii="Arial" w:hAnsi="Arial"/>
+          <w:rFonts w:ascii="Arial" w:hAnsi="Arial" w:cs="Arial"/>
           <w:b w:val="0"/>
           <w:i w:val="0"/>
+          <w:color w:val="000000"/>
           <w:sz w:val="22"/>
         </w:rPr>
         <w:t>Tiada seorang pun boleh mengganggu dengan mengalih atau mengganggu apa-apa di tapak kemalangan atau kejadian berbahaya kecuali diberi kuasa berbuat demikian setakat —</w:t>
@@ -747,13 +1509,15 @@
     </w:p>
     <w:p>
       <w:pPr>
-        <w:spacing w:after="160"/>
+        <w:spacing w:after="120" w:line="276" w:lineRule="auto"/>
+        <w:jc w:val="left"/>
       </w:pPr>
       <w:r>
         <w:rPr>
-          <w:rFonts w:ascii="Arial" w:hAnsi="Arial"/>
+          <w:rFonts w:ascii="Arial" w:hAnsi="Arial" w:cs="Arial"/>
           <w:b w:val="0"/>
           <w:i w:val="0"/>
+          <w:color w:val="000000"/>
           <w:sz w:val="22"/>
         </w:rPr>
         <w:t>– untuk menyelamatkan nyawa, mencegah kecederaan atau meringankan penderitaan orang;</w:t>
@@ -761,13 +1525,15 @@
     </w:p>
     <w:p>
       <w:pPr>
-        <w:spacing w:after="160"/>
+        <w:spacing w:after="120" w:line="276" w:lineRule="auto"/>
+        <w:jc w:val="left"/>
       </w:pPr>
       <w:r>
         <w:rPr>
-          <w:rFonts w:ascii="Arial" w:hAnsi="Arial"/>
+          <w:rFonts w:ascii="Arial" w:hAnsi="Arial" w:cs="Arial"/>
           <w:b w:val="0"/>
           <w:i w:val="0"/>
+          <w:color w:val="000000"/>
           <w:sz w:val="22"/>
         </w:rPr>
         <w:t>– mengekalkan akses orang awam;</w:t>
@@ -775,13 +1541,15 @@
     </w:p>
     <w:p>
       <w:pPr>
-        <w:spacing w:after="160"/>
+        <w:spacing w:after="120" w:line="276" w:lineRule="auto"/>
+        <w:jc w:val="left"/>
       </w:pPr>
       <w:r>
         <w:rPr>
-          <w:rFonts w:ascii="Arial" w:hAnsi="Arial"/>
+          <w:rFonts w:ascii="Arial" w:hAnsi="Arial" w:cs="Arial"/>
           <w:b w:val="0"/>
           <w:i w:val="0"/>
+          <w:color w:val="000000"/>
           <w:sz w:val="22"/>
         </w:rPr>
         <w:t>– mencegah kerosakan lanjut atau kerugian harta yang serius.</w:t>
@@ -789,13 +1557,15 @@
     </w:p>
     <w:p>
       <w:pPr>
-        <w:spacing w:after="160"/>
+        <w:spacing w:after="120" w:line="276" w:lineRule="auto"/>
+        <w:jc w:val="left"/>
       </w:pPr>
       <w:r>
         <w:rPr>
-          <w:rFonts w:ascii="Arial" w:hAnsi="Arial"/>
+          <w:rFonts w:ascii="Arial" w:hAnsi="Arial" w:cs="Arial"/>
           <w:b w:val="0"/>
           <w:i w:val="0"/>
+          <w:color w:val="000000"/>
           <w:sz w:val="22"/>
         </w:rPr>
         <w:t>Setiap majikan hendaklah menyimpan rekod semua kemalangan, kejadian berbahaya, penyakit pekerjaan dan keracunan pekerjaan yang berlaku berkaitan kerja di bawah kawalannya dalam daftar dalam borang yang diluluskan — JKKP 8. Rekod hendaklah disimpan di tempat kerja atau perniagaan selama 5 tahun. Petikan daripada daftar bagi tempoh 1 tahun hendaklah dihantar kepada DG sebelum 31 Januari setiap tahun.</w:t>
@@ -803,13 +1573,15 @@
     </w:p>
     <w:p>
       <w:pPr>
-        <w:spacing w:after="160"/>
+        <w:spacing w:after="120" w:line="276" w:lineRule="auto"/>
+        <w:jc w:val="left"/>
       </w:pPr>
       <w:r>
         <w:rPr>
-          <w:rFonts w:ascii="Arial" w:hAnsi="Arial"/>
+          <w:rFonts w:ascii="Arial" w:hAnsi="Arial" w:cs="Arial"/>
           <w:b w:val="0"/>
           <w:i w:val="0"/>
+          <w:color w:val="000000"/>
           <w:sz w:val="22"/>
         </w:rPr>
         <w:t>Sesiapa yang melanggar mana-mana peruntukan Peraturan ini melakukan suatu kesalahan dan hendaklah, apabila disabitkan, dikenakan denda tidak melebihi sepuluh ribu ringgit atau penjara tidak melebihi satu tahun atau kedua-duanya.</w:t>
@@ -817,63 +1589,71 @@
     </w:p>
     <w:p>
       <w:pPr>
-        <w:spacing w:before="200"/>
+        <w:spacing w:before="120" w:after="120" w:line="276" w:lineRule="auto"/>
+        <w:jc w:val="left"/>
       </w:pPr>
       <w:r>
         <w:rPr>
-          <w:rFonts w:ascii="Arial" w:hAnsi="Arial"/>
+          <w:rFonts w:ascii="Arial" w:hAnsi="Arial" w:cs="Arial"/>
           <w:b/>
           <w:i w:val="0"/>
-          <w:sz w:val="24"/>
+          <w:color w:val="000000"/>
+          <w:sz w:val="22"/>
         </w:rPr>
         <w:t xml:space="preserve">4. Accident Investigation And Analysis </w:t>
       </w:r>
       <w:r>
         <w:rPr>
-          <w:rFonts w:ascii="Arial" w:hAnsi="Arial"/>
+          <w:rFonts w:ascii="Arial" w:hAnsi="Arial" w:cs="Arial"/>
           <w:b/>
           <w:i/>
-          <w:sz w:val="24"/>
+          <w:color w:val="000000"/>
+          <w:sz w:val="22"/>
         </w:rPr>
         <w:t>(Siasatan Dan Analisis Kemalangan)</w:t>
       </w:r>
     </w:p>
     <w:p>
       <w:pPr>
-        <w:spacing w:after="160"/>
+        <w:spacing w:after="120" w:line="276" w:lineRule="auto"/>
+        <w:jc w:val="left"/>
       </w:pPr>
       <w:r>
         <w:rPr>
-          <w:rFonts w:ascii="Arial" w:hAnsi="Arial"/>
+          <w:rFonts w:ascii="Arial" w:hAnsi="Arial" w:cs="Arial"/>
           <w:b/>
           <w:i w:val="0"/>
+          <w:color w:val="000000"/>
           <w:sz w:val="22"/>
         </w:rPr>
         <w:t>4.1 Purpose</w:t>
       </w:r>
       <w:r>
         <w:rPr>
-          <w:rFonts w:ascii="Arial" w:hAnsi="Arial"/>
+          <w:rFonts w:ascii="Arial" w:hAnsi="Arial" w:cs="Arial"/>
           <w:b w:val="0"/>
           <w:i w:val="0"/>
+          <w:color w:val="000000"/>
           <w:sz w:val="22"/>
         </w:rPr>
         <w:t xml:space="preserve"> </w:t>
       </w:r>
       <w:r>
         <w:rPr>
-          <w:rFonts w:ascii="Arial" w:hAnsi="Arial"/>
+          <w:rFonts w:ascii="Arial" w:hAnsi="Arial" w:cs="Arial"/>
           <w:b w:val="0"/>
           <w:i/>
+          <w:color w:val="000000"/>
           <w:sz w:val="22"/>
         </w:rPr>
         <w:t>(Tujuan)</w:t>
       </w:r>
       <w:r>
         <w:rPr>
-          <w:rFonts w:ascii="Arial" w:hAnsi="Arial"/>
+          <w:rFonts w:ascii="Arial" w:hAnsi="Arial" w:cs="Arial"/>
           <w:b w:val="0"/>
           <w:i w:val="0"/>
+          <w:color w:val="000000"/>
           <w:sz w:val="22"/>
         </w:rPr>
         <w:t xml:space="preserve"> — Tujuan siasatan dan analisis kemalangan adalah untuk menyediakan maklumat mengenai teknik dan prosedur siasatan kemalangan. Kemalangan secara umum ditakrifkan sebagai kejadian yang tidak diingini yang mengakibatkan kecederaan fizikal kepada seseorang atau kerosakan harta benda dan/atau gangguan proses. Ia juga termasuk kejadian yang mengakibatkan tiada kecederaan, hampir terlepas bahaya, penyakit pekerjaan, atau pendedahan kepada bahan berbahaya.</w:t>
@@ -881,40 +1661,45 @@
     </w:p>
     <w:p>
       <w:pPr>
-        <w:spacing w:after="160"/>
+        <w:spacing w:after="120" w:line="276" w:lineRule="auto"/>
+        <w:jc w:val="left"/>
       </w:pPr>
       <w:r>
         <w:rPr>
-          <w:rFonts w:ascii="Arial" w:hAnsi="Arial"/>
+          <w:rFonts w:ascii="Arial" w:hAnsi="Arial" w:cs="Arial"/>
           <w:b/>
           <w:i w:val="0"/>
+          <w:color w:val="000000"/>
           <w:sz w:val="22"/>
         </w:rPr>
         <w:t>4.2 Policy Statement</w:t>
       </w:r>
       <w:r>
         <w:rPr>
-          <w:rFonts w:ascii="Arial" w:hAnsi="Arial"/>
+          <w:rFonts w:ascii="Arial" w:hAnsi="Arial" w:cs="Arial"/>
           <w:b w:val="0"/>
           <w:i w:val="0"/>
+          <w:color w:val="000000"/>
           <w:sz w:val="22"/>
         </w:rPr>
         <w:t xml:space="preserve"> </w:t>
       </w:r>
       <w:r>
         <w:rPr>
-          <w:rFonts w:ascii="Arial" w:hAnsi="Arial"/>
+          <w:rFonts w:ascii="Arial" w:hAnsi="Arial" w:cs="Arial"/>
           <w:b w:val="0"/>
           <w:i/>
+          <w:color w:val="000000"/>
           <w:sz w:val="22"/>
         </w:rPr>
         <w:t>(Penyata Dasar)</w:t>
       </w:r>
       <w:r>
         <w:rPr>
-          <w:rFonts w:ascii="Arial" w:hAnsi="Arial"/>
+          <w:rFonts w:ascii="Arial" w:hAnsi="Arial" w:cs="Arial"/>
           <w:b w:val="0"/>
           <w:i w:val="0"/>
+          <w:color w:val="000000"/>
           <w:sz w:val="22"/>
         </w:rPr>
         <w:t xml:space="preserve"> — Penyelia hendaklah menyiasat, menganalisis dan mendokumentasikan setiap kemalangan kenderaan, kecederaan dan/atau penyakit pekerjaan, dan semua kejadian hampir terlepas bahaya. Siasatan hendaklah dijalankan tepat pada masanya untuk mengenal pasti faktor penyumbang yang akan mencegah kejadian selanjutnya. Jika boleh, siasatan hendaklah dimulakan dalam masa 24 jam dan diselesaikan dalam masa 72 jam selepas kemalangan.</w:t>
@@ -922,31 +1707,35 @@
     </w:p>
     <w:p>
       <w:pPr>
-        <w:spacing w:after="160"/>
+        <w:spacing w:after="120" w:line="276" w:lineRule="auto"/>
+        <w:jc w:val="left"/>
       </w:pPr>
       <w:r>
         <w:rPr>
-          <w:rFonts w:ascii="Arial" w:hAnsi="Arial"/>
+          <w:rFonts w:ascii="Arial" w:hAnsi="Arial" w:cs="Arial"/>
           <w:b/>
           <w:i w:val="0"/>
+          <w:color w:val="000000"/>
           <w:sz w:val="22"/>
         </w:rPr>
         <w:t>4.3 Who Conducts Accident Investigations</w:t>
       </w:r>
       <w:r>
         <w:rPr>
-          <w:rFonts w:ascii="Arial" w:hAnsi="Arial"/>
+          <w:rFonts w:ascii="Arial" w:hAnsi="Arial" w:cs="Arial"/>
           <w:b w:val="0"/>
           <w:i w:val="0"/>
+          <w:color w:val="000000"/>
           <w:sz w:val="22"/>
         </w:rPr>
         <w:t xml:space="preserve"> </w:t>
       </w:r>
       <w:r>
         <w:rPr>
-          <w:rFonts w:ascii="Arial" w:hAnsi="Arial"/>
+          <w:rFonts w:ascii="Arial" w:hAnsi="Arial" w:cs="Arial"/>
           <w:b w:val="0"/>
           <w:i/>
+          <w:color w:val="000000"/>
           <w:sz w:val="22"/>
         </w:rPr>
         <w:t>(Siapa Menjalankan Siasatan Kemalangan)</w:t>
@@ -954,49 +1743,55 @@
     </w:p>
     <w:p>
       <w:pPr>
-        <w:spacing w:after="160"/>
+        <w:spacing w:after="120" w:line="276" w:lineRule="auto"/>
+        <w:jc w:val="left"/>
       </w:pPr>
       <w:r>
         <w:rPr>
-          <w:rFonts w:ascii="Arial" w:hAnsi="Arial"/>
+          <w:rFonts w:ascii="Arial" w:hAnsi="Arial" w:cs="Arial"/>
           <w:b w:val="0"/>
           <w:i w:val="0"/>
+          <w:color w:val="000000"/>
           <w:sz w:val="22"/>
         </w:rPr>
         <w:t xml:space="preserve">i) </w:t>
       </w:r>
       <w:r>
         <w:rPr>
-          <w:rFonts w:ascii="Arial" w:hAnsi="Arial"/>
+          <w:rFonts w:ascii="Arial" w:hAnsi="Arial" w:cs="Arial"/>
           <w:b/>
           <w:i w:val="0"/>
+          <w:color w:val="000000"/>
           <w:sz w:val="22"/>
         </w:rPr>
         <w:t>Penyelia Barisan Pertama</w:t>
       </w:r>
       <w:r>
         <w:rPr>
-          <w:rFonts w:ascii="Arial" w:hAnsi="Arial"/>
+          <w:rFonts w:ascii="Arial" w:hAnsi="Arial" w:cs="Arial"/>
           <w:b w:val="0"/>
           <w:i w:val="0"/>
+          <w:color w:val="000000"/>
           <w:sz w:val="22"/>
         </w:rPr>
         <w:t xml:space="preserve"> </w:t>
       </w:r>
       <w:r>
         <w:rPr>
-          <w:rFonts w:ascii="Arial" w:hAnsi="Arial"/>
+          <w:rFonts w:ascii="Arial" w:hAnsi="Arial" w:cs="Arial"/>
           <w:b w:val="0"/>
           <w:i/>
+          <w:color w:val="000000"/>
           <w:sz w:val="22"/>
         </w:rPr>
         <w:t>(First-Line Supervisor)</w:t>
       </w:r>
       <w:r>
         <w:rPr>
-          <w:rFonts w:ascii="Arial" w:hAnsi="Arial"/>
+          <w:rFonts w:ascii="Arial" w:hAnsi="Arial" w:cs="Arial"/>
           <w:b w:val="0"/>
           <w:i w:val="0"/>
+          <w:color w:val="000000"/>
           <w:sz w:val="22"/>
         </w:rPr>
         <w:t xml:space="preserve"> — menyiasat semua kemalangan mengikut dasar jabatan. Penyelia barisan pertama biasanya berada di tempat kejadian dan dengan itu mempunyai lebih pengetahuan tentang kemalangan dan tapak kejadian.</w:t>
@@ -1004,49 +1799,55 @@
     </w:p>
     <w:p>
       <w:pPr>
-        <w:spacing w:after="160"/>
+        <w:spacing w:after="120" w:line="276" w:lineRule="auto"/>
+        <w:jc w:val="left"/>
       </w:pPr>
       <w:r>
         <w:rPr>
-          <w:rFonts w:ascii="Arial" w:hAnsi="Arial"/>
+          <w:rFonts w:ascii="Arial" w:hAnsi="Arial" w:cs="Arial"/>
           <w:b w:val="0"/>
           <w:i w:val="0"/>
+          <w:color w:val="000000"/>
           <w:sz w:val="22"/>
         </w:rPr>
         <w:t xml:space="preserve">ii) </w:t>
       </w:r>
       <w:r>
         <w:rPr>
-          <w:rFonts w:ascii="Arial" w:hAnsi="Arial"/>
+          <w:rFonts w:ascii="Arial" w:hAnsi="Arial" w:cs="Arial"/>
           <w:b/>
           <w:i w:val="0"/>
+          <w:color w:val="000000"/>
           <w:sz w:val="22"/>
         </w:rPr>
         <w:t>Penyelia Barisan Kedua</w:t>
       </w:r>
       <w:r>
         <w:rPr>
-          <w:rFonts w:ascii="Arial" w:hAnsi="Arial"/>
+          <w:rFonts w:ascii="Arial" w:hAnsi="Arial" w:cs="Arial"/>
           <w:b w:val="0"/>
           <w:i w:val="0"/>
+          <w:color w:val="000000"/>
           <w:sz w:val="22"/>
         </w:rPr>
         <w:t xml:space="preserve"> </w:t>
       </w:r>
       <w:r>
         <w:rPr>
-          <w:rFonts w:ascii="Arial" w:hAnsi="Arial"/>
+          <w:rFonts w:ascii="Arial" w:hAnsi="Arial" w:cs="Arial"/>
           <w:b w:val="0"/>
           <w:i/>
+          <w:color w:val="000000"/>
           <w:sz w:val="22"/>
         </w:rPr>
         <w:t>(Second-Line Supervisor)</w:t>
       </w:r>
       <w:r>
         <w:rPr>
-          <w:rFonts w:ascii="Arial" w:hAnsi="Arial"/>
+          <w:rFonts w:ascii="Arial" w:hAnsi="Arial" w:cs="Arial"/>
           <w:b w:val="0"/>
           <w:i w:val="0"/>
+          <w:color w:val="000000"/>
           <w:sz w:val="22"/>
         </w:rPr>
         <w:t xml:space="preserve"> — memastikan penyelia barisan pertama menjalankan siasatan kemalangan dan menyemak penemuan penyelia barisan pertama, serta membuat susulan bagi memastikan semua langkah pembetulan diambil untuk mengelakkan kemalangan lanjut.</w:t>
@@ -1054,49 +1855,55 @@
     </w:p>
     <w:p>
       <w:pPr>
-        <w:spacing w:after="160"/>
+        <w:spacing w:after="120" w:line="276" w:lineRule="auto"/>
+        <w:jc w:val="left"/>
       </w:pPr>
       <w:r>
         <w:rPr>
-          <w:rFonts w:ascii="Arial" w:hAnsi="Arial"/>
+          <w:rFonts w:ascii="Arial" w:hAnsi="Arial" w:cs="Arial"/>
           <w:b w:val="0"/>
           <w:i w:val="0"/>
+          <w:color w:val="000000"/>
           <w:sz w:val="22"/>
         </w:rPr>
         <w:t xml:space="preserve">iii) </w:t>
       </w:r>
       <w:r>
         <w:rPr>
-          <w:rFonts w:ascii="Arial" w:hAnsi="Arial"/>
+          <w:rFonts w:ascii="Arial" w:hAnsi="Arial" w:cs="Arial"/>
           <w:b/>
           <w:i w:val="0"/>
+          <w:color w:val="000000"/>
           <w:sz w:val="22"/>
         </w:rPr>
         <w:t>Pakar Keselamatan</w:t>
       </w:r>
       <w:r>
         <w:rPr>
-          <w:rFonts w:ascii="Arial" w:hAnsi="Arial"/>
+          <w:rFonts w:ascii="Arial" w:hAnsi="Arial" w:cs="Arial"/>
           <w:b w:val="0"/>
           <w:i w:val="0"/>
+          <w:color w:val="000000"/>
           <w:sz w:val="22"/>
         </w:rPr>
         <w:t xml:space="preserve"> </w:t>
       </w:r>
       <w:r>
         <w:rPr>
-          <w:rFonts w:ascii="Arial" w:hAnsi="Arial"/>
+          <w:rFonts w:ascii="Arial" w:hAnsi="Arial" w:cs="Arial"/>
           <w:b w:val="0"/>
           <w:i/>
+          <w:color w:val="000000"/>
           <w:sz w:val="22"/>
         </w:rPr>
         <w:t>(Safety Specialist)</w:t>
       </w:r>
       <w:r>
         <w:rPr>
-          <w:rFonts w:ascii="Arial" w:hAnsi="Arial"/>
+          <w:rFonts w:ascii="Arial" w:hAnsi="Arial" w:cs="Arial"/>
           <w:b w:val="0"/>
           <w:i w:val="0"/>
+          <w:color w:val="000000"/>
           <w:sz w:val="22"/>
         </w:rPr>
         <w:t xml:space="preserve"> — menasihati dan/atau membantu usaha siasatan. Wakil Pakar Keselamatan daripada Pejabat Daerah atau Ibu Pejabat Keselamatan Dan Kesihatan mempunyai latihan dan pengalaman khusus yang membolehkan mereka menentukan fakta, yang jelas dan yang tersembunyi. Pakar Keselamatan bersikap adil dan kepentingan utama mereka ialah mengumpul maklumat untuk mencegah kemalangan serupa pada masa depan serta mengenal pasti pelanggaran dasar dan peraturan dan mencadangkan langkah pembetulan.</w:t>
@@ -1104,31 +1911,35 @@
     </w:p>
     <w:p>
       <w:pPr>
-        <w:spacing w:after="160"/>
+        <w:spacing w:after="120" w:line="276" w:lineRule="auto"/>
+        <w:jc w:val="left"/>
       </w:pPr>
       <w:r>
         <w:rPr>
-          <w:rFonts w:ascii="Arial" w:hAnsi="Arial"/>
+          <w:rFonts w:ascii="Arial" w:hAnsi="Arial" w:cs="Arial"/>
           <w:b/>
           <w:i w:val="0"/>
+          <w:color w:val="000000"/>
           <w:sz w:val="22"/>
         </w:rPr>
         <w:t>4.4 Accident Scene Investigation</w:t>
       </w:r>
       <w:r>
         <w:rPr>
-          <w:rFonts w:ascii="Arial" w:hAnsi="Arial"/>
+          <w:rFonts w:ascii="Arial" w:hAnsi="Arial" w:cs="Arial"/>
           <w:b w:val="0"/>
           <w:i w:val="0"/>
+          <w:color w:val="000000"/>
           <w:sz w:val="22"/>
         </w:rPr>
         <w:t xml:space="preserve"> </w:t>
       </w:r>
       <w:r>
         <w:rPr>
-          <w:rFonts w:ascii="Arial" w:hAnsi="Arial"/>
+          <w:rFonts w:ascii="Arial" w:hAnsi="Arial" w:cs="Arial"/>
           <w:b w:val="0"/>
           <w:i/>
+          <w:color w:val="000000"/>
           <w:sz w:val="22"/>
         </w:rPr>
         <w:t>(Siasatan Tapak Kemalangan)</w:t>
@@ -1136,13 +1947,15 @@
     </w:p>
     <w:p>
       <w:pPr>
-        <w:spacing w:after="160"/>
+        <w:spacing w:after="120" w:line="276" w:lineRule="auto"/>
+        <w:jc w:val="left"/>
       </w:pPr>
       <w:r>
         <w:rPr>
-          <w:rFonts w:ascii="Arial" w:hAnsi="Arial"/>
+          <w:rFonts w:ascii="Arial" w:hAnsi="Arial" w:cs="Arial"/>
           <w:b w:val="0"/>
           <w:i w:val="0"/>
+          <w:color w:val="000000"/>
           <w:sz w:val="22"/>
         </w:rPr>
         <w:t>Siasatan kemalangan hendaklah dijalankan secepat mungkin. Sebarang kelewatan boleh menyebabkan bukti diubah, dimusnahkan atau dialihkan. Tujuan semakan berdokumen tapak kemalangan ialah untuk: mengenal pasti dan mencari bukti fizikal (bahan/mesin/alat) yang terlibat dalam kemalangan; mendedahkan kelemahan dalam dasar, proses dan prosedur operasi; dan mendedahkan amalan kerja tidak selamat yang disebabkan oleh kekurangan latihan. Tujuan siasatan kemalangan adalah untuk mencari fakta bukan untuk menuduh. Fakta akan menjadi panduan kepada keadaan yang menyebabkan kemalangan itu, mengenal pasti "mengapa" atau punca akar kemalangan serta "siapa, apa, bila, di mana, dan bagaimana".</w:t>
@@ -1150,13 +1963,15 @@
     </w:p>
     <w:p>
       <w:pPr>
-        <w:spacing w:after="160"/>
+        <w:spacing w:after="120" w:line="276" w:lineRule="auto"/>
+        <w:jc w:val="left"/>
       </w:pPr>
       <w:r>
         <w:rPr>
-          <w:rFonts w:ascii="Arial" w:hAnsi="Arial"/>
+          <w:rFonts w:ascii="Arial" w:hAnsi="Arial" w:cs="Arial"/>
           <w:b w:val="0"/>
           <w:i w:val="0"/>
+          <w:color w:val="000000"/>
           <w:sz w:val="22"/>
         </w:rPr>
         <w:t>Bidang yang perlu disertakan dalam siasatan kemalangan:</w:t>
@@ -1164,49 +1979,55 @@
     </w:p>
     <w:p>
       <w:pPr>
-        <w:spacing w:after="160"/>
+        <w:spacing w:after="120" w:line="276" w:lineRule="auto"/>
+        <w:jc w:val="left"/>
       </w:pPr>
       <w:r>
         <w:rPr>
-          <w:rFonts w:ascii="Arial" w:hAnsi="Arial"/>
+          <w:rFonts w:ascii="Arial" w:hAnsi="Arial" w:cs="Arial"/>
           <w:b w:val="0"/>
           <w:i w:val="0"/>
+          <w:color w:val="000000"/>
           <w:sz w:val="22"/>
         </w:rPr>
         <w:t xml:space="preserve">i) </w:t>
       </w:r>
       <w:r>
         <w:rPr>
-          <w:rFonts w:ascii="Arial" w:hAnsi="Arial"/>
+          <w:rFonts w:ascii="Arial" w:hAnsi="Arial" w:cs="Arial"/>
           <w:b/>
           <w:i w:val="0"/>
+          <w:color w:val="000000"/>
           <w:sz w:val="22"/>
         </w:rPr>
         <w:t>Ciri Kerja</w:t>
       </w:r>
       <w:r>
         <w:rPr>
-          <w:rFonts w:ascii="Arial" w:hAnsi="Arial"/>
+          <w:rFonts w:ascii="Arial" w:hAnsi="Arial" w:cs="Arial"/>
           <w:b w:val="0"/>
           <w:i w:val="0"/>
+          <w:color w:val="000000"/>
           <w:sz w:val="22"/>
         </w:rPr>
         <w:t xml:space="preserve"> </w:t>
       </w:r>
       <w:r>
         <w:rPr>
-          <w:rFonts w:ascii="Arial" w:hAnsi="Arial"/>
+          <w:rFonts w:ascii="Arial" w:hAnsi="Arial" w:cs="Arial"/>
           <w:b w:val="0"/>
           <w:i/>
+          <w:color w:val="000000"/>
           <w:sz w:val="22"/>
         </w:rPr>
         <w:t>(Work Characteristics)</w:t>
       </w:r>
       <w:r>
         <w:rPr>
-          <w:rFonts w:ascii="Arial" w:hAnsi="Arial"/>
+          <w:rFonts w:ascii="Arial" w:hAnsi="Arial" w:cs="Arial"/>
           <w:b w:val="0"/>
           <w:i w:val="0"/>
+          <w:color w:val="000000"/>
           <w:sz w:val="22"/>
         </w:rPr>
         <w:t xml:space="preserve"> — apakah jenis aktiviti kerja dan saiz operasi? Berapa ramai pekerja terlibat? Terlalu ramai? Terlalu sedikit?</w:t>
@@ -1214,49 +2035,55 @@
     </w:p>
     <w:p>
       <w:pPr>
-        <w:spacing w:after="160"/>
+        <w:spacing w:after="120" w:line="276" w:lineRule="auto"/>
+        <w:jc w:val="left"/>
       </w:pPr>
       <w:r>
         <w:rPr>
-          <w:rFonts w:ascii="Arial" w:hAnsi="Arial"/>
+          <w:rFonts w:ascii="Arial" w:hAnsi="Arial" w:cs="Arial"/>
           <w:b w:val="0"/>
           <w:i w:val="0"/>
+          <w:color w:val="000000"/>
           <w:sz w:val="22"/>
         </w:rPr>
         <w:t xml:space="preserve">ii) </w:t>
       </w:r>
       <w:r>
         <w:rPr>
-          <w:rFonts w:ascii="Arial" w:hAnsi="Arial"/>
+          <w:rFonts w:ascii="Arial" w:hAnsi="Arial" w:cs="Arial"/>
           <w:b/>
           <w:i w:val="0"/>
+          <w:color w:val="000000"/>
           <w:sz w:val="22"/>
         </w:rPr>
         <w:t>Persekitaran</w:t>
       </w:r>
       <w:r>
         <w:rPr>
-          <w:rFonts w:ascii="Arial" w:hAnsi="Arial"/>
+          <w:rFonts w:ascii="Arial" w:hAnsi="Arial" w:cs="Arial"/>
           <w:b w:val="0"/>
           <w:i w:val="0"/>
+          <w:color w:val="000000"/>
           <w:sz w:val="22"/>
         </w:rPr>
         <w:t xml:space="preserve"> </w:t>
       </w:r>
       <w:r>
         <w:rPr>
-          <w:rFonts w:ascii="Arial" w:hAnsi="Arial"/>
+          <w:rFonts w:ascii="Arial" w:hAnsi="Arial" w:cs="Arial"/>
           <w:b w:val="0"/>
           <w:i/>
+          <w:color w:val="000000"/>
           <w:sz w:val="22"/>
         </w:rPr>
         <w:t>(Environment)</w:t>
       </w:r>
       <w:r>
         <w:rPr>
-          <w:rFonts w:ascii="Arial" w:hAnsi="Arial"/>
+          <w:rFonts w:ascii="Arial" w:hAnsi="Arial" w:cs="Arial"/>
           <w:b w:val="0"/>
           <w:i w:val="0"/>
+          <w:color w:val="000000"/>
           <w:sz w:val="22"/>
         </w:rPr>
         <w:t xml:space="preserve"> — adakah cuaca faktor penyumbang: cerah/hujan/salji? Adakah keadaan tempat kerja faktor: bersepah/bahaya tidak dibetulkan?</w:t>
@@ -1264,49 +2091,55 @@
     </w:p>
     <w:p>
       <w:pPr>
-        <w:spacing w:after="160"/>
+        <w:spacing w:after="120" w:line="276" w:lineRule="auto"/>
+        <w:jc w:val="left"/>
       </w:pPr>
       <w:r>
         <w:rPr>
-          <w:rFonts w:ascii="Arial" w:hAnsi="Arial"/>
+          <w:rFonts w:ascii="Arial" w:hAnsi="Arial" w:cs="Arial"/>
           <w:b w:val="0"/>
           <w:i w:val="0"/>
+          <w:color w:val="000000"/>
           <w:sz w:val="22"/>
         </w:rPr>
         <w:t xml:space="preserve">iii) </w:t>
       </w:r>
       <w:r>
         <w:rPr>
-          <w:rFonts w:ascii="Arial" w:hAnsi="Arial"/>
+          <w:rFonts w:ascii="Arial" w:hAnsi="Arial" w:cs="Arial"/>
           <w:b/>
           <w:i w:val="0"/>
+          <w:color w:val="000000"/>
           <w:sz w:val="22"/>
         </w:rPr>
         <w:t>Faktor Masa</w:t>
       </w:r>
       <w:r>
         <w:rPr>
-          <w:rFonts w:ascii="Arial" w:hAnsi="Arial"/>
+          <w:rFonts w:ascii="Arial" w:hAnsi="Arial" w:cs="Arial"/>
           <w:b w:val="0"/>
           <w:i w:val="0"/>
+          <w:color w:val="000000"/>
           <w:sz w:val="22"/>
         </w:rPr>
         <w:t xml:space="preserve"> </w:t>
       </w:r>
       <w:r>
         <w:rPr>
-          <w:rFonts w:ascii="Arial" w:hAnsi="Arial"/>
+          <w:rFonts w:ascii="Arial" w:hAnsi="Arial" w:cs="Arial"/>
           <w:b w:val="0"/>
           <w:i/>
+          <w:color w:val="000000"/>
           <w:sz w:val="22"/>
         </w:rPr>
         <w:t>(Time Factors)</w:t>
       </w:r>
       <w:r>
         <w:rPr>
-          <w:rFonts w:ascii="Arial" w:hAnsi="Arial"/>
+          <w:rFonts w:ascii="Arial" w:hAnsi="Arial" w:cs="Arial"/>
           <w:b w:val="0"/>
           <w:i w:val="0"/>
+          <w:color w:val="000000"/>
           <w:sz w:val="22"/>
         </w:rPr>
         <w:t xml:space="preserve"> — laporan siasatan kemalangan patut menerangkan masa hari, dan hubungannya dengan syif: jam pertama atau terakhir; syif berputar/lapan jam lurus; serta fasa kerja pekerja: sedang bekerja/waktu rehat/waktu makan tengah hari/kerja lebih masa/memasuki atau meninggalkan tapak kerja/bangunan/pejabat.</w:t>
@@ -1314,49 +2147,55 @@
     </w:p>
     <w:p>
       <w:pPr>
-        <w:spacing w:after="160"/>
+        <w:spacing w:after="120" w:line="276" w:lineRule="auto"/>
+        <w:jc w:val="left"/>
       </w:pPr>
       <w:r>
         <w:rPr>
-          <w:rFonts w:ascii="Arial" w:hAnsi="Arial"/>
+          <w:rFonts w:ascii="Arial" w:hAnsi="Arial" w:cs="Arial"/>
           <w:b w:val="0"/>
           <w:i w:val="0"/>
+          <w:color w:val="000000"/>
           <w:sz w:val="22"/>
         </w:rPr>
         <w:t xml:space="preserve">iv) </w:t>
       </w:r>
       <w:r>
         <w:rPr>
-          <w:rFonts w:ascii="Arial" w:hAnsi="Arial"/>
+          <w:rFonts w:ascii="Arial" w:hAnsi="Arial" w:cs="Arial"/>
           <w:b/>
           <w:i w:val="0"/>
+          <w:color w:val="000000"/>
           <w:sz w:val="22"/>
         </w:rPr>
         <w:t>Ciri Pekerja</w:t>
       </w:r>
       <w:r>
         <w:rPr>
-          <w:rFonts w:ascii="Arial" w:hAnsi="Arial"/>
+          <w:rFonts w:ascii="Arial" w:hAnsi="Arial" w:cs="Arial"/>
           <w:b w:val="0"/>
           <w:i w:val="0"/>
+          <w:color w:val="000000"/>
           <w:sz w:val="22"/>
         </w:rPr>
         <w:t xml:space="preserve"> </w:t>
       </w:r>
       <w:r>
         <w:rPr>
-          <w:rFonts w:ascii="Arial" w:hAnsi="Arial"/>
+          <w:rFonts w:ascii="Arial" w:hAnsi="Arial" w:cs="Arial"/>
           <w:b w:val="0"/>
           <w:i/>
+          <w:color w:val="000000"/>
           <w:sz w:val="22"/>
         </w:rPr>
         <w:t>(Employee Characteristics)</w:t>
       </w:r>
       <w:r>
         <w:rPr>
-          <w:rFonts w:ascii="Arial" w:hAnsi="Arial"/>
+          <w:rFonts w:ascii="Arial" w:hAnsi="Arial" w:cs="Arial"/>
           <w:b w:val="0"/>
           <w:i w:val="0"/>
+          <w:color w:val="000000"/>
           <w:sz w:val="22"/>
         </w:rPr>
         <w:t xml:space="preserve"> — apakah pengalaman kerja mangsa? Berapa kerap aktiviti kerja diulang? Berapa kerap pekerja terlibat dalam kerja sedemikian? Berapa banyak latihan diberikan dan bila latihan terakhir?</w:t>
@@ -1364,49 +2203,55 @@
     </w:p>
     <w:p>
       <w:pPr>
-        <w:spacing w:after="160"/>
+        <w:spacing w:after="120" w:line="276" w:lineRule="auto"/>
+        <w:jc w:val="left"/>
       </w:pPr>
       <w:r>
         <w:rPr>
-          <w:rFonts w:ascii="Arial" w:hAnsi="Arial"/>
+          <w:rFonts w:ascii="Arial" w:hAnsi="Arial" w:cs="Arial"/>
           <w:b w:val="0"/>
           <w:i w:val="0"/>
+          <w:color w:val="000000"/>
           <w:sz w:val="22"/>
         </w:rPr>
         <w:t xml:space="preserve">v) </w:t>
       </w:r>
       <w:r>
         <w:rPr>
-          <w:rFonts w:ascii="Arial" w:hAnsi="Arial"/>
+          <w:rFonts w:ascii="Arial" w:hAnsi="Arial" w:cs="Arial"/>
           <w:b/>
           <w:i w:val="0"/>
+          <w:color w:val="000000"/>
           <w:sz w:val="22"/>
         </w:rPr>
         <w:t>Penerangan Naratif</w:t>
       </w:r>
       <w:r>
         <w:rPr>
-          <w:rFonts w:ascii="Arial" w:hAnsi="Arial"/>
+          <w:rFonts w:ascii="Arial" w:hAnsi="Arial" w:cs="Arial"/>
           <w:b w:val="0"/>
           <w:i w:val="0"/>
+          <w:color w:val="000000"/>
           <w:sz w:val="22"/>
         </w:rPr>
         <w:t xml:space="preserve"> </w:t>
       </w:r>
       <w:r>
         <w:rPr>
-          <w:rFonts w:ascii="Arial" w:hAnsi="Arial"/>
+          <w:rFonts w:ascii="Arial" w:hAnsi="Arial" w:cs="Arial"/>
           <w:b w:val="0"/>
           <w:i/>
+          <w:color w:val="000000"/>
           <w:sz w:val="22"/>
         </w:rPr>
         <w:t>(A Narrative Description)</w:t>
       </w:r>
       <w:r>
         <w:rPr>
-          <w:rFonts w:ascii="Arial" w:hAnsi="Arial"/>
+          <w:rFonts w:ascii="Arial" w:hAnsi="Arial" w:cs="Arial"/>
           <w:b w:val="0"/>
           <w:i w:val="0"/>
+          <w:color w:val="000000"/>
           <w:sz w:val="22"/>
         </w:rPr>
         <w:t xml:space="preserve"> — jelaskan apa yang orang itu lakukan. Objek apa yang terlibat? Tindakan dan pergerakan mana yang membawa kepada kemalangan?</w:t>
@@ -1414,49 +2259,55 @@
     </w:p>
     <w:p>
       <w:pPr>
-        <w:spacing w:after="160"/>
+        <w:spacing w:after="120" w:line="276" w:lineRule="auto"/>
+        <w:jc w:val="left"/>
       </w:pPr>
       <w:r>
         <w:rPr>
-          <w:rFonts w:ascii="Arial" w:hAnsi="Arial"/>
+          <w:rFonts w:ascii="Arial" w:hAnsi="Arial" w:cs="Arial"/>
           <w:b w:val="0"/>
           <w:i w:val="0"/>
+          <w:color w:val="000000"/>
           <w:sz w:val="22"/>
         </w:rPr>
         <w:t xml:space="preserve">vi) </w:t>
       </w:r>
       <w:r>
         <w:rPr>
-          <w:rFonts w:ascii="Arial" w:hAnsi="Arial"/>
+          <w:rFonts w:ascii="Arial" w:hAnsi="Arial" w:cs="Arial"/>
           <w:b/>
           <w:i w:val="0"/>
+          <w:color w:val="000000"/>
           <w:sz w:val="22"/>
         </w:rPr>
         <w:t>Ciri Peralatan</w:t>
       </w:r>
       <w:r>
         <w:rPr>
-          <w:rFonts w:ascii="Arial" w:hAnsi="Arial"/>
+          <w:rFonts w:ascii="Arial" w:hAnsi="Arial" w:cs="Arial"/>
           <w:b w:val="0"/>
           <w:i w:val="0"/>
+          <w:color w:val="000000"/>
           <w:sz w:val="22"/>
         </w:rPr>
         <w:t xml:space="preserve"> </w:t>
       </w:r>
       <w:r>
         <w:rPr>
-          <w:rFonts w:ascii="Arial" w:hAnsi="Arial"/>
+          <w:rFonts w:ascii="Arial" w:hAnsi="Arial" w:cs="Arial"/>
           <w:b w:val="0"/>
           <w:i/>
+          <w:color w:val="000000"/>
           <w:sz w:val="22"/>
         </w:rPr>
         <w:t>(Equipment Characteristics)</w:t>
       </w:r>
       <w:r>
         <w:rPr>
-          <w:rFonts w:ascii="Arial" w:hAnsi="Arial"/>
+          <w:rFonts w:ascii="Arial" w:hAnsi="Arial" w:cs="Arial"/>
           <w:b w:val="0"/>
           <w:i w:val="0"/>
+          <w:color w:val="000000"/>
           <w:sz w:val="22"/>
         </w:rPr>
         <w:t xml:space="preserve"> — terangkan jenis, jenama/model/saiz dan sebarang ciri khusus/keadaan/bahagian peralatan yang terlibat (termasuk nombor pengenalan, dan sebarang pengubahsuaian yang mungkin dibuat pada peralatan). Adakah peralatan atau pengawal keselamatan dialih atau digunakan dengan betul?</w:t>
@@ -1464,85 +2315,95 @@
     </w:p>
     <w:p>
       <w:pPr>
-        <w:spacing w:after="160"/>
+        <w:spacing w:after="120" w:line="276" w:lineRule="auto"/>
+        <w:jc w:val="left"/>
       </w:pPr>
       <w:r>
         <w:rPr>
-          <w:rFonts w:ascii="Arial" w:hAnsi="Arial"/>
+          <w:rFonts w:ascii="Arial" w:hAnsi="Arial" w:cs="Arial"/>
           <w:b w:val="0"/>
           <w:i w:val="0"/>
+          <w:color w:val="000000"/>
           <w:sz w:val="22"/>
         </w:rPr>
         <w:t xml:space="preserve">vii) </w:t>
       </w:r>
       <w:r>
         <w:rPr>
-          <w:rFonts w:ascii="Arial" w:hAnsi="Arial"/>
+          <w:rFonts w:ascii="Arial" w:hAnsi="Arial" w:cs="Arial"/>
           <w:b/>
           <w:i w:val="0"/>
+          <w:color w:val="000000"/>
           <w:sz w:val="22"/>
         </w:rPr>
         <w:t>Ciri Tugas</w:t>
       </w:r>
       <w:r>
         <w:rPr>
-          <w:rFonts w:ascii="Arial" w:hAnsi="Arial"/>
+          <w:rFonts w:ascii="Arial" w:hAnsi="Arial" w:cs="Arial"/>
           <w:b w:val="0"/>
           <w:i w:val="0"/>
+          <w:color w:val="000000"/>
           <w:sz w:val="22"/>
         </w:rPr>
         <w:t xml:space="preserve"> </w:t>
       </w:r>
       <w:r>
         <w:rPr>
-          <w:rFonts w:ascii="Arial" w:hAnsi="Arial"/>
+          <w:rFonts w:ascii="Arial" w:hAnsi="Arial" w:cs="Arial"/>
           <w:b w:val="0"/>
           <w:i/>
+          <w:color w:val="000000"/>
           <w:sz w:val="22"/>
         </w:rPr>
         <w:t>(Characteristics Of The Task)</w:t>
       </w:r>
       <w:r>
         <w:rPr>
-          <w:rFonts w:ascii="Arial" w:hAnsi="Arial"/>
+          <w:rFonts w:ascii="Arial" w:hAnsi="Arial" w:cs="Arial"/>
           <w:b w:val="0"/>
           <w:i w:val="0"/>
+          <w:color w:val="000000"/>
           <w:sz w:val="22"/>
         </w:rPr>
         <w:t xml:space="preserve"> — apakah tugas am yang dilakukan (contoh, membaiki </w:t>
       </w:r>
       <w:r>
         <w:rPr>
-          <w:rFonts w:ascii="Arial" w:hAnsi="Arial"/>
+          <w:rFonts w:ascii="Arial" w:hAnsi="Arial" w:cs="Arial"/>
           <w:b w:val="0"/>
           <w:i/>
+          <w:color w:val="000000"/>
           <w:sz w:val="22"/>
         </w:rPr>
         <w:t>wing plow</w:t>
       </w:r>
       <w:r>
         <w:rPr>
-          <w:rFonts w:ascii="Arial" w:hAnsi="Arial"/>
+          <w:rFonts w:ascii="Arial" w:hAnsi="Arial" w:cs="Arial"/>
           <w:b w:val="0"/>
           <w:i w:val="0"/>
+          <w:color w:val="000000"/>
           <w:sz w:val="22"/>
         </w:rPr>
         <w:t xml:space="preserve">) dan aktiviti khusus (contoh, menggunakan </w:t>
       </w:r>
       <w:r>
         <w:rPr>
-          <w:rFonts w:ascii="Arial" w:hAnsi="Arial"/>
+          <w:rFonts w:ascii="Arial" w:hAnsi="Arial" w:cs="Arial"/>
           <w:b w:val="0"/>
           <w:i/>
+          <w:color w:val="000000"/>
           <w:sz w:val="22"/>
         </w:rPr>
         <w:t>power impact wrench</w:t>
       </w:r>
       <w:r>
         <w:rPr>
-          <w:rFonts w:ascii="Arial" w:hAnsi="Arial"/>
+          <w:rFonts w:ascii="Arial" w:hAnsi="Arial" w:cs="Arial"/>
           <w:b w:val="0"/>
           <w:i w:val="0"/>
+          <w:color w:val="000000"/>
           <w:sz w:val="22"/>
         </w:rPr>
         <w:t>)? Postur dan lokasi pekerja? Bekerja sendirian atau dengan orang lain? Adakah ini alat yang betul untuk tugas itu?</w:t>
@@ -1550,49 +2411,55 @@
     </w:p>
     <w:p>
       <w:pPr>
-        <w:spacing w:after="160"/>
+        <w:spacing w:after="120" w:line="276" w:lineRule="auto"/>
+        <w:jc w:val="left"/>
       </w:pPr>
       <w:r>
         <w:rPr>
-          <w:rFonts w:ascii="Arial" w:hAnsi="Arial"/>
+          <w:rFonts w:ascii="Arial" w:hAnsi="Arial" w:cs="Arial"/>
           <w:b w:val="0"/>
           <w:i w:val="0"/>
+          <w:color w:val="000000"/>
           <w:sz w:val="22"/>
         </w:rPr>
         <w:t xml:space="preserve">viii) </w:t>
       </w:r>
       <w:r>
         <w:rPr>
-          <w:rFonts w:ascii="Arial" w:hAnsi="Arial"/>
+          <w:rFonts w:ascii="Arial" w:hAnsi="Arial" w:cs="Arial"/>
           <w:b/>
           <w:i w:val="0"/>
+          <w:color w:val="000000"/>
           <w:sz w:val="22"/>
         </w:rPr>
         <w:t>Langkah Pencegahan</w:t>
       </w:r>
       <w:r>
         <w:rPr>
-          <w:rFonts w:ascii="Arial" w:hAnsi="Arial"/>
+          <w:rFonts w:ascii="Arial" w:hAnsi="Arial" w:cs="Arial"/>
           <w:b w:val="0"/>
           <w:i w:val="0"/>
+          <w:color w:val="000000"/>
           <w:sz w:val="22"/>
         </w:rPr>
         <w:t xml:space="preserve"> </w:t>
       </w:r>
       <w:r>
         <w:rPr>
-          <w:rFonts w:ascii="Arial" w:hAnsi="Arial"/>
+          <w:rFonts w:ascii="Arial" w:hAnsi="Arial" w:cs="Arial"/>
           <w:b w:val="0"/>
           <w:i/>
+          <w:color w:val="000000"/>
           <w:sz w:val="22"/>
         </w:rPr>
         <w:t>(Preventive Measures)</w:t>
       </w:r>
       <w:r>
         <w:rPr>
-          <w:rFonts w:ascii="Arial" w:hAnsi="Arial"/>
+          <w:rFonts w:ascii="Arial" w:hAnsi="Arial" w:cs="Arial"/>
           <w:b w:val="0"/>
           <w:i w:val="0"/>
+          <w:color w:val="000000"/>
           <w:sz w:val="22"/>
         </w:rPr>
         <w:t xml:space="preserve"> — apakah peralatan perlindungan diri yang dipakai? Apakah latihan yang diterima pekerja bagi tugas yang dilakukannya? Adakah piawaian prosedur wujud? Adakah ia bertulis? Adakah ia diikuti? Di manakah penyelia pada masa kemalangan?</w:t>
@@ -1600,49 +2467,55 @@
     </w:p>
     <w:p>
       <w:pPr>
-        <w:spacing w:after="160"/>
+        <w:spacing w:after="120" w:line="276" w:lineRule="auto"/>
+        <w:jc w:val="left"/>
       </w:pPr>
       <w:r>
         <w:rPr>
-          <w:rFonts w:ascii="Arial" w:hAnsi="Arial"/>
+          <w:rFonts w:ascii="Arial" w:hAnsi="Arial" w:cs="Arial"/>
           <w:b w:val="0"/>
           <w:i w:val="0"/>
+          <w:color w:val="000000"/>
           <w:sz w:val="22"/>
         </w:rPr>
         <w:t xml:space="preserve">ix) </w:t>
       </w:r>
       <w:r>
         <w:rPr>
-          <w:rFonts w:ascii="Arial" w:hAnsi="Arial"/>
+          <w:rFonts w:ascii="Arial" w:hAnsi="Arial" w:cs="Arial"/>
           <w:b/>
           <w:i w:val="0"/>
+          <w:color w:val="000000"/>
           <w:sz w:val="22"/>
         </w:rPr>
         <w:t>Keterukan Kemalangan</w:t>
       </w:r>
       <w:r>
         <w:rPr>
-          <w:rFonts w:ascii="Arial" w:hAnsi="Arial"/>
+          <w:rFonts w:ascii="Arial" w:hAnsi="Arial" w:cs="Arial"/>
           <w:b w:val="0"/>
           <w:i w:val="0"/>
+          <w:color w:val="000000"/>
           <w:sz w:val="22"/>
         </w:rPr>
         <w:t xml:space="preserve"> </w:t>
       </w:r>
       <w:r>
         <w:rPr>
-          <w:rFonts w:ascii="Arial" w:hAnsi="Arial"/>
+          <w:rFonts w:ascii="Arial" w:hAnsi="Arial" w:cs="Arial"/>
           <w:b w:val="0"/>
           <w:i/>
+          <w:color w:val="000000"/>
           <w:sz w:val="22"/>
         </w:rPr>
         <w:t>(Accident Severity)</w:t>
       </w:r>
       <w:r>
         <w:rPr>
-          <w:rFonts w:ascii="Arial" w:hAnsi="Arial"/>
+          <w:rFonts w:ascii="Arial" w:hAnsi="Arial" w:cs="Arial"/>
           <w:b w:val="0"/>
           <w:i w:val="0"/>
+          <w:color w:val="000000"/>
           <w:sz w:val="22"/>
         </w:rPr>
         <w:t xml:space="preserve"> — terangkan sifat kecederaan dan bahagian badan yang terjejas. Adakah lebih daripada seorang pekerja tercedera?</w:t>
@@ -1650,31 +2523,35 @@
     </w:p>
     <w:p>
       <w:pPr>
-        <w:spacing w:after="160"/>
+        <w:spacing w:after="120" w:line="276" w:lineRule="auto"/>
+        <w:jc w:val="left"/>
       </w:pPr>
       <w:r>
         <w:rPr>
-          <w:rFonts w:ascii="Arial" w:hAnsi="Arial"/>
+          <w:rFonts w:ascii="Arial" w:hAnsi="Arial" w:cs="Arial"/>
           <w:b/>
           <w:i w:val="0"/>
+          <w:color w:val="000000"/>
           <w:sz w:val="22"/>
         </w:rPr>
         <w:t>4.5 Investigative Factors</w:t>
       </w:r>
       <w:r>
         <w:rPr>
-          <w:rFonts w:ascii="Arial" w:hAnsi="Arial"/>
+          <w:rFonts w:ascii="Arial" w:hAnsi="Arial" w:cs="Arial"/>
           <w:b w:val="0"/>
           <w:i w:val="0"/>
+          <w:color w:val="000000"/>
           <w:sz w:val="22"/>
         </w:rPr>
         <w:t xml:space="preserve"> </w:t>
       </w:r>
       <w:r>
         <w:rPr>
-          <w:rFonts w:ascii="Arial" w:hAnsi="Arial"/>
+          <w:rFonts w:ascii="Arial" w:hAnsi="Arial" w:cs="Arial"/>
           <w:b w:val="0"/>
           <w:i/>
+          <w:color w:val="000000"/>
           <w:sz w:val="22"/>
         </w:rPr>
         <w:t>(Faktor-Faktor Siasatan)</w:t>
@@ -1682,13 +2559,15 @@
     </w:p>
     <w:p>
       <w:pPr>
-        <w:spacing w:after="160"/>
+        <w:spacing w:after="120" w:line="276" w:lineRule="auto"/>
+        <w:jc w:val="left"/>
       </w:pPr>
       <w:r>
         <w:rPr>
-          <w:rFonts w:ascii="Arial" w:hAnsi="Arial"/>
+          <w:rFonts w:ascii="Arial" w:hAnsi="Arial" w:cs="Arial"/>
           <w:b w:val="0"/>
           <w:i w:val="0"/>
+          <w:color w:val="000000"/>
           <w:sz w:val="22"/>
         </w:rPr>
         <w:t>Senarai berikut secara amnya terpakai dan patut dipertimbangkan sebagai tambahan kepada penyataan pada borang siasatan kemalangan: (i) Apakah yang orang lain lakukan pada masa kemalangan? (ii) Adakah orang itu mengikut prosedur yang ditetapkan dengan jelas? (iii) Adakah proses atau tugas baharu kepada kumpulan? (iv) Adakah orang/kumpulan menerima latihan pengenalan bahaya? (v) Adakah orang itu melakukan kerja yang dibenarkan? (vi) Adakah orang itu layak melakukan kerja itu? (vii) Adakah peralatan yang betul digunakan? (viii) Di manakah penyelia? (ix) Adakah sebarang jenis tindakan pembetulan pernah dicadangkan sebelum ini tetapi tidak diambil?</w:t>
@@ -1696,112 +2575,125 @@
     </w:p>
     <w:p>
       <w:pPr>
-        <w:spacing w:after="160"/>
+        <w:spacing w:after="120" w:line="276" w:lineRule="auto"/>
+        <w:jc w:val="left"/>
       </w:pPr>
       <w:r>
         <w:rPr>
-          <w:rFonts w:ascii="Arial" w:hAnsi="Arial"/>
+          <w:rFonts w:ascii="Arial" w:hAnsi="Arial" w:cs="Arial"/>
           <w:b/>
           <w:i w:val="0"/>
+          <w:color w:val="000000"/>
           <w:sz w:val="22"/>
         </w:rPr>
         <w:t>4.6 Corrective Action</w:t>
       </w:r>
       <w:r>
         <w:rPr>
-          <w:rFonts w:ascii="Arial" w:hAnsi="Arial"/>
+          <w:rFonts w:ascii="Arial" w:hAnsi="Arial" w:cs="Arial"/>
           <w:b w:val="0"/>
           <w:i w:val="0"/>
+          <w:color w:val="000000"/>
           <w:sz w:val="22"/>
         </w:rPr>
         <w:t xml:space="preserve"> </w:t>
       </w:r>
       <w:r>
         <w:rPr>
-          <w:rFonts w:ascii="Arial" w:hAnsi="Arial"/>
+          <w:rFonts w:ascii="Arial" w:hAnsi="Arial" w:cs="Arial"/>
           <w:b w:val="0"/>
           <w:i/>
+          <w:color w:val="000000"/>
           <w:sz w:val="22"/>
         </w:rPr>
         <w:t>(Tindakan Pembetulan)</w:t>
       </w:r>
       <w:r>
         <w:rPr>
-          <w:rFonts w:ascii="Arial" w:hAnsi="Arial"/>
+          <w:rFonts w:ascii="Arial" w:hAnsi="Arial" w:cs="Arial"/>
           <w:b w:val="0"/>
           <w:i w:val="0"/>
+          <w:color w:val="000000"/>
           <w:sz w:val="22"/>
         </w:rPr>
         <w:t xml:space="preserve"> — faktor yang perlu dianalisis: (i) </w:t>
       </w:r>
       <w:r>
         <w:rPr>
-          <w:rFonts w:ascii="Arial" w:hAnsi="Arial"/>
+          <w:rFonts w:ascii="Arial" w:hAnsi="Arial" w:cs="Arial"/>
           <w:b/>
           <w:i w:val="0"/>
+          <w:color w:val="000000"/>
           <w:sz w:val="22"/>
         </w:rPr>
         <w:t>MESIN</w:t>
       </w:r>
       <w:r>
         <w:rPr>
-          <w:rFonts w:ascii="Arial" w:hAnsi="Arial"/>
+          <w:rFonts w:ascii="Arial" w:hAnsi="Arial" w:cs="Arial"/>
           <w:b w:val="0"/>
           <w:i w:val="0"/>
+          <w:color w:val="000000"/>
           <w:sz w:val="22"/>
         </w:rPr>
         <w:t xml:space="preserve"> — keadaan/pembinaan/reka bentuk berbahaya; peralatan, alat dan objek. (ii) </w:t>
       </w:r>
       <w:r>
         <w:rPr>
-          <w:rFonts w:ascii="Arial" w:hAnsi="Arial"/>
+          <w:rFonts w:ascii="Arial" w:hAnsi="Arial" w:cs="Arial"/>
           <w:b/>
           <w:i w:val="0"/>
+          <w:color w:val="000000"/>
           <w:sz w:val="22"/>
         </w:rPr>
         <w:t>PERSEKITARAN KERJA FIZIKAL</w:t>
       </w:r>
       <w:r>
         <w:rPr>
-          <w:rFonts w:ascii="Arial" w:hAnsi="Arial"/>
+          <w:rFonts w:ascii="Arial" w:hAnsi="Arial" w:cs="Arial"/>
           <w:b w:val="0"/>
           <w:i w:val="0"/>
+          <w:color w:val="000000"/>
           <w:sz w:val="22"/>
         </w:rPr>
         <w:t xml:space="preserve"> — lokasi peralatan, alat dan objek di tempat kerja; lokasi pekerja dalam ruang kerja. (iii) </w:t>
       </w:r>
       <w:r>
         <w:rPr>
-          <w:rFonts w:ascii="Arial" w:hAnsi="Arial"/>
+          <w:rFonts w:ascii="Arial" w:hAnsi="Arial" w:cs="Arial"/>
           <w:b/>
           <w:i w:val="0"/>
+          <w:color w:val="000000"/>
           <w:sz w:val="22"/>
         </w:rPr>
         <w:t>PEKERJA</w:t>
       </w:r>
       <w:r>
         <w:rPr>
-          <w:rFonts w:ascii="Arial" w:hAnsi="Arial"/>
+          <w:rFonts w:ascii="Arial" w:hAnsi="Arial" w:cs="Arial"/>
           <w:b w:val="0"/>
           <w:i w:val="0"/>
+          <w:color w:val="000000"/>
           <w:sz w:val="22"/>
         </w:rPr>
         <w:t xml:space="preserve"> — tindakan/tugas/aktiviti; prosedur kerja; peralatan perlindungan diri. (iv) </w:t>
       </w:r>
       <w:r>
         <w:rPr>
-          <w:rFonts w:ascii="Arial" w:hAnsi="Arial"/>
+          <w:rFonts w:ascii="Arial" w:hAnsi="Arial" w:cs="Arial"/>
           <w:b/>
           <w:i w:val="0"/>
+          <w:color w:val="000000"/>
           <w:sz w:val="22"/>
         </w:rPr>
         <w:t>PENGURUSAN</w:t>
       </w:r>
       <w:r>
         <w:rPr>
-          <w:rFonts w:ascii="Arial" w:hAnsi="Arial"/>
+          <w:rFonts w:ascii="Arial" w:hAnsi="Arial" w:cs="Arial"/>
           <w:b w:val="0"/>
           <w:i w:val="0"/>
+          <w:color w:val="000000"/>
           <w:sz w:val="22"/>
         </w:rPr>
         <w:t xml:space="preserve"> — penyeliaan; penilaian program; latihan.</w:t>
@@ -1809,13 +2701,15 @@
     </w:p>
     <w:p>
       <w:pPr>
-        <w:spacing w:after="160"/>
+        <w:spacing w:after="120" w:line="276" w:lineRule="auto"/>
+        <w:jc w:val="left"/>
       </w:pPr>
       <w:r>
         <w:rPr>
-          <w:rFonts w:ascii="Arial" w:hAnsi="Arial"/>
+          <w:rFonts w:ascii="Arial" w:hAnsi="Arial" w:cs="Arial"/>
           <w:b w:val="0"/>
           <w:i w:val="0"/>
+          <w:color w:val="000000"/>
           <w:sz w:val="22"/>
         </w:rPr>
         <w:t>Punca tindakan tidak selamat yang paling kerap dianggap sebagai penyebab kemalangan: kecacatan fizikal, terlalu yakin, alpa, bosan, mengabaikan bahaya, terburu-buru, gangguan tumpuan, marah, sikap acuh tak acuh, tidak sabar, bergurau kasar, keletihan, tidak menghormati kuasa, tidak beri perhatian kepada arahan, tekanan, dan kebimbangan.</w:t>
@@ -1823,40 +2717,45 @@
     </w:p>
     <w:p>
       <w:pPr>
-        <w:spacing w:after="160"/>
+        <w:spacing w:after="120" w:line="276" w:lineRule="auto"/>
+        <w:jc w:val="left"/>
       </w:pPr>
       <w:r>
         <w:rPr>
-          <w:rFonts w:ascii="Arial" w:hAnsi="Arial"/>
+          <w:rFonts w:ascii="Arial" w:hAnsi="Arial" w:cs="Arial"/>
           <w:b/>
           <w:i w:val="0"/>
+          <w:color w:val="000000"/>
           <w:sz w:val="22"/>
         </w:rPr>
         <w:t>4.7 Preparing The Investigative Report</w:t>
       </w:r>
       <w:r>
         <w:rPr>
-          <w:rFonts w:ascii="Arial" w:hAnsi="Arial"/>
+          <w:rFonts w:ascii="Arial" w:hAnsi="Arial" w:cs="Arial"/>
           <w:b w:val="0"/>
           <w:i w:val="0"/>
+          <w:color w:val="000000"/>
           <w:sz w:val="22"/>
         </w:rPr>
         <w:t xml:space="preserve"> </w:t>
       </w:r>
       <w:r>
         <w:rPr>
-          <w:rFonts w:ascii="Arial" w:hAnsi="Arial"/>
+          <w:rFonts w:ascii="Arial" w:hAnsi="Arial" w:cs="Arial"/>
           <w:b w:val="0"/>
           <w:i/>
+          <w:color w:val="000000"/>
           <w:sz w:val="22"/>
         </w:rPr>
         <w:t>(Menyediakan Laporan Siasatan)</w:t>
       </w:r>
       <w:r>
         <w:rPr>
-          <w:rFonts w:ascii="Arial" w:hAnsi="Arial"/>
+          <w:rFonts w:ascii="Arial" w:hAnsi="Arial" w:cs="Arial"/>
           <w:b w:val="0"/>
           <w:i w:val="0"/>
+          <w:color w:val="000000"/>
           <w:sz w:val="22"/>
         </w:rPr>
         <w:t xml:space="preserve"> — rekod tepat kemalangan atau nyaris kemalangan adalah penting kepada program siasatan dan analisis kemalangan yang berjaya. Siasatan hendaklah menunjuk kepada punca kemalangan dan menjawab soalan berikut: Pada titik mana sistem terputus? Adakah peraturan dan undang-undang dilanggar? Adakah susun atur kerja, proses, atau operasi yang kurang baik menyumbang kepada kemalangan? Apakah faktor manusia atau persekitaran yang menyumbang kepada kemalangan?</w:t>
@@ -1864,31 +2763,35 @@
     </w:p>
     <w:p>
       <w:pPr>
-        <w:spacing w:after="160"/>
+        <w:spacing w:after="120" w:line="276" w:lineRule="auto"/>
+        <w:jc w:val="left"/>
       </w:pPr>
       <w:r>
         <w:rPr>
-          <w:rFonts w:ascii="Arial" w:hAnsi="Arial"/>
+          <w:rFonts w:ascii="Arial" w:hAnsi="Arial" w:cs="Arial"/>
           <w:b/>
           <w:i w:val="0"/>
+          <w:color w:val="000000"/>
           <w:sz w:val="22"/>
         </w:rPr>
         <w:t>4.8 Completing The Accident Investigation Form</w:t>
       </w:r>
       <w:r>
         <w:rPr>
-          <w:rFonts w:ascii="Arial" w:hAnsi="Arial"/>
+          <w:rFonts w:ascii="Arial" w:hAnsi="Arial" w:cs="Arial"/>
           <w:b w:val="0"/>
           <w:i w:val="0"/>
+          <w:color w:val="000000"/>
           <w:sz w:val="22"/>
         </w:rPr>
         <w:t xml:space="preserve"> </w:t>
       </w:r>
       <w:r>
         <w:rPr>
-          <w:rFonts w:ascii="Arial" w:hAnsi="Arial"/>
+          <w:rFonts w:ascii="Arial" w:hAnsi="Arial" w:cs="Arial"/>
           <w:b w:val="0"/>
           <w:i/>
+          <w:color w:val="000000"/>
           <w:sz w:val="22"/>
         </w:rPr>
         <w:t>(Melengkapkan Borang Siasatan Kemalangan)</w:t>
@@ -1896,13 +2799,15 @@
     </w:p>
     <w:p>
       <w:pPr>
-        <w:spacing w:after="160"/>
+        <w:spacing w:after="120" w:line="276" w:lineRule="auto"/>
+        <w:jc w:val="left"/>
       </w:pPr>
       <w:r>
         <w:rPr>
-          <w:rFonts w:ascii="Arial" w:hAnsi="Arial"/>
+          <w:rFonts w:ascii="Arial" w:hAnsi="Arial" w:cs="Arial"/>
           <w:b w:val="0"/>
           <w:i w:val="0"/>
+          <w:color w:val="000000"/>
           <w:sz w:val="22"/>
         </w:rPr>
         <w:t>Terdapat dua (2) borang siasatan kemalangan — versi pendek dua muka surat digunakan apabila kecederaan hanya memerlukan bantuan mula, dan versi enam (6) muka surat bagi analisis lebih mendalam. Individu yang perlu menyemak Borang Siasatan Kemalangan: Penyelia; Ketua Cawangan/Pengurus Wilayah/Penyelia Kawasan; Penyelaras Keselamatan (bidang fungsian); Pegawai Keselamatan Dan Kesihatan Daerah; Pegawai Keselamatan Dan Kesihatan Ibu Pejabat.</w:t>
@@ -1910,40 +2815,45 @@
     </w:p>
     <w:p>
       <w:pPr>
-        <w:spacing w:after="160"/>
+        <w:spacing w:after="120" w:line="276" w:lineRule="auto"/>
+        <w:jc w:val="left"/>
       </w:pPr>
       <w:r>
         <w:rPr>
-          <w:rFonts w:ascii="Arial" w:hAnsi="Arial"/>
+          <w:rFonts w:ascii="Arial" w:hAnsi="Arial" w:cs="Arial"/>
           <w:b/>
           <w:i w:val="0"/>
+          <w:color w:val="000000"/>
           <w:sz w:val="22"/>
         </w:rPr>
         <w:t>Struktur LAPORAN SIASATAN KEMALANGAN #1 — Laporan Siasatan Kecederaan Peribadi Minor</w:t>
       </w:r>
       <w:r>
         <w:rPr>
-          <w:rFonts w:ascii="Arial" w:hAnsi="Arial"/>
+          <w:rFonts w:ascii="Arial" w:hAnsi="Arial" w:cs="Arial"/>
           <w:b w:val="0"/>
           <w:i w:val="0"/>
+          <w:color w:val="000000"/>
           <w:sz w:val="22"/>
         </w:rPr>
         <w:t xml:space="preserve"> </w:t>
       </w:r>
       <w:r>
         <w:rPr>
-          <w:rFonts w:ascii="Arial" w:hAnsi="Arial"/>
+          <w:rFonts w:ascii="Arial" w:hAnsi="Arial" w:cs="Arial"/>
           <w:b w:val="0"/>
           <w:i/>
+          <w:color w:val="000000"/>
           <w:sz w:val="22"/>
         </w:rPr>
         <w:t>(rasmi, dikekalkan format asal)</w:t>
       </w:r>
       <w:r>
         <w:rPr>
-          <w:rFonts w:ascii="Arial" w:hAnsi="Arial"/>
+          <w:rFonts w:ascii="Arial" w:hAnsi="Arial" w:cs="Arial"/>
           <w:b w:val="0"/>
           <w:i w:val="0"/>
+          <w:color w:val="000000"/>
           <w:sz w:val="22"/>
         </w:rPr>
         <w:t>:</w:t>
@@ -1951,7 +2861,9 @@
     </w:p>
     <w:tbl>
       <w:tblPr>
+        <w:tblStyle w:val="TableGrid"/>
         <w:tblW w:type="auto" w:w="0"/>
+        <w:tblLayout w:type="autofit"/>
         <w:tblLook w:firstColumn="1" w:firstRow="1" w:lastColumn="0" w:lastRow="0" w:noHBand="0" w:noVBand="1" w:val="04A0"/>
         <w:tblBorders>
           <w:top w:val="single" w:sz="4" w:space="0" w:color="000000"/>
@@ -1967,18 +2879,37 @@
         <w:gridCol w:w="4819"/>
       </w:tblGrid>
       <w:tr>
+        <w:trPr>
+          <w:tblHeader w:val="true"/>
+          <w:cantSplit w:val="true"/>
+        </w:trPr>
         <w:tc>
           <w:tcPr>
             <w:tcW w:type="dxa" w:w="4819"/>
+            <w:tcMar>
+              <w:top w:w="57" w:type="dxa"/>
+              <w:left w:w="57" w:type="dxa"/>
+              <w:bottom w:w="57" w:type="dxa"/>
+              <w:right w:w="57" w:type="dxa"/>
+            </w:tcMar>
+            <w:shd w:val="clear" w:color="auto" w:fill="D9D9D9"/>
           </w:tcPr>
           <w:p>
-            <w:r/>
             <w:r>
               <w:rPr>
-                <w:rFonts w:ascii="Arial" w:hAnsi="Arial"/>
+                <w:rFonts w:ascii="Arial" w:hAnsi="Arial" w:cs="Arial"/>
+                <w:b/>
+                <w:color w:val="000000"/>
+                <w:sz w:val="20"/>
+              </w:rPr>
+            </w:r>
+            <w:r>
+              <w:rPr>
+                <w:rFonts w:ascii="Arial" w:hAnsi="Arial" w:cs="Arial"/>
                 <w:b/>
                 <w:i w:val="0"/>
-                <w:sz w:val="22"/>
+                <w:color w:val="000000"/>
+                <w:sz w:val="20"/>
               </w:rPr>
               <w:t>Medan</w:t>
             </w:r>
@@ -1987,15 +2918,30 @@
         <w:tc>
           <w:tcPr>
             <w:tcW w:type="dxa" w:w="4819"/>
+            <w:tcMar>
+              <w:top w:w="57" w:type="dxa"/>
+              <w:left w:w="57" w:type="dxa"/>
+              <w:bottom w:w="57" w:type="dxa"/>
+              <w:right w:w="57" w:type="dxa"/>
+            </w:tcMar>
+            <w:shd w:val="clear" w:color="auto" w:fill="D9D9D9"/>
           </w:tcPr>
           <w:p>
-            <w:r/>
             <w:r>
               <w:rPr>
-                <w:rFonts w:ascii="Arial" w:hAnsi="Arial"/>
+                <w:rFonts w:ascii="Arial" w:hAnsi="Arial" w:cs="Arial"/>
+                <w:b/>
+                <w:color w:val="000000"/>
+                <w:sz w:val="20"/>
+              </w:rPr>
+            </w:r>
+            <w:r>
+              <w:rPr>
+                <w:rFonts w:ascii="Arial" w:hAnsi="Arial" w:cs="Arial"/>
                 <w:b/>
                 <w:i w:val="0"/>
-                <w:sz w:val="22"/>
+                <w:color w:val="000000"/>
+                <w:sz w:val="20"/>
               </w:rPr>
               <w:t>Kandungan</w:t>
             </w:r>
@@ -2003,18 +2949,34 @@
         </w:tc>
       </w:tr>
       <w:tr>
+        <w:trPr>
+          <w:cantSplit w:val="true"/>
+        </w:trPr>
         <w:tc>
           <w:tcPr>
             <w:tcW w:type="dxa" w:w="4819"/>
+            <w:tcMar>
+              <w:top w:w="57" w:type="dxa"/>
+              <w:left w:w="57" w:type="dxa"/>
+              <w:bottom w:w="57" w:type="dxa"/>
+              <w:right w:w="57" w:type="dxa"/>
+            </w:tcMar>
           </w:tcPr>
           <w:p>
-            <w:r/>
             <w:r>
               <w:rPr>
-                <w:rFonts w:ascii="Arial" w:hAnsi="Arial"/>
+                <w:rFonts w:ascii="Arial" w:hAnsi="Arial" w:cs="Arial"/>
+                <w:color w:val="000000"/>
+                <w:sz w:val="20"/>
+              </w:rPr>
+            </w:r>
+            <w:r>
+              <w:rPr>
+                <w:rFonts w:ascii="Arial" w:hAnsi="Arial" w:cs="Arial"/>
                 <w:b w:val="0"/>
                 <w:i w:val="0"/>
-                <w:sz w:val="22"/>
+                <w:color w:val="000000"/>
+                <w:sz w:val="20"/>
               </w:rPr>
               <w:t>Tarikh Kemalangan/Kejadian</w:t>
             </w:r>
@@ -2023,15 +2985,28 @@
         <w:tc>
           <w:tcPr>
             <w:tcW w:type="dxa" w:w="4819"/>
+            <w:tcMar>
+              <w:top w:w="57" w:type="dxa"/>
+              <w:left w:w="57" w:type="dxa"/>
+              <w:bottom w:w="57" w:type="dxa"/>
+              <w:right w:w="57" w:type="dxa"/>
+            </w:tcMar>
           </w:tcPr>
           <w:p>
-            <w:r/>
             <w:r>
               <w:rPr>
-                <w:rFonts w:ascii="Arial" w:hAnsi="Arial"/>
+                <w:rFonts w:ascii="Arial" w:hAnsi="Arial" w:cs="Arial"/>
+                <w:color w:val="000000"/>
+                <w:sz w:val="20"/>
+              </w:rPr>
+            </w:r>
+            <w:r>
+              <w:rPr>
+                <w:rFonts w:ascii="Arial" w:hAnsi="Arial" w:cs="Arial"/>
                 <w:b w:val="0"/>
                 <w:i w:val="0"/>
-                <w:sz w:val="22"/>
+                <w:color w:val="000000"/>
+                <w:sz w:val="20"/>
               </w:rPr>
               <w:t>_____________</w:t>
             </w:r>
@@ -2039,18 +3014,34 @@
         </w:tc>
       </w:tr>
       <w:tr>
+        <w:trPr>
+          <w:cantSplit w:val="true"/>
+        </w:trPr>
         <w:tc>
           <w:tcPr>
             <w:tcW w:type="dxa" w:w="4819"/>
+            <w:tcMar>
+              <w:top w:w="57" w:type="dxa"/>
+              <w:left w:w="57" w:type="dxa"/>
+              <w:bottom w:w="57" w:type="dxa"/>
+              <w:right w:w="57" w:type="dxa"/>
+            </w:tcMar>
           </w:tcPr>
           <w:p>
-            <w:r/>
             <w:r>
               <w:rPr>
-                <w:rFonts w:ascii="Arial" w:hAnsi="Arial"/>
+                <w:rFonts w:ascii="Arial" w:hAnsi="Arial" w:cs="Arial"/>
+                <w:color w:val="000000"/>
+                <w:sz w:val="20"/>
+              </w:rPr>
+            </w:r>
+            <w:r>
+              <w:rPr>
+                <w:rFonts w:ascii="Arial" w:hAnsi="Arial" w:cs="Arial"/>
                 <w:b w:val="0"/>
                 <w:i w:val="0"/>
-                <w:sz w:val="22"/>
+                <w:color w:val="000000"/>
+                <w:sz w:val="20"/>
               </w:rPr>
               <w:t>Masa</w:t>
             </w:r>
@@ -2059,15 +3050,28 @@
         <w:tc>
           <w:tcPr>
             <w:tcW w:type="dxa" w:w="4819"/>
+            <w:tcMar>
+              <w:top w:w="57" w:type="dxa"/>
+              <w:left w:w="57" w:type="dxa"/>
+              <w:bottom w:w="57" w:type="dxa"/>
+              <w:right w:w="57" w:type="dxa"/>
+            </w:tcMar>
           </w:tcPr>
           <w:p>
-            <w:r/>
             <w:r>
               <w:rPr>
-                <w:rFonts w:ascii="Arial" w:hAnsi="Arial"/>
+                <w:rFonts w:ascii="Arial" w:hAnsi="Arial" w:cs="Arial"/>
+                <w:color w:val="000000"/>
+                <w:sz w:val="20"/>
+              </w:rPr>
+            </w:r>
+            <w:r>
+              <w:rPr>
+                <w:rFonts w:ascii="Arial" w:hAnsi="Arial" w:cs="Arial"/>
                 <w:b w:val="0"/>
                 <w:i w:val="0"/>
-                <w:sz w:val="22"/>
+                <w:color w:val="000000"/>
+                <w:sz w:val="20"/>
               </w:rPr>
               <w:t>___ am / ___ pm</w:t>
             </w:r>
@@ -2075,18 +3079,34 @@
         </w:tc>
       </w:tr>
       <w:tr>
+        <w:trPr>
+          <w:cantSplit w:val="true"/>
+        </w:trPr>
         <w:tc>
           <w:tcPr>
             <w:tcW w:type="dxa" w:w="4819"/>
+            <w:tcMar>
+              <w:top w:w="57" w:type="dxa"/>
+              <w:left w:w="57" w:type="dxa"/>
+              <w:bottom w:w="57" w:type="dxa"/>
+              <w:right w:w="57" w:type="dxa"/>
+            </w:tcMar>
           </w:tcPr>
           <w:p>
-            <w:r/>
             <w:r>
               <w:rPr>
-                <w:rFonts w:ascii="Arial" w:hAnsi="Arial"/>
+                <w:rFonts w:ascii="Arial" w:hAnsi="Arial" w:cs="Arial"/>
+                <w:color w:val="000000"/>
+                <w:sz w:val="20"/>
+              </w:rPr>
+            </w:r>
+            <w:r>
+              <w:rPr>
+                <w:rFonts w:ascii="Arial" w:hAnsi="Arial" w:cs="Arial"/>
                 <w:b w:val="0"/>
                 <w:i w:val="0"/>
-                <w:sz w:val="22"/>
+                <w:color w:val="000000"/>
+                <w:sz w:val="20"/>
               </w:rPr>
               <w:t>Nama Pekerja Tercedera</w:t>
             </w:r>
@@ -2095,15 +3115,28 @@
         <w:tc>
           <w:tcPr>
             <w:tcW w:type="dxa" w:w="4819"/>
+            <w:tcMar>
+              <w:top w:w="57" w:type="dxa"/>
+              <w:left w:w="57" w:type="dxa"/>
+              <w:bottom w:w="57" w:type="dxa"/>
+              <w:right w:w="57" w:type="dxa"/>
+            </w:tcMar>
           </w:tcPr>
           <w:p>
-            <w:r/>
             <w:r>
               <w:rPr>
-                <w:rFonts w:ascii="Arial" w:hAnsi="Arial"/>
+                <w:rFonts w:ascii="Arial" w:hAnsi="Arial" w:cs="Arial"/>
+                <w:color w:val="000000"/>
+                <w:sz w:val="20"/>
+              </w:rPr>
+            </w:r>
+            <w:r>
+              <w:rPr>
+                <w:rFonts w:ascii="Arial" w:hAnsi="Arial" w:cs="Arial"/>
                 <w:b w:val="0"/>
                 <w:i w:val="0"/>
-                <w:sz w:val="22"/>
+                <w:color w:val="000000"/>
+                <w:sz w:val="20"/>
               </w:rPr>
               <w:t>_____________</w:t>
             </w:r>
@@ -2111,18 +3144,34 @@
         </w:tc>
       </w:tr>
       <w:tr>
+        <w:trPr>
+          <w:cantSplit w:val="true"/>
+        </w:trPr>
         <w:tc>
           <w:tcPr>
             <w:tcW w:type="dxa" w:w="4819"/>
+            <w:tcMar>
+              <w:top w:w="57" w:type="dxa"/>
+              <w:left w:w="57" w:type="dxa"/>
+              <w:bottom w:w="57" w:type="dxa"/>
+              <w:right w:w="57" w:type="dxa"/>
+            </w:tcMar>
           </w:tcPr>
           <w:p>
-            <w:r/>
             <w:r>
               <w:rPr>
-                <w:rFonts w:ascii="Arial" w:hAnsi="Arial"/>
+                <w:rFonts w:ascii="Arial" w:hAnsi="Arial" w:cs="Arial"/>
+                <w:color w:val="000000"/>
+                <w:sz w:val="20"/>
+              </w:rPr>
+            </w:r>
+            <w:r>
+              <w:rPr>
+                <w:rFonts w:ascii="Arial" w:hAnsi="Arial" w:cs="Arial"/>
                 <w:b w:val="0"/>
                 <w:i w:val="0"/>
-                <w:sz w:val="22"/>
+                <w:color w:val="000000"/>
+                <w:sz w:val="20"/>
               </w:rPr>
               <w:t>Nama Penyelia/Penyiasat</w:t>
             </w:r>
@@ -2131,15 +3180,28 @@
         <w:tc>
           <w:tcPr>
             <w:tcW w:type="dxa" w:w="4819"/>
+            <w:tcMar>
+              <w:top w:w="57" w:type="dxa"/>
+              <w:left w:w="57" w:type="dxa"/>
+              <w:bottom w:w="57" w:type="dxa"/>
+              <w:right w:w="57" w:type="dxa"/>
+            </w:tcMar>
           </w:tcPr>
           <w:p>
-            <w:r/>
             <w:r>
               <w:rPr>
-                <w:rFonts w:ascii="Arial" w:hAnsi="Arial"/>
+                <w:rFonts w:ascii="Arial" w:hAnsi="Arial" w:cs="Arial"/>
+                <w:color w:val="000000"/>
+                <w:sz w:val="20"/>
+              </w:rPr>
+            </w:r>
+            <w:r>
+              <w:rPr>
+                <w:rFonts w:ascii="Arial" w:hAnsi="Arial" w:cs="Arial"/>
                 <w:b w:val="0"/>
                 <w:i w:val="0"/>
-                <w:sz w:val="22"/>
+                <w:color w:val="000000"/>
+                <w:sz w:val="20"/>
               </w:rPr>
               <w:t>_____________</w:t>
             </w:r>
@@ -2147,18 +3209,34 @@
         </w:tc>
       </w:tr>
       <w:tr>
+        <w:trPr>
+          <w:cantSplit w:val="true"/>
+        </w:trPr>
         <w:tc>
           <w:tcPr>
             <w:tcW w:type="dxa" w:w="4819"/>
+            <w:tcMar>
+              <w:top w:w="57" w:type="dxa"/>
+              <w:left w:w="57" w:type="dxa"/>
+              <w:bottom w:w="57" w:type="dxa"/>
+              <w:right w:w="57" w:type="dxa"/>
+            </w:tcMar>
           </w:tcPr>
           <w:p>
-            <w:r/>
             <w:r>
               <w:rPr>
-                <w:rFonts w:ascii="Arial" w:hAnsi="Arial"/>
+                <w:rFonts w:ascii="Arial" w:hAnsi="Arial" w:cs="Arial"/>
+                <w:color w:val="000000"/>
+                <w:sz w:val="20"/>
+              </w:rPr>
+            </w:r>
+            <w:r>
+              <w:rPr>
+                <w:rFonts w:ascii="Arial" w:hAnsi="Arial" w:cs="Arial"/>
                 <w:b w:val="0"/>
                 <w:i w:val="0"/>
-                <w:sz w:val="22"/>
+                <w:color w:val="000000"/>
+                <w:sz w:val="20"/>
               </w:rPr>
               <w:t>Sifat Kecederaan</w:t>
             </w:r>
@@ -2167,15 +3245,28 @@
         <w:tc>
           <w:tcPr>
             <w:tcW w:type="dxa" w:w="4819"/>
+            <w:tcMar>
+              <w:top w:w="57" w:type="dxa"/>
+              <w:left w:w="57" w:type="dxa"/>
+              <w:bottom w:w="57" w:type="dxa"/>
+              <w:right w:w="57" w:type="dxa"/>
+            </w:tcMar>
           </w:tcPr>
           <w:p>
-            <w:r/>
             <w:r>
               <w:rPr>
-                <w:rFonts w:ascii="Arial" w:hAnsi="Arial"/>
+                <w:rFonts w:ascii="Arial" w:hAnsi="Arial" w:cs="Arial"/>
+                <w:color w:val="000000"/>
+                <w:sz w:val="20"/>
+              </w:rPr>
+            </w:r>
+            <w:r>
+              <w:rPr>
+                <w:rFonts w:ascii="Arial" w:hAnsi="Arial" w:cs="Arial"/>
                 <w:b w:val="0"/>
                 <w:i w:val="0"/>
-                <w:sz w:val="22"/>
+                <w:color w:val="000000"/>
+                <w:sz w:val="20"/>
               </w:rPr>
               <w:t>Apakah sifat kecederaan pekerja?</w:t>
             </w:r>
@@ -2183,18 +3274,34 @@
         </w:tc>
       </w:tr>
       <w:tr>
+        <w:trPr>
+          <w:cantSplit w:val="true"/>
+        </w:trPr>
         <w:tc>
           <w:tcPr>
             <w:tcW w:type="dxa" w:w="4819"/>
+            <w:tcMar>
+              <w:top w:w="57" w:type="dxa"/>
+              <w:left w:w="57" w:type="dxa"/>
+              <w:bottom w:w="57" w:type="dxa"/>
+              <w:right w:w="57" w:type="dxa"/>
+            </w:tcMar>
           </w:tcPr>
           <w:p>
-            <w:r/>
             <w:r>
               <w:rPr>
-                <w:rFonts w:ascii="Arial" w:hAnsi="Arial"/>
+                <w:rFonts w:ascii="Arial" w:hAnsi="Arial" w:cs="Arial"/>
+                <w:color w:val="000000"/>
+                <w:sz w:val="20"/>
+              </w:rPr>
+            </w:r>
+            <w:r>
+              <w:rPr>
+                <w:rFonts w:ascii="Arial" w:hAnsi="Arial" w:cs="Arial"/>
                 <w:b w:val="0"/>
                 <w:i w:val="0"/>
-                <w:sz w:val="22"/>
+                <w:color w:val="000000"/>
+                <w:sz w:val="20"/>
               </w:rPr>
               <w:t>Penerangan Kemalangan</w:t>
             </w:r>
@@ -2203,15 +3310,28 @@
         <w:tc>
           <w:tcPr>
             <w:tcW w:type="dxa" w:w="4819"/>
+            <w:tcMar>
+              <w:top w:w="57" w:type="dxa"/>
+              <w:left w:w="57" w:type="dxa"/>
+              <w:bottom w:w="57" w:type="dxa"/>
+              <w:right w:w="57" w:type="dxa"/>
+            </w:tcMar>
           </w:tcPr>
           <w:p>
-            <w:r/>
             <w:r>
               <w:rPr>
-                <w:rFonts w:ascii="Arial" w:hAnsi="Arial"/>
+                <w:rFonts w:ascii="Arial" w:hAnsi="Arial" w:cs="Arial"/>
+                <w:color w:val="000000"/>
+                <w:sz w:val="20"/>
+              </w:rPr>
+            </w:r>
+            <w:r>
+              <w:rPr>
+                <w:rFonts w:ascii="Arial" w:hAnsi="Arial" w:cs="Arial"/>
                 <w:b w:val="0"/>
                 <w:i w:val="0"/>
-                <w:sz w:val="22"/>
+                <w:color w:val="000000"/>
+                <w:sz w:val="20"/>
               </w:rPr>
               <w:t>Apakah yang pekerja lakukan?</w:t>
             </w:r>
@@ -2219,18 +3339,34 @@
         </w:tc>
       </w:tr>
       <w:tr>
+        <w:trPr>
+          <w:cantSplit w:val="true"/>
+        </w:trPr>
         <w:tc>
           <w:tcPr>
             <w:tcW w:type="dxa" w:w="4819"/>
+            <w:tcMar>
+              <w:top w:w="57" w:type="dxa"/>
+              <w:left w:w="57" w:type="dxa"/>
+              <w:bottom w:w="57" w:type="dxa"/>
+              <w:right w:w="57" w:type="dxa"/>
+            </w:tcMar>
           </w:tcPr>
           <w:p>
-            <w:r/>
             <w:r>
               <w:rPr>
-                <w:rFonts w:ascii="Arial" w:hAnsi="Arial"/>
+                <w:rFonts w:ascii="Arial" w:hAnsi="Arial" w:cs="Arial"/>
+                <w:color w:val="000000"/>
+                <w:sz w:val="20"/>
+              </w:rPr>
+            </w:r>
+            <w:r>
+              <w:rPr>
+                <w:rFonts w:ascii="Arial" w:hAnsi="Arial" w:cs="Arial"/>
                 <w:b w:val="0"/>
                 <w:i w:val="0"/>
-                <w:sz w:val="22"/>
+                <w:color w:val="000000"/>
+                <w:sz w:val="20"/>
               </w:rPr>
               <w:t>Lokasi</w:t>
             </w:r>
@@ -2239,15 +3375,28 @@
         <w:tc>
           <w:tcPr>
             <w:tcW w:type="dxa" w:w="4819"/>
+            <w:tcMar>
+              <w:top w:w="57" w:type="dxa"/>
+              <w:left w:w="57" w:type="dxa"/>
+              <w:bottom w:w="57" w:type="dxa"/>
+              <w:right w:w="57" w:type="dxa"/>
+            </w:tcMar>
           </w:tcPr>
           <w:p>
-            <w:r/>
             <w:r>
               <w:rPr>
-                <w:rFonts w:ascii="Arial" w:hAnsi="Arial"/>
+                <w:rFonts w:ascii="Arial" w:hAnsi="Arial" w:cs="Arial"/>
+                <w:color w:val="000000"/>
+                <w:sz w:val="20"/>
+              </w:rPr>
+            </w:r>
+            <w:r>
+              <w:rPr>
+                <w:rFonts w:ascii="Arial" w:hAnsi="Arial" w:cs="Arial"/>
                 <w:b w:val="0"/>
                 <w:i w:val="0"/>
-                <w:sz w:val="22"/>
+                <w:color w:val="000000"/>
+                <w:sz w:val="20"/>
               </w:rPr>
               <w:t>Di mana kemalangan berlaku?</w:t>
             </w:r>
@@ -2255,18 +3404,34 @@
         </w:tc>
       </w:tr>
       <w:tr>
+        <w:trPr>
+          <w:cantSplit w:val="true"/>
+        </w:trPr>
         <w:tc>
           <w:tcPr>
             <w:tcW w:type="dxa" w:w="4819"/>
+            <w:tcMar>
+              <w:top w:w="57" w:type="dxa"/>
+              <w:left w:w="57" w:type="dxa"/>
+              <w:bottom w:w="57" w:type="dxa"/>
+              <w:right w:w="57" w:type="dxa"/>
+            </w:tcMar>
           </w:tcPr>
           <w:p>
-            <w:r/>
             <w:r>
               <w:rPr>
-                <w:rFonts w:ascii="Arial" w:hAnsi="Arial"/>
+                <w:rFonts w:ascii="Arial" w:hAnsi="Arial" w:cs="Arial"/>
+                <w:color w:val="000000"/>
+                <w:sz w:val="20"/>
+              </w:rPr>
+            </w:r>
+            <w:r>
+              <w:rPr>
+                <w:rFonts w:ascii="Arial" w:hAnsi="Arial" w:cs="Arial"/>
                 <w:b w:val="0"/>
                 <w:i w:val="0"/>
-                <w:sz w:val="22"/>
+                <w:color w:val="000000"/>
+                <w:sz w:val="20"/>
               </w:rPr>
               <w:t>Saksi</w:t>
             </w:r>
@@ -2275,15 +3440,28 @@
         <w:tc>
           <w:tcPr>
             <w:tcW w:type="dxa" w:w="4819"/>
+            <w:tcMar>
+              <w:top w:w="57" w:type="dxa"/>
+              <w:left w:w="57" w:type="dxa"/>
+              <w:bottom w:w="57" w:type="dxa"/>
+              <w:right w:w="57" w:type="dxa"/>
+            </w:tcMar>
           </w:tcPr>
           <w:p>
-            <w:r/>
             <w:r>
               <w:rPr>
-                <w:rFonts w:ascii="Arial" w:hAnsi="Arial"/>
+                <w:rFonts w:ascii="Arial" w:hAnsi="Arial" w:cs="Arial"/>
+                <w:color w:val="000000"/>
+                <w:sz w:val="20"/>
+              </w:rPr>
+            </w:r>
+            <w:r>
+              <w:rPr>
+                <w:rFonts w:ascii="Arial" w:hAnsi="Arial" w:cs="Arial"/>
                 <w:b w:val="0"/>
                 <w:i w:val="0"/>
-                <w:sz w:val="22"/>
+                <w:color w:val="000000"/>
+                <w:sz w:val="20"/>
               </w:rPr>
               <w:t>Senarai nama pekerja lain yang mungkin menjadi saksi</w:t>
             </w:r>
@@ -2291,18 +3469,34 @@
         </w:tc>
       </w:tr>
       <w:tr>
+        <w:trPr>
+          <w:cantSplit w:val="true"/>
+        </w:trPr>
         <w:tc>
           <w:tcPr>
             <w:tcW w:type="dxa" w:w="4819"/>
+            <w:tcMar>
+              <w:top w:w="57" w:type="dxa"/>
+              <w:left w:w="57" w:type="dxa"/>
+              <w:bottom w:w="57" w:type="dxa"/>
+              <w:right w:w="57" w:type="dxa"/>
+            </w:tcMar>
           </w:tcPr>
           <w:p>
-            <w:r/>
             <w:r>
               <w:rPr>
-                <w:rFonts w:ascii="Arial" w:hAnsi="Arial"/>
+                <w:rFonts w:ascii="Arial" w:hAnsi="Arial" w:cs="Arial"/>
+                <w:color w:val="000000"/>
+                <w:sz w:val="20"/>
+              </w:rPr>
+            </w:r>
+            <w:r>
+              <w:rPr>
+                <w:rFonts w:ascii="Arial" w:hAnsi="Arial" w:cs="Arial"/>
                 <w:b w:val="0"/>
                 <w:i w:val="0"/>
-                <w:sz w:val="22"/>
+                <w:color w:val="000000"/>
+                <w:sz w:val="20"/>
               </w:rPr>
               <w:t>Keadaan Tidak Selamat</w:t>
             </w:r>
@@ -2311,15 +3505,28 @@
         <w:tc>
           <w:tcPr>
             <w:tcW w:type="dxa" w:w="4819"/>
+            <w:tcMar>
+              <w:top w:w="57" w:type="dxa"/>
+              <w:left w:w="57" w:type="dxa"/>
+              <w:bottom w:w="57" w:type="dxa"/>
+              <w:right w:w="57" w:type="dxa"/>
+            </w:tcMar>
           </w:tcPr>
           <w:p>
-            <w:r/>
             <w:r>
               <w:rPr>
-                <w:rFonts w:ascii="Arial" w:hAnsi="Arial"/>
+                <w:rFonts w:ascii="Arial" w:hAnsi="Arial" w:cs="Arial"/>
+                <w:color w:val="000000"/>
+                <w:sz w:val="20"/>
+              </w:rPr>
+            </w:r>
+            <w:r>
+              <w:rPr>
+                <w:rFonts w:ascii="Arial" w:hAnsi="Arial" w:cs="Arial"/>
                 <w:b w:val="0"/>
                 <w:i w:val="0"/>
-                <w:sz w:val="22"/>
+                <w:color w:val="000000"/>
+                <w:sz w:val="20"/>
               </w:rPr>
               <w:t>Apa yang tidak selamat tentang operasi, peralatan/alat, atau lokasi? Mengapa keadaan tidak selamat itu wujud?</w:t>
             </w:r>
@@ -2327,18 +3534,34 @@
         </w:tc>
       </w:tr>
       <w:tr>
+        <w:trPr>
+          <w:cantSplit w:val="true"/>
+        </w:trPr>
         <w:tc>
           <w:tcPr>
             <w:tcW w:type="dxa" w:w="4819"/>
+            <w:tcMar>
+              <w:top w:w="57" w:type="dxa"/>
+              <w:left w:w="57" w:type="dxa"/>
+              <w:bottom w:w="57" w:type="dxa"/>
+              <w:right w:w="57" w:type="dxa"/>
+            </w:tcMar>
           </w:tcPr>
           <w:p>
-            <w:r/>
             <w:r>
               <w:rPr>
-                <w:rFonts w:ascii="Arial" w:hAnsi="Arial"/>
+                <w:rFonts w:ascii="Arial" w:hAnsi="Arial" w:cs="Arial"/>
+                <w:color w:val="000000"/>
+                <w:sz w:val="20"/>
+              </w:rPr>
+            </w:r>
+            <w:r>
+              <w:rPr>
+                <w:rFonts w:ascii="Arial" w:hAnsi="Arial" w:cs="Arial"/>
                 <w:b w:val="0"/>
                 <w:i w:val="0"/>
-                <w:sz w:val="22"/>
+                <w:color w:val="000000"/>
+                <w:sz w:val="20"/>
               </w:rPr>
               <w:t>Tindakan Tidak Selamat</w:t>
             </w:r>
@@ -2347,15 +3570,28 @@
         <w:tc>
           <w:tcPr>
             <w:tcW w:type="dxa" w:w="4819"/>
+            <w:tcMar>
+              <w:top w:w="57" w:type="dxa"/>
+              <w:left w:w="57" w:type="dxa"/>
+              <w:bottom w:w="57" w:type="dxa"/>
+              <w:right w:w="57" w:type="dxa"/>
+            </w:tcMar>
           </w:tcPr>
           <w:p>
-            <w:r/>
             <w:r>
               <w:rPr>
-                <w:rFonts w:ascii="Arial" w:hAnsi="Arial"/>
+                <w:rFonts w:ascii="Arial" w:hAnsi="Arial" w:cs="Arial"/>
+                <w:color w:val="000000"/>
+                <w:sz w:val="20"/>
+              </w:rPr>
+            </w:r>
+            <w:r>
+              <w:rPr>
+                <w:rFonts w:ascii="Arial" w:hAnsi="Arial" w:cs="Arial"/>
                 <w:b w:val="0"/>
                 <w:i w:val="0"/>
-                <w:sz w:val="22"/>
+                <w:color w:val="000000"/>
+                <w:sz w:val="20"/>
               </w:rPr>
               <w:t>Apa yang dilakukan/tidak dilakukan, atau apa yang sesiapa lakukan/gagal lakukan yang membawa kepada kemalangan?</w:t>
             </w:r>
@@ -2363,18 +3599,34 @@
         </w:tc>
       </w:tr>
       <w:tr>
+        <w:trPr>
+          <w:cantSplit w:val="true"/>
+        </w:trPr>
         <w:tc>
           <w:tcPr>
             <w:tcW w:type="dxa" w:w="4819"/>
+            <w:tcMar>
+              <w:top w:w="57" w:type="dxa"/>
+              <w:left w:w="57" w:type="dxa"/>
+              <w:bottom w:w="57" w:type="dxa"/>
+              <w:right w:w="57" w:type="dxa"/>
+            </w:tcMar>
           </w:tcPr>
           <w:p>
-            <w:r/>
             <w:r>
               <w:rPr>
-                <w:rFonts w:ascii="Arial" w:hAnsi="Arial"/>
+                <w:rFonts w:ascii="Arial" w:hAnsi="Arial" w:cs="Arial"/>
+                <w:color w:val="000000"/>
+                <w:sz w:val="20"/>
+              </w:rPr>
+            </w:r>
+            <w:r>
+              <w:rPr>
+                <w:rFonts w:ascii="Arial" w:hAnsi="Arial" w:cs="Arial"/>
                 <w:b w:val="0"/>
                 <w:i w:val="0"/>
-                <w:sz w:val="22"/>
+                <w:color w:val="000000"/>
+                <w:sz w:val="20"/>
               </w:rPr>
               <w:t>Cadangan</w:t>
             </w:r>
@@ -2383,15 +3635,28 @@
         <w:tc>
           <w:tcPr>
             <w:tcW w:type="dxa" w:w="4819"/>
+            <w:tcMar>
+              <w:top w:w="57" w:type="dxa"/>
+              <w:left w:w="57" w:type="dxa"/>
+              <w:bottom w:w="57" w:type="dxa"/>
+              <w:right w:w="57" w:type="dxa"/>
+            </w:tcMar>
           </w:tcPr>
           <w:p>
-            <w:r/>
             <w:r>
               <w:rPr>
-                <w:rFonts w:ascii="Arial" w:hAnsi="Arial"/>
+                <w:rFonts w:ascii="Arial" w:hAnsi="Arial" w:cs="Arial"/>
+                <w:color w:val="000000"/>
+                <w:sz w:val="20"/>
+              </w:rPr>
+            </w:r>
+            <w:r>
+              <w:rPr>
+                <w:rFonts w:ascii="Arial" w:hAnsi="Arial" w:cs="Arial"/>
                 <w:b w:val="0"/>
                 <w:i w:val="0"/>
-                <w:sz w:val="22"/>
+                <w:color w:val="000000"/>
+                <w:sz w:val="20"/>
               </w:rPr>
               <w:t>Tindakan apa yang telah/patut diambil untuk mencegah kemalangan serupa?</w:t>
             </w:r>
@@ -2399,18 +3664,34 @@
         </w:tc>
       </w:tr>
       <w:tr>
+        <w:trPr>
+          <w:cantSplit w:val="true"/>
+        </w:trPr>
         <w:tc>
           <w:tcPr>
             <w:tcW w:type="dxa" w:w="4819"/>
+            <w:tcMar>
+              <w:top w:w="57" w:type="dxa"/>
+              <w:left w:w="57" w:type="dxa"/>
+              <w:bottom w:w="57" w:type="dxa"/>
+              <w:right w:w="57" w:type="dxa"/>
+            </w:tcMar>
           </w:tcPr>
           <w:p>
-            <w:r/>
             <w:r>
               <w:rPr>
-                <w:rFonts w:ascii="Arial" w:hAnsi="Arial"/>
+                <w:rFonts w:ascii="Arial" w:hAnsi="Arial" w:cs="Arial"/>
+                <w:color w:val="000000"/>
+                <w:sz w:val="20"/>
+              </w:rPr>
+            </w:r>
+            <w:r>
+              <w:rPr>
+                <w:rFonts w:ascii="Arial" w:hAnsi="Arial" w:cs="Arial"/>
                 <w:b w:val="0"/>
                 <w:i w:val="0"/>
-                <w:sz w:val="22"/>
+                <w:color w:val="000000"/>
+                <w:sz w:val="20"/>
               </w:rPr>
               <w:t>Catatan/Komen</w:t>
             </w:r>
@@ -2419,25 +3700,53 @@
         <w:tc>
           <w:tcPr>
             <w:tcW w:type="dxa" w:w="4819"/>
+            <w:tcMar>
+              <w:top w:w="57" w:type="dxa"/>
+              <w:left w:w="57" w:type="dxa"/>
+              <w:bottom w:w="57" w:type="dxa"/>
+              <w:right w:w="57" w:type="dxa"/>
+            </w:tcMar>
           </w:tcPr>
           <w:p>
-            <w:r/>
+            <w:r>
+              <w:rPr>
+                <w:rFonts w:ascii="Arial" w:hAnsi="Arial" w:cs="Arial"/>
+                <w:color w:val="000000"/>
+                <w:sz w:val="20"/>
+              </w:rPr>
+            </w:r>
           </w:p>
         </w:tc>
       </w:tr>
       <w:tr>
+        <w:trPr>
+          <w:cantSplit w:val="true"/>
+        </w:trPr>
         <w:tc>
           <w:tcPr>
             <w:tcW w:type="dxa" w:w="4819"/>
+            <w:tcMar>
+              <w:top w:w="57" w:type="dxa"/>
+              <w:left w:w="57" w:type="dxa"/>
+              <w:bottom w:w="57" w:type="dxa"/>
+              <w:right w:w="57" w:type="dxa"/>
+            </w:tcMar>
           </w:tcPr>
           <w:p>
-            <w:r/>
             <w:r>
               <w:rPr>
-                <w:rFonts w:ascii="Arial" w:hAnsi="Arial"/>
+                <w:rFonts w:ascii="Arial" w:hAnsi="Arial" w:cs="Arial"/>
+                <w:color w:val="000000"/>
+                <w:sz w:val="20"/>
+              </w:rPr>
+            </w:r>
+            <w:r>
+              <w:rPr>
+                <w:rFonts w:ascii="Arial" w:hAnsi="Arial" w:cs="Arial"/>
                 <w:b w:val="0"/>
                 <w:i w:val="0"/>
-                <w:sz w:val="22"/>
+                <w:color w:val="000000"/>
+                <w:sz w:val="20"/>
               </w:rPr>
               <w:t>Disediakan Oleh / Tarikh</w:t>
             </w:r>
@@ -2446,25 +3755,53 @@
         <w:tc>
           <w:tcPr>
             <w:tcW w:type="dxa" w:w="4819"/>
+            <w:tcMar>
+              <w:top w:w="57" w:type="dxa"/>
+              <w:left w:w="57" w:type="dxa"/>
+              <w:bottom w:w="57" w:type="dxa"/>
+              <w:right w:w="57" w:type="dxa"/>
+            </w:tcMar>
           </w:tcPr>
           <w:p>
-            <w:r/>
+            <w:r>
+              <w:rPr>
+                <w:rFonts w:ascii="Arial" w:hAnsi="Arial" w:cs="Arial"/>
+                <w:color w:val="000000"/>
+                <w:sz w:val="20"/>
+              </w:rPr>
+            </w:r>
           </w:p>
         </w:tc>
       </w:tr>
       <w:tr>
+        <w:trPr>
+          <w:cantSplit w:val="true"/>
+        </w:trPr>
         <w:tc>
           <w:tcPr>
             <w:tcW w:type="dxa" w:w="4819"/>
+            <w:tcMar>
+              <w:top w:w="57" w:type="dxa"/>
+              <w:left w:w="57" w:type="dxa"/>
+              <w:bottom w:w="57" w:type="dxa"/>
+              <w:right w:w="57" w:type="dxa"/>
+            </w:tcMar>
           </w:tcPr>
           <w:p>
-            <w:r/>
             <w:r>
               <w:rPr>
-                <w:rFonts w:ascii="Arial" w:hAnsi="Arial"/>
+                <w:rFonts w:ascii="Arial" w:hAnsi="Arial" w:cs="Arial"/>
+                <w:color w:val="000000"/>
+                <w:sz w:val="20"/>
+              </w:rPr>
+            </w:r>
+            <w:r>
+              <w:rPr>
+                <w:rFonts w:ascii="Arial" w:hAnsi="Arial" w:cs="Arial"/>
                 <w:b w:val="0"/>
                 <w:i w:val="0"/>
-                <w:sz w:val="22"/>
+                <w:color w:val="000000"/>
+                <w:sz w:val="20"/>
               </w:rPr>
               <w:t>Diluluskan Oleh / Tarikh</w:t>
             </w:r>
@@ -2473,25 +3810,53 @@
         <w:tc>
           <w:tcPr>
             <w:tcW w:type="dxa" w:w="4819"/>
+            <w:tcMar>
+              <w:top w:w="57" w:type="dxa"/>
+              <w:left w:w="57" w:type="dxa"/>
+              <w:bottom w:w="57" w:type="dxa"/>
+              <w:right w:w="57" w:type="dxa"/>
+            </w:tcMar>
           </w:tcPr>
           <w:p>
-            <w:r/>
+            <w:r>
+              <w:rPr>
+                <w:rFonts w:ascii="Arial" w:hAnsi="Arial" w:cs="Arial"/>
+                <w:color w:val="000000"/>
+                <w:sz w:val="20"/>
+              </w:rPr>
+            </w:r>
           </w:p>
         </w:tc>
       </w:tr>
       <w:tr>
+        <w:trPr>
+          <w:cantSplit w:val="true"/>
+        </w:trPr>
         <w:tc>
           <w:tcPr>
             <w:tcW w:type="dxa" w:w="4819"/>
+            <w:tcMar>
+              <w:top w:w="57" w:type="dxa"/>
+              <w:left w:w="57" w:type="dxa"/>
+              <w:bottom w:w="57" w:type="dxa"/>
+              <w:right w:w="57" w:type="dxa"/>
+            </w:tcMar>
           </w:tcPr>
           <w:p>
-            <w:r/>
             <w:r>
               <w:rPr>
-                <w:rFonts w:ascii="Arial" w:hAnsi="Arial"/>
+                <w:rFonts w:ascii="Arial" w:hAnsi="Arial" w:cs="Arial"/>
+                <w:color w:val="000000"/>
+                <w:sz w:val="20"/>
+              </w:rPr>
+            </w:r>
+            <w:r>
+              <w:rPr>
+                <w:rFonts w:ascii="Arial" w:hAnsi="Arial" w:cs="Arial"/>
                 <w:b w:val="0"/>
                 <w:i w:val="0"/>
-                <w:sz w:val="22"/>
+                <w:color w:val="000000"/>
+                <w:sz w:val="20"/>
               </w:rPr>
               <w:t>Salinan Dihantar Kepada</w:t>
             </w:r>
@@ -2500,15 +3865,28 @@
         <w:tc>
           <w:tcPr>
             <w:tcW w:type="dxa" w:w="4819"/>
+            <w:tcMar>
+              <w:top w:w="57" w:type="dxa"/>
+              <w:left w:w="57" w:type="dxa"/>
+              <w:bottom w:w="57" w:type="dxa"/>
+              <w:right w:w="57" w:type="dxa"/>
+            </w:tcMar>
           </w:tcPr>
           <w:p>
-            <w:r/>
             <w:r>
               <w:rPr>
-                <w:rFonts w:ascii="Arial" w:hAnsi="Arial"/>
+                <w:rFonts w:ascii="Arial" w:hAnsi="Arial" w:cs="Arial"/>
+                <w:color w:val="000000"/>
+                <w:sz w:val="20"/>
+              </w:rPr>
+            </w:r>
+            <w:r>
+              <w:rPr>
+                <w:rFonts w:ascii="Arial" w:hAnsi="Arial" w:cs="Arial"/>
                 <w:b w:val="0"/>
                 <w:i w:val="0"/>
-                <w:sz w:val="22"/>
+                <w:color w:val="000000"/>
+                <w:sz w:val="20"/>
               </w:rPr>
               <w:t>Pejabat Keselamatan Daerah/Ibu Pejabat</w:t>
             </w:r>
@@ -2519,166 +3897,189 @@
     <w:p/>
     <w:p>
       <w:pPr>
-        <w:spacing w:after="160"/>
+        <w:spacing w:after="120" w:line="276" w:lineRule="auto"/>
+        <w:jc w:val="left"/>
       </w:pPr>
       <w:r>
         <w:rPr>
-          <w:rFonts w:ascii="Arial" w:hAnsi="Arial"/>
+          <w:rFonts w:ascii="Arial" w:hAnsi="Arial" w:cs="Arial"/>
           <w:b w:val="0"/>
           <w:i/>
+          <w:color w:val="000000"/>
           <w:sz w:val="22"/>
         </w:rPr>
         <w:t>Contoh studio penyuntingan video:</w:t>
       </w:r>
       <w:r>
         <w:rPr>
-          <w:rFonts w:ascii="Arial" w:hAnsi="Arial"/>
+          <w:rFonts w:ascii="Arial" w:hAnsi="Arial" w:cs="Arial"/>
           <w:b w:val="0"/>
           <w:i w:val="0"/>
+          <w:color w:val="000000"/>
           <w:sz w:val="22"/>
         </w:rPr>
         <w:t xml:space="preserve"> seorang </w:t>
       </w:r>
       <w:r>
         <w:rPr>
-          <w:rFonts w:ascii="Arial" w:hAnsi="Arial"/>
+          <w:rFonts w:ascii="Arial" w:hAnsi="Arial" w:cs="Arial"/>
           <w:b w:val="0"/>
           <w:i/>
+          <w:color w:val="000000"/>
           <w:sz w:val="22"/>
         </w:rPr>
         <w:t>Editor</w:t>
       </w:r>
       <w:r>
         <w:rPr>
-          <w:rFonts w:ascii="Arial" w:hAnsi="Arial"/>
+          <w:rFonts w:ascii="Arial" w:hAnsi="Arial" w:cs="Arial"/>
           <w:b w:val="0"/>
           <w:i w:val="0"/>
+          <w:color w:val="000000"/>
           <w:sz w:val="22"/>
         </w:rPr>
         <w:t xml:space="preserve"> tersandung kabel </w:t>
       </w:r>
       <w:r>
         <w:rPr>
-          <w:rFonts w:ascii="Arial" w:hAnsi="Arial"/>
+          <w:rFonts w:ascii="Arial" w:hAnsi="Arial" w:cs="Arial"/>
           <w:b w:val="0"/>
           <w:i/>
+          <w:color w:val="000000"/>
           <w:sz w:val="22"/>
         </w:rPr>
         <w:t>power</w:t>
       </w:r>
       <w:r>
         <w:rPr>
-          <w:rFonts w:ascii="Arial" w:hAnsi="Arial"/>
+          <w:rFonts w:ascii="Arial" w:hAnsi="Arial" w:cs="Arial"/>
           <w:b w:val="0"/>
           <w:i w:val="0"/>
+          <w:color w:val="000000"/>
           <w:sz w:val="22"/>
         </w:rPr>
         <w:t xml:space="preserve"> render farm dan cedera lutut ringan di </w:t>
       </w:r>
       <w:r>
         <w:rPr>
-          <w:rFonts w:ascii="Arial" w:hAnsi="Arial"/>
+          <w:rFonts w:ascii="Arial" w:hAnsi="Arial" w:cs="Arial"/>
           <w:b w:val="0"/>
           <w:i/>
+          <w:color w:val="000000"/>
           <w:sz w:val="22"/>
         </w:rPr>
         <w:t>editing suite</w:t>
       </w:r>
       <w:r>
         <w:rPr>
-          <w:rFonts w:ascii="Arial" w:hAnsi="Arial"/>
+          <w:rFonts w:ascii="Arial" w:hAnsi="Arial" w:cs="Arial"/>
           <w:b w:val="0"/>
           <w:i w:val="0"/>
+          <w:color w:val="000000"/>
           <w:sz w:val="22"/>
         </w:rPr>
         <w:t xml:space="preserve"> 3U. Penyelia barisan pertama (</w:t>
       </w:r>
       <w:r>
         <w:rPr>
-          <w:rFonts w:ascii="Arial" w:hAnsi="Arial"/>
+          <w:rFonts w:ascii="Arial" w:hAnsi="Arial" w:cs="Arial"/>
           <w:b w:val="0"/>
           <w:i/>
+          <w:color w:val="000000"/>
           <w:sz w:val="22"/>
         </w:rPr>
         <w:t>Post-Production Supervisor</w:t>
       </w:r>
       <w:r>
         <w:rPr>
-          <w:rFonts w:ascii="Arial" w:hAnsi="Arial"/>
+          <w:rFonts w:ascii="Arial" w:hAnsi="Arial" w:cs="Arial"/>
           <w:b w:val="0"/>
           <w:i w:val="0"/>
+          <w:color w:val="000000"/>
           <w:sz w:val="22"/>
         </w:rPr>
         <w:t xml:space="preserve">) melengkapkan Laporan Siasatan Kemalangan #1 dalam masa 24 jam, mengenal pasti keadaan tidak selamat (kabel terdedah tanpa </w:t>
       </w:r>
       <w:r>
         <w:rPr>
-          <w:rFonts w:ascii="Arial" w:hAnsi="Arial"/>
+          <w:rFonts w:ascii="Arial" w:hAnsi="Arial" w:cs="Arial"/>
           <w:b w:val="0"/>
           <w:i/>
+          <w:color w:val="000000"/>
           <w:sz w:val="22"/>
         </w:rPr>
         <w:t>trunking</w:t>
       </w:r>
       <w:r>
         <w:rPr>
-          <w:rFonts w:ascii="Arial" w:hAnsi="Arial"/>
+          <w:rFonts w:ascii="Arial" w:hAnsi="Arial" w:cs="Arial"/>
           <w:b w:val="0"/>
           <w:i w:val="0"/>
+          <w:color w:val="000000"/>
           <w:sz w:val="22"/>
         </w:rPr>
         <w:t xml:space="preserve">) dan mencadangkan pemasangan saluran kabel serta pelabelan semula sebagai tindakan pembetulan; kejadian ini turut disemak sebagai topik dalam mesyuarat </w:t>
       </w:r>
       <w:r>
         <w:rPr>
-          <w:rFonts w:ascii="Arial" w:hAnsi="Arial"/>
+          <w:rFonts w:ascii="Arial" w:hAnsi="Arial" w:cs="Arial"/>
           <w:b w:val="0"/>
           <w:i/>
+          <w:color w:val="000000"/>
           <w:sz w:val="22"/>
         </w:rPr>
         <w:t>toolbox</w:t>
       </w:r>
       <w:r>
         <w:rPr>
-          <w:rFonts w:ascii="Arial" w:hAnsi="Arial"/>
+          <w:rFonts w:ascii="Arial" w:hAnsi="Arial" w:cs="Arial"/>
           <w:b w:val="0"/>
           <w:i w:val="0"/>
+          <w:color w:val="000000"/>
           <w:sz w:val="22"/>
         </w:rPr>
         <w:t xml:space="preserve"> minggu berikutnya.</w:t>
       </w:r>
     </w:p>
     <w:p>
+      <w:pPr>
+        <w:spacing w:before="120" w:after="120" w:line="276" w:lineRule="auto"/>
+        <w:jc w:val="left"/>
+      </w:pPr>
       <w:r>
         <w:rPr>
-          <w:rFonts w:ascii="Arial" w:hAnsi="Arial"/>
+          <w:rFonts w:ascii="Arial" w:hAnsi="Arial" w:cs="Arial"/>
           <w:b/>
-          <w:sz w:val="24"/>
+          <w:color w:val="000000"/>
+          <w:sz w:val="22"/>
         </w:rPr>
         <w:t>SOALAN</w:t>
       </w:r>
       <w:r>
         <w:rPr>
-          <w:rFonts w:ascii="Arial" w:hAnsi="Arial"/>
+          <w:rFonts w:ascii="Arial" w:hAnsi="Arial" w:cs="Arial"/>
           <w:b/>
-          <w:sz w:val="24"/>
+          <w:color w:val="000000"/>
+          <w:sz w:val="22"/>
         </w:rPr>
         <w:t>/</w:t>
       </w:r>
       <w:r>
         <w:rPr>
-          <w:rFonts w:ascii="Arial" w:hAnsi="Arial"/>
+          <w:rFonts w:ascii="Arial" w:hAnsi="Arial" w:cs="Arial"/>
           <w:b/>
           <w:i/>
-          <w:sz w:val="24"/>
+          <w:color w:val="000000"/>
+          <w:sz w:val="22"/>
         </w:rPr>
         <w:t>QUESTION</w:t>
       </w:r>
       <w:r>
         <w:rPr>
-          <w:rFonts w:ascii="Arial" w:hAnsi="Arial"/>
+          <w:rFonts w:ascii="Arial" w:hAnsi="Arial" w:cs="Arial"/>
           <w:b/>
-          <w:sz w:val="24"/>
+          <w:color w:val="000000"/>
+          <w:sz w:val="22"/>
         </w:rPr>
         <w:t>:</w:t>
       </w:r>
@@ -2686,13 +4087,15 @@
     <w:p/>
     <w:p>
       <w:pPr>
-        <w:spacing w:after="160"/>
+        <w:spacing w:after="120" w:before="120" w:line="276" w:lineRule="auto"/>
+        <w:jc w:val="left"/>
       </w:pPr>
       <w:r>
         <w:rPr>
-          <w:rFonts w:ascii="Arial" w:hAnsi="Arial"/>
+          <w:rFonts w:ascii="Arial" w:hAnsi="Arial" w:cs="Arial"/>
           <w:b/>
           <w:i w:val="0"/>
+          <w:color w:val="000000"/>
           <w:sz w:val="22"/>
         </w:rPr>
         <w:t>1. Apakah maksud NADOPOD?</w:t>
@@ -2700,22 +4103,25 @@
     </w:p>
     <w:p>
       <w:pPr>
-        <w:spacing w:after="160"/>
+        <w:spacing w:after="120" w:line="276" w:lineRule="auto"/>
+        <w:jc w:val="left"/>
       </w:pPr>
       <w:r>
         <w:rPr>
-          <w:rFonts w:ascii="Arial" w:hAnsi="Arial"/>
+          <w:rFonts w:ascii="Arial" w:hAnsi="Arial" w:cs="Arial"/>
           <w:b w:val="0"/>
           <w:i/>
+          <w:color w:val="000000"/>
           <w:sz w:val="22"/>
         </w:rPr>
         <w:t>Jawapan model:</w:t>
       </w:r>
       <w:r>
         <w:rPr>
-          <w:rFonts w:ascii="Arial" w:hAnsi="Arial"/>
+          <w:rFonts w:ascii="Arial" w:hAnsi="Arial" w:cs="Arial"/>
           <w:b w:val="0"/>
           <w:i w:val="0"/>
+          <w:color w:val="000000"/>
           <w:sz w:val="22"/>
         </w:rPr>
         <w:t xml:space="preserve"> NADOPOD ialah singkatan bagi Occupational Safety And Health (Notification Of Accident, Dangerous Occurrence, Occupational Poisoning And Occupational Disease) Regulations 2004 — Peraturan-Peraturan Keselamatan Dan Kesihatan Pekerjaan (Notifikasi Kemalangan, Kejadian Berbahaya, Keracunan Pekerjaan Dan Penyakit Pekerjaan) 2004, yang menetapkan keperluan majikan melaporkan kemalangan, kejadian berbahaya, keracunan dan penyakit pekerjaan kepada DOSH.</w:t>
@@ -2723,13 +4129,15 @@
     </w:p>
     <w:p>
       <w:pPr>
-        <w:spacing w:after="160"/>
+        <w:spacing w:after="120" w:before="120" w:line="276" w:lineRule="auto"/>
+        <w:jc w:val="left"/>
       </w:pPr>
       <w:r>
         <w:rPr>
-          <w:rFonts w:ascii="Arial" w:hAnsi="Arial"/>
+          <w:rFonts w:ascii="Arial" w:hAnsi="Arial" w:cs="Arial"/>
           <w:b/>
           <w:i w:val="0"/>
+          <w:color w:val="000000"/>
           <w:sz w:val="22"/>
         </w:rPr>
         <w:t>2. Mengapa pelaporan kemalangan kepada pihak berkuasa penting?</w:t>
@@ -2737,40 +4145,45 @@
     </w:p>
     <w:p>
       <w:pPr>
-        <w:spacing w:after="160"/>
+        <w:spacing w:after="120" w:line="276" w:lineRule="auto"/>
+        <w:jc w:val="left"/>
       </w:pPr>
       <w:r>
         <w:rPr>
-          <w:rFonts w:ascii="Arial" w:hAnsi="Arial"/>
+          <w:rFonts w:ascii="Arial" w:hAnsi="Arial" w:cs="Arial"/>
           <w:b w:val="0"/>
           <w:i/>
+          <w:color w:val="000000"/>
           <w:sz w:val="22"/>
         </w:rPr>
         <w:t>Jawapan model:</w:t>
       </w:r>
       <w:r>
         <w:rPr>
-          <w:rFonts w:ascii="Arial" w:hAnsi="Arial"/>
+          <w:rFonts w:ascii="Arial" w:hAnsi="Arial" w:cs="Arial"/>
           <w:b w:val="0"/>
           <w:i w:val="0"/>
+          <w:color w:val="000000"/>
           <w:sz w:val="22"/>
         </w:rPr>
         <w:t xml:space="preserve"> Pelaporan membolehkan DOSH mengumpul data kemalangan bagi mengenal pasti punca dan trend, menguatkuasakan pematuhan Akta, serta membantu syarikat mengambil tindakan pembetulan mencegah kejadian berulang. Di studio penyuntingan video, laporan kemalangan tersandung kabel membolehkan pengurusan menambah baik reka bentuk pendawaian </w:t>
       </w:r>
       <w:r>
         <w:rPr>
-          <w:rFonts w:ascii="Arial" w:hAnsi="Arial"/>
+          <w:rFonts w:ascii="Arial" w:hAnsi="Arial" w:cs="Arial"/>
           <w:b w:val="0"/>
           <w:i/>
+          <w:color w:val="000000"/>
           <w:sz w:val="22"/>
         </w:rPr>
         <w:t>editing suite</w:t>
       </w:r>
       <w:r>
         <w:rPr>
-          <w:rFonts w:ascii="Arial" w:hAnsi="Arial"/>
+          <w:rFonts w:ascii="Arial" w:hAnsi="Arial" w:cs="Arial"/>
           <w:b w:val="0"/>
           <w:i w:val="0"/>
+          <w:color w:val="000000"/>
           <w:sz w:val="22"/>
         </w:rPr>
         <w:t xml:space="preserve"> untuk semua unit lain.</w:t>
@@ -2778,13 +4191,15 @@
     </w:p>
     <w:p>
       <w:pPr>
-        <w:spacing w:after="160"/>
+        <w:spacing w:after="120" w:before="120" w:line="276" w:lineRule="auto"/>
+        <w:jc w:val="left"/>
       </w:pPr>
       <w:r>
         <w:rPr>
-          <w:rFonts w:ascii="Arial" w:hAnsi="Arial"/>
+          <w:rFonts w:ascii="Arial" w:hAnsi="Arial" w:cs="Arial"/>
           <w:b/>
           <w:i w:val="0"/>
+          <w:color w:val="000000"/>
           <w:sz w:val="22"/>
         </w:rPr>
         <w:t>3. Berapa segerakah pelaporan sebarang kemalangan maut di tempat kerja perlu dibuat kepada pihak berkuasa?</w:t>
@@ -2792,58 +4207,69 @@
     </w:p>
     <w:p>
       <w:pPr>
-        <w:spacing w:after="160"/>
+        <w:spacing w:after="120" w:line="276" w:lineRule="auto"/>
+        <w:jc w:val="left"/>
       </w:pPr>
       <w:r>
         <w:rPr>
-          <w:rFonts w:ascii="Arial" w:hAnsi="Arial"/>
+          <w:rFonts w:ascii="Arial" w:hAnsi="Arial" w:cs="Arial"/>
           <w:b w:val="0"/>
           <w:i/>
+          <w:color w:val="000000"/>
           <w:sz w:val="22"/>
         </w:rPr>
         <w:t>Jawapan model:</w:t>
       </w:r>
       <w:r>
         <w:rPr>
-          <w:rFonts w:ascii="Arial" w:hAnsi="Arial"/>
+          <w:rFonts w:ascii="Arial" w:hAnsi="Arial" w:cs="Arial"/>
           <w:b w:val="0"/>
           <w:i w:val="0"/>
+          <w:color w:val="000000"/>
           <w:sz w:val="22"/>
         </w:rPr>
         <w:t xml:space="preserve"> Majikan hendaklah memberitahu DOSH terdekat dengan cara terpantas (telefon atau faks) sebaik sahaja kematian atau kecederaan serius berlaku, dan dalam tempoh 7 hari menghantar laporan bertulis dalam borang JKKP 6 yang diluluskan.</w:t>
       </w:r>
     </w:p>
     <w:p>
+      <w:pPr>
+        <w:spacing w:before="120" w:after="120" w:line="276" w:lineRule="auto"/>
+        <w:jc w:val="left"/>
+      </w:pPr>
       <w:r>
         <w:rPr>
-          <w:rFonts w:ascii="Arial" w:hAnsi="Arial"/>
+          <w:rFonts w:ascii="Arial" w:hAnsi="Arial" w:cs="Arial"/>
           <w:b/>
-          <w:sz w:val="24"/>
+          <w:color w:val="000000"/>
+          <w:sz w:val="22"/>
         </w:rPr>
         <w:t>RUJUKAN</w:t>
       </w:r>
       <w:r>
         <w:rPr>
-          <w:rFonts w:ascii="Arial" w:hAnsi="Arial"/>
+          <w:rFonts w:ascii="Arial" w:hAnsi="Arial" w:cs="Arial"/>
           <w:b/>
-          <w:sz w:val="24"/>
+          <w:color w:val="000000"/>
+          <w:sz w:val="22"/>
         </w:rPr>
         <w:t>/</w:t>
       </w:r>
       <w:r>
         <w:rPr>
-          <w:rFonts w:ascii="Arial" w:hAnsi="Arial"/>
+          <w:rFonts w:ascii="Arial" w:hAnsi="Arial" w:cs="Arial"/>
           <w:b/>
           <w:i/>
-          <w:sz w:val="24"/>
+          <w:color w:val="000000"/>
+          <w:sz w:val="22"/>
         </w:rPr>
         <w:t>REFERENCES</w:t>
       </w:r>
       <w:r>
         <w:rPr>
-          <w:rFonts w:ascii="Arial" w:hAnsi="Arial"/>
+          <w:rFonts w:ascii="Arial" w:hAnsi="Arial" w:cs="Arial"/>
           <w:b/>
-          <w:sz w:val="24"/>
+          <w:color w:val="000000"/>
+          <w:sz w:val="22"/>
         </w:rPr>
         <w:t>:</w:t>
       </w:r>
@@ -2851,13 +4277,15 @@
     <w:p/>
     <w:p>
       <w:pPr>
-        <w:spacing w:after="160"/>
+        <w:spacing w:after="120" w:line="276" w:lineRule="auto"/>
+        <w:jc w:val="left"/>
       </w:pPr>
       <w:r>
         <w:rPr>
-          <w:rFonts w:ascii="Arial" w:hAnsi="Arial"/>
+          <w:rFonts w:ascii="Arial" w:hAnsi="Arial" w:cs="Arial"/>
           <w:b w:val="0"/>
           <w:i w:val="0"/>
+          <w:color w:val="000000"/>
           <w:sz w:val="22"/>
         </w:rPr>
         <w:t>1. Occupational Safety and Health Act 1994, (2010) Malaysia, Penerbitan Akta (M), ISBN-978-967-576-9221.</w:t>
@@ -2865,13 +4293,15 @@
     </w:p>
     <w:p>
       <w:pPr>
-        <w:spacing w:after="160"/>
+        <w:spacing w:after="120" w:line="276" w:lineRule="auto"/>
+        <w:jc w:val="left"/>
       </w:pPr>
       <w:r>
         <w:rPr>
-          <w:rFonts w:ascii="Arial" w:hAnsi="Arial"/>
+          <w:rFonts w:ascii="Arial" w:hAnsi="Arial" w:cs="Arial"/>
           <w:b w:val="0"/>
           <w:i w:val="0"/>
+          <w:color w:val="000000"/>
           <w:sz w:val="22"/>
         </w:rPr>
         <w:t>2. Chessebro T.; O'Connor L.; Rios F., (2009), Communicating in the Workplace. Prentice Hall. ISBN-13 978-0136136910.</w:t>
@@ -2879,13 +4309,15 @@
     </w:p>
     <w:p>
       <w:pPr>
-        <w:spacing w:after="160"/>
+        <w:spacing w:after="120" w:line="276" w:lineRule="auto"/>
+        <w:jc w:val="left"/>
       </w:pPr>
       <w:r>
         <w:rPr>
-          <w:rFonts w:ascii="Arial" w:hAnsi="Arial"/>
+          <w:rFonts w:ascii="Arial" w:hAnsi="Arial" w:cs="Arial"/>
           <w:b w:val="0"/>
           <w:i w:val="0"/>
+          <w:color w:val="000000"/>
           <w:sz w:val="22"/>
         </w:rPr>
         <w:t>3. Vergo P., (1974). Health and Safety at Work etc Act 1974, (Public General Acts – Elizabeth II), TSO. ISBN-13 978-0105437741.</w:t>
@@ -2893,13 +4325,15 @@
     </w:p>
     <w:p>
       <w:pPr>
-        <w:spacing w:after="160"/>
+        <w:spacing w:after="120" w:line="276" w:lineRule="auto"/>
+        <w:jc w:val="left"/>
       </w:pPr>
       <w:r>
         <w:rPr>
-          <w:rFonts w:ascii="Arial" w:hAnsi="Arial"/>
+          <w:rFonts w:ascii="Arial" w:hAnsi="Arial" w:cs="Arial"/>
           <w:b w:val="0"/>
           <w:i w:val="0"/>
+          <w:color w:val="000000"/>
           <w:sz w:val="22"/>
         </w:rPr>
         <w:t>4. Health and Safety Executive, (1998), Workplace Health, Safety and Welfare: Workplace (Health, Safety and Welfare) Regulations 1992 - Approved Code of Practice and Guidance (Health and Safety Commission). HSE Books. ISBN-13 978-0717604135.</w:t>
@@ -2972,668 +4406,8 @@
     <w:pPr>
       <w:pStyle w:val="Header"/>
     </w:pPr>
+    <w:r/>
   </w:p>
-  <w:tbl>
-    <w:tblPr>
-      <w:tblW w:type="auto" w:w="0"/>
-      <w:jc w:val="center"/>
-      <w:tblLook w:firstColumn="1" w:firstRow="1" w:lastColumn="0" w:lastRow="0" w:noHBand="0" w:noVBand="1" w:val="04A0"/>
-      <w:tblBorders>
-        <w:top w:val="single" w:sz="4" w:space="0" w:color="000000"/>
-        <w:left w:val="single" w:sz="4" w:space="0" w:color="000000"/>
-        <w:bottom w:val="single" w:sz="4" w:space="0" w:color="000000"/>
-        <w:right w:val="single" w:sz="4" w:space="0" w:color="000000"/>
-        <w:insideH w:val="single" w:sz="4" w:space="0" w:color="000000"/>
-        <w:insideV w:val="single" w:sz="4" w:space="0" w:color="000000"/>
-      </w:tblBorders>
-    </w:tblPr>
-    <w:tblGrid>
-      <w:gridCol w:w="3213"/>
-      <w:gridCol w:w="3213"/>
-      <w:gridCol w:w="3213"/>
-    </w:tblGrid>
-    <w:tr>
-      <w:tc>
-        <w:tcPr>
-          <w:tcW w:type="dxa" w:w="2551"/>
-          <w:vAlign w:val="center"/>
-          <w:tcMar>
-            <w:top w:w="40" w:type="dxa"/>
-            <w:bottom w:w="40" w:type="dxa"/>
-            <w:start w:w="80" w:type="dxa"/>
-            <w:end w:w="80" w:type="dxa"/>
-          </w:tcMar>
-        </w:tcPr>
-        <w:p>
-          <w:pPr>
-            <w:jc w:val="left"/>
-          </w:pPr>
-          <w:r>
-            <w:drawing>
-              <wp:inline xmlns:a="http://schemas.openxmlformats.org/drawingml/2006/main" xmlns:pic="http://schemas.openxmlformats.org/drawingml/2006/picture">
-                <wp:extent cx="885785" cy="1404000"/>
-                <wp:docPr id="1" name="Picture 1"/>
-                <wp:cNvGraphicFramePr>
-                  <a:graphicFrameLocks noChangeAspect="1"/>
-                </wp:cNvGraphicFramePr>
-                <a:graphic>
-                  <a:graphicData uri="http://schemas.openxmlformats.org/drawingml/2006/picture">
-                    <pic:pic>
-                      <pic:nvPicPr>
-                        <pic:cNvPr id="0" name="jpk-logo-official.png"/>
-                        <pic:cNvPicPr/>
-                      </pic:nvPicPr>
-                      <pic:blipFill>
-                        <a:blip r:embed="rId1"/>
-                        <a:stretch>
-                          <a:fillRect/>
-                        </a:stretch>
-                      </pic:blipFill>
-                      <pic:spPr>
-                        <a:xfrm>
-                          <a:off x="0" y="0"/>
-                          <a:ext cx="885785" cy="1404000"/>
-                        </a:xfrm>
-                        <a:prstGeom prst="rect"/>
-                      </pic:spPr>
-                    </pic:pic>
-                  </a:graphicData>
-                </a:graphic>
-              </wp:inline>
-            </w:drawing>
-          </w:r>
-        </w:p>
-      </w:tc>
-      <w:tc>
-        <w:tcPr>
-          <w:tcW w:type="dxa" w:w="2268"/>
-          <w:gridSpan w:val="2"/>
-          <w:tcMar>
-            <w:top w:w="40" w:type="dxa"/>
-            <w:bottom w:w="40" w:type="dxa"/>
-            <w:start w:w="80" w:type="dxa"/>
-            <w:end w:w="80" w:type="dxa"/>
-          </w:tcMar>
-          <w:tcMar>
-            <w:top w:w="40" w:type="dxa"/>
-            <w:bottom w:w="40" w:type="dxa"/>
-            <w:start w:w="80" w:type="dxa"/>
-            <w:end w:w="80" w:type="dxa"/>
-          </w:tcMar>
-        </w:tcPr>
-        <w:p>
-          <w:r/>
-          <w:r>
-            <w:rPr>
-              <w:rFonts w:ascii="Arial" w:hAnsi="Arial"/>
-              <w:b/>
-              <w:sz w:val="22"/>
-            </w:rPr>
-            <w:t>JABATAN PEMBANGUNAN KEMAHIRAN</w:t>
-          </w:r>
-        </w:p>
-        <w:p>
-          <w:r>
-            <w:rPr>
-              <w:rFonts w:ascii="Arial" w:hAnsi="Arial"/>
-              <w:b/>
-              <w:sz w:val="22"/>
-            </w:rPr>
-            <w:t>KEMENTERIAN SUMBER MANUSIA</w:t>
-          </w:r>
-        </w:p>
-        <w:p>
-          <w:r>
-            <w:rPr>
-              <w:rFonts w:ascii="Arial" w:hAnsi="Arial"/>
-              <w:b/>
-              <w:sz w:val="22"/>
-            </w:rPr>
-            <w:t>ARAS 7 &amp; 8 BLOK D4, KOMPLEK D</w:t>
-          </w:r>
-        </w:p>
-        <w:p>
-          <w:r>
-            <w:rPr>
-              <w:rFonts w:ascii="Arial" w:hAnsi="Arial"/>
-              <w:b/>
-              <w:sz w:val="22"/>
-            </w:rPr>
-            <w:t>PUSAT PENTADBIRAN KERAJAAN PERSEKUTUAN</w:t>
-          </w:r>
-        </w:p>
-        <w:p>
-          <w:r>
-            <w:rPr>
-              <w:rFonts w:ascii="Arial" w:hAnsi="Arial"/>
-              <w:b/>
-              <w:sz w:val="22"/>
-            </w:rPr>
-            <w:t>62530 PUTRAJAYA</w:t>
-          </w:r>
-        </w:p>
-        <w:p/>
-        <w:p>
-          <w:r>
-            <w:rPr>
-              <w:rFonts w:ascii="Arial" w:hAnsi="Arial"/>
-              <w:b/>
-              <w:sz w:val="40"/>
-            </w:rPr>
-            <w:t>KERTAS PENERANGAN</w:t>
-          </w:r>
-        </w:p>
-        <w:p>
-          <w:r>
-            <w:rPr>
-              <w:rFonts w:ascii="Arial" w:hAnsi="Arial"/>
-              <w:b/>
-              <w:sz w:val="24"/>
-            </w:rPr>
-            <w:t>(</w:t>
-          </w:r>
-          <w:r>
-            <w:rPr>
-              <w:rFonts w:ascii="Arial" w:hAnsi="Arial"/>
-              <w:b/>
-              <w:i/>
-              <w:sz w:val="24"/>
-            </w:rPr>
-            <w:t>INFORMATION SHEET</w:t>
-          </w:r>
-          <w:r>
-            <w:rPr>
-              <w:rFonts w:ascii="Arial" w:hAnsi="Arial"/>
-              <w:b/>
-              <w:sz w:val="24"/>
-            </w:rPr>
-            <w:t>)</w:t>
-          </w:r>
-        </w:p>
-      </w:tc>
-    </w:tr>
-    <w:tr>
-      <w:tc>
-        <w:tcPr>
-          <w:tcW w:type="dxa" w:w="2551"/>
-          <w:tcMar>
-            <w:top w:w="40" w:type="dxa"/>
-            <w:bottom w:w="40" w:type="dxa"/>
-            <w:start w:w="80" w:type="dxa"/>
-            <w:end w:w="80" w:type="dxa"/>
-          </w:tcMar>
-        </w:tcPr>
-        <w:p>
-          <w:r/>
-          <w:r>
-            <w:rPr>
-              <w:rFonts w:ascii="Arial" w:hAnsi="Arial"/>
-              <w:b/>
-              <w:sz w:val="22"/>
-            </w:rPr>
-            <w:t xml:space="preserve">KOD DAN NAMA PROGRAM / </w:t>
-          </w:r>
-          <w:r>
-            <w:rPr>
-              <w:rFonts w:ascii="Arial" w:hAnsi="Arial"/>
-              <w:b/>
-              <w:i/>
-              <w:sz w:val="22"/>
-            </w:rPr>
-            <w:t>PROGRAM'S CODE AND NAME</w:t>
-          </w:r>
-        </w:p>
-      </w:tc>
-      <w:tc>
-        <w:tcPr>
-          <w:tcW w:type="dxa" w:w="2268"/>
-          <w:gridSpan w:val="2"/>
-          <w:tcMar>
-            <w:top w:w="40" w:type="dxa"/>
-            <w:bottom w:w="40" w:type="dxa"/>
-            <w:start w:w="80" w:type="dxa"/>
-            <w:end w:w="80" w:type="dxa"/>
-          </w:tcMar>
-          <w:tcMar>
-            <w:top w:w="40" w:type="dxa"/>
-            <w:bottom w:w="40" w:type="dxa"/>
-            <w:start w:w="80" w:type="dxa"/>
-            <w:end w:w="80" w:type="dxa"/>
-          </w:tcMar>
-        </w:tcPr>
-        <w:p>
-          <w:r/>
-          <w:r>
-            <w:rPr>
-              <w:rFonts w:ascii="Arial" w:hAnsi="Arial"/>
-              <w:b/>
-              <w:i w:val="0"/>
-              <w:sz w:val="22"/>
-            </w:rPr>
-            <w:t>Z-009-3:2015 CORE ABILITIES (untuk program IT-072-3:2012 VIDEO / FILM (EDITING))</w:t>
-          </w:r>
-        </w:p>
-      </w:tc>
-    </w:tr>
-    <w:tr>
-      <w:tc>
-        <w:tcPr>
-          <w:tcW w:type="dxa" w:w="2551"/>
-          <w:tcMar>
-            <w:top w:w="40" w:type="dxa"/>
-            <w:bottom w:w="40" w:type="dxa"/>
-            <w:start w:w="80" w:type="dxa"/>
-            <w:end w:w="80" w:type="dxa"/>
-          </w:tcMar>
-        </w:tcPr>
-        <w:p>
-          <w:r/>
-          <w:r>
-            <w:rPr>
-              <w:rFonts w:ascii="Arial" w:hAnsi="Arial"/>
-              <w:b/>
-              <w:sz w:val="22"/>
-            </w:rPr>
-            <w:t xml:space="preserve">TAHAP / </w:t>
-          </w:r>
-          <w:r>
-            <w:rPr>
-              <w:rFonts w:ascii="Arial" w:hAnsi="Arial"/>
-              <w:b/>
-              <w:i/>
-              <w:sz w:val="22"/>
-            </w:rPr>
-            <w:t>LEVEL</w:t>
-          </w:r>
-        </w:p>
-      </w:tc>
-      <w:tc>
-        <w:tcPr>
-          <w:tcW w:type="dxa" w:w="2268"/>
-          <w:gridSpan w:val="2"/>
-          <w:tcMar>
-            <w:top w:w="40" w:type="dxa"/>
-            <w:bottom w:w="40" w:type="dxa"/>
-            <w:start w:w="80" w:type="dxa"/>
-            <w:end w:w="80" w:type="dxa"/>
-          </w:tcMar>
-          <w:tcMar>
-            <w:top w:w="40" w:type="dxa"/>
-            <w:bottom w:w="40" w:type="dxa"/>
-            <w:start w:w="80" w:type="dxa"/>
-            <w:end w:w="80" w:type="dxa"/>
-          </w:tcMar>
-        </w:tcPr>
-        <w:p>
-          <w:r/>
-          <w:r>
-            <w:rPr>
-              <w:rFonts w:ascii="Arial" w:hAnsi="Arial"/>
-              <w:b/>
-              <w:i w:val="0"/>
-              <w:sz w:val="22"/>
-            </w:rPr>
-            <w:t>3</w:t>
-          </w:r>
-        </w:p>
-      </w:tc>
-    </w:tr>
-    <w:tr>
-      <w:tc>
-        <w:tcPr>
-          <w:tcW w:type="dxa" w:w="2551"/>
-          <w:tcMar>
-            <w:top w:w="40" w:type="dxa"/>
-            <w:bottom w:w="40" w:type="dxa"/>
-            <w:start w:w="80" w:type="dxa"/>
-            <w:end w:w="80" w:type="dxa"/>
-          </w:tcMar>
-        </w:tcPr>
-        <w:p>
-          <w:r/>
-          <w:r>
-            <w:rPr>
-              <w:rFonts w:ascii="Arial" w:hAnsi="Arial"/>
-              <w:b/>
-              <w:sz w:val="22"/>
-            </w:rPr>
-            <w:t xml:space="preserve">NO. DAN TAJUK KEBOLEHAN TERAS / </w:t>
-          </w:r>
-          <w:r>
-            <w:rPr>
-              <w:rFonts w:ascii="Arial" w:hAnsi="Arial"/>
-              <w:b/>
-              <w:i/>
-              <w:sz w:val="22"/>
-            </w:rPr>
-            <w:t>CORE ABILITY NO. AND TITLE</w:t>
-          </w:r>
-        </w:p>
-      </w:tc>
-      <w:tc>
-        <w:tcPr>
-          <w:tcW w:type="dxa" w:w="2268"/>
-          <w:gridSpan w:val="2"/>
-          <w:tcMar>
-            <w:top w:w="40" w:type="dxa"/>
-            <w:bottom w:w="40" w:type="dxa"/>
-            <w:start w:w="80" w:type="dxa"/>
-            <w:end w:w="80" w:type="dxa"/>
-          </w:tcMar>
-          <w:tcMar>
-            <w:top w:w="40" w:type="dxa"/>
-            <w:bottom w:w="40" w:type="dxa"/>
-            <w:start w:w="80" w:type="dxa"/>
-            <w:end w:w="80" w:type="dxa"/>
-          </w:tcMar>
-        </w:tcPr>
-        <w:p>
-          <w:r/>
-          <w:r>
-            <w:rPr>
-              <w:rFonts w:ascii="Arial" w:hAnsi="Arial"/>
-              <w:b/>
-              <w:i w:val="0"/>
-              <w:sz w:val="22"/>
-            </w:rPr>
-            <w:t xml:space="preserve">CA06 HEALTH, SAFETY AND ENVIRONMENTAL IMPLEMENTATION CONSCIOUSNESS </w:t>
-          </w:r>
-          <w:r>
-            <w:rPr>
-              <w:rFonts w:ascii="Arial" w:hAnsi="Arial"/>
-              <w:b/>
-              <w:i/>
-              <w:sz w:val="22"/>
-            </w:rPr>
-            <w:t>(Kesedaran Pelaksanaan Kesihatan, Keselamatan Dan Alam Sekitar)</w:t>
-          </w:r>
-        </w:p>
-      </w:tc>
-    </w:tr>
-    <w:tr>
-      <w:tc>
-        <w:tcPr>
-          <w:tcW w:type="dxa" w:w="2551"/>
-          <w:tcMar>
-            <w:top w:w="40" w:type="dxa"/>
-            <w:bottom w:w="40" w:type="dxa"/>
-            <w:start w:w="80" w:type="dxa"/>
-            <w:end w:w="80" w:type="dxa"/>
-          </w:tcMar>
-        </w:tcPr>
-        <w:p>
-          <w:r/>
-          <w:r>
-            <w:rPr>
-              <w:rFonts w:ascii="Arial" w:hAnsi="Arial"/>
-              <w:b/>
-              <w:sz w:val="22"/>
-            </w:rPr>
-            <w:t xml:space="preserve">NO. DAN PENYATAAN KEBOLEHAN / </w:t>
-          </w:r>
-          <w:r>
-            <w:rPr>
-              <w:rFonts w:ascii="Arial" w:hAnsi="Arial"/>
-              <w:b/>
-              <w:i/>
-              <w:sz w:val="22"/>
-            </w:rPr>
-            <w:t>ABILITY NO. AND STATEMENT</w:t>
-          </w:r>
-        </w:p>
-      </w:tc>
-      <w:tc>
-        <w:tcPr>
-          <w:tcW w:type="dxa" w:w="2268"/>
-          <w:gridSpan w:val="2"/>
-          <w:tcMar>
-            <w:top w:w="40" w:type="dxa"/>
-            <w:bottom w:w="40" w:type="dxa"/>
-            <w:start w:w="80" w:type="dxa"/>
-            <w:end w:w="80" w:type="dxa"/>
-          </w:tcMar>
-          <w:tcMar>
-            <w:top w:w="40" w:type="dxa"/>
-            <w:bottom w:w="40" w:type="dxa"/>
-            <w:start w:w="80" w:type="dxa"/>
-            <w:end w:w="80" w:type="dxa"/>
-          </w:tcMar>
-        </w:tcPr>
-        <w:p>
-          <w:r/>
-          <w:r>
-            <w:rPr>
-              <w:rFonts w:ascii="Arial" w:hAnsi="Arial"/>
-              <w:b/>
-              <w:i w:val="0"/>
-              <w:sz w:val="22"/>
-            </w:rPr>
-            <w:t xml:space="preserve">6.1 EXECUTE HEALTH CONSCIOUSNESS </w:t>
-          </w:r>
-          <w:r>
-            <w:rPr>
-              <w:rFonts w:ascii="Arial" w:hAnsi="Arial"/>
-              <w:b/>
-              <w:i/>
-              <w:sz w:val="22"/>
-            </w:rPr>
-            <w:t>(Melaksanakan Kesedaran Kesihatan)</w:t>
-          </w:r>
-          <w:r>
-            <w:rPr>
-              <w:rFonts w:ascii="Arial" w:hAnsi="Arial"/>
-              <w:b/>
-              <w:i w:val="0"/>
-              <w:sz w:val="22"/>
-            </w:rPr>
-            <w:t xml:space="preserve"> / 6.2 EXECUTE SAFETY CONSCIOUSNESS </w:t>
-          </w:r>
-          <w:r>
-            <w:rPr>
-              <w:rFonts w:ascii="Arial" w:hAnsi="Arial"/>
-              <w:b/>
-              <w:i/>
-              <w:sz w:val="22"/>
-            </w:rPr>
-            <w:t>(Melaksanakan Kesedaran Keselamatan)</w:t>
-          </w:r>
-          <w:r>
-            <w:rPr>
-              <w:rFonts w:ascii="Arial" w:hAnsi="Arial"/>
-              <w:b/>
-              <w:i w:val="0"/>
-              <w:sz w:val="22"/>
-            </w:rPr>
-            <w:t xml:space="preserve"> / 6.3 EXECUTE ENVIRONMENT COMPLIANCE </w:t>
-          </w:r>
-          <w:r>
-            <w:rPr>
-              <w:rFonts w:ascii="Arial" w:hAnsi="Arial"/>
-              <w:b/>
-              <w:i/>
-              <w:sz w:val="22"/>
-            </w:rPr>
-            <w:t>(Melaksanakan Pematuhan Alam Sekitar)</w:t>
-          </w:r>
-        </w:p>
-      </w:tc>
-    </w:tr>
-    <w:tr>
-      <w:tc>
-        <w:tcPr>
-          <w:tcW w:type="dxa" w:w="2551"/>
-          <w:tcMar>
-            <w:top w:w="40" w:type="dxa"/>
-            <w:bottom w:w="40" w:type="dxa"/>
-            <w:start w:w="80" w:type="dxa"/>
-            <w:end w:w="80" w:type="dxa"/>
-          </w:tcMar>
-        </w:tcPr>
-        <w:p>
-          <w:r/>
-          <w:r>
-            <w:rPr>
-              <w:rFonts w:ascii="Arial" w:hAnsi="Arial"/>
-              <w:b/>
-              <w:sz w:val="22"/>
-            </w:rPr>
-            <w:t xml:space="preserve">NO. KOD / </w:t>
-          </w:r>
-          <w:r>
-            <w:rPr>
-              <w:rFonts w:ascii="Arial" w:hAnsi="Arial"/>
-              <w:b/>
-              <w:i/>
-              <w:sz w:val="22"/>
-            </w:rPr>
-            <w:t>CODE NO.</w:t>
-          </w:r>
-        </w:p>
-      </w:tc>
-      <w:tc>
-        <w:tcPr>
-          <w:tcW w:type="dxa" w:w="4819"/>
-          <w:tcMar>
-            <w:top w:w="40" w:type="dxa"/>
-            <w:bottom w:w="40" w:type="dxa"/>
-            <w:start w:w="80" w:type="dxa"/>
-            <w:end w:w="80" w:type="dxa"/>
-          </w:tcMar>
-        </w:tcPr>
-        <w:p>
-          <w:r/>
-          <w:r>
-            <w:rPr>
-              <w:rFonts w:ascii="Arial" w:hAnsi="Arial"/>
-              <w:b/>
-              <w:i w:val="0"/>
-              <w:sz w:val="22"/>
-            </w:rPr>
-            <w:t>Z-009-3:2015-M06/P(3/4)</w:t>
-          </w:r>
-        </w:p>
-      </w:tc>
-      <w:tc>
-        <w:tcPr>
-          <w:tcW w:type="dxa" w:w="2268"/>
-          <w:tcMar>
-            <w:top w:w="40" w:type="dxa"/>
-            <w:bottom w:w="40" w:type="dxa"/>
-            <w:start w:w="80" w:type="dxa"/>
-            <w:end w:w="80" w:type="dxa"/>
-          </w:tcMar>
-        </w:tcPr>
-        <w:p>
-          <w:r/>
-          <w:r>
-            <w:rPr>
-              <w:rFonts w:ascii="Arial" w:hAnsi="Arial"/>
-              <w:b/>
-              <w:sz w:val="22"/>
-            </w:rPr>
-            <w:t xml:space="preserve">Mukasurat / </w:t>
-          </w:r>
-          <w:r>
-            <w:rPr>
-              <w:rFonts w:ascii="Arial" w:hAnsi="Arial"/>
-              <w:b/>
-              <w:i/>
-              <w:sz w:val="22"/>
-            </w:rPr>
-            <w:t>Page</w:t>
-          </w:r>
-          <w:r>
-            <w:rPr>
-              <w:rFonts w:ascii="Arial" w:hAnsi="Arial"/>
-              <w:b/>
-              <w:sz w:val="22"/>
-            </w:rPr>
-            <w:t xml:space="preserve"> : </w:t>
-          </w:r>
-          <w:r>
-            <w:rPr>
-              <w:rFonts w:ascii="Arial" w:hAnsi="Arial"/>
-              <w:b/>
-              <w:sz w:val="22"/>
-            </w:rPr>
-            <w:fldChar w:fldCharType="begin"/>
-            <w:instrText xml:space="preserve">PAGE</w:instrText>
-            <w:fldChar w:fldCharType="separate"/>
-            <w:t>1</w:t>
-            <w:fldChar w:fldCharType="end"/>
-          </w:r>
-        </w:p>
-        <w:p>
-          <w:r>
-            <w:rPr>
-              <w:rFonts w:ascii="Arial" w:hAnsi="Arial"/>
-              <w:b/>
-              <w:sz w:val="22"/>
-            </w:rPr>
-            <w:t xml:space="preserve">Drpd / </w:t>
-          </w:r>
-          <w:r>
-            <w:rPr>
-              <w:rFonts w:ascii="Arial" w:hAnsi="Arial"/>
-              <w:b/>
-              <w:i/>
-              <w:sz w:val="22"/>
-            </w:rPr>
-            <w:t>of</w:t>
-          </w:r>
-          <w:r>
-            <w:rPr>
-              <w:rFonts w:ascii="Arial" w:hAnsi="Arial"/>
-              <w:b/>
-              <w:sz w:val="22"/>
-            </w:rPr>
-            <w:t xml:space="preserve"> : </w:t>
-          </w:r>
-          <w:r>
-            <w:rPr>
-              <w:rFonts w:ascii="Arial" w:hAnsi="Arial"/>
-              <w:b/>
-              <w:sz w:val="22"/>
-            </w:rPr>
-            <w:fldChar w:fldCharType="begin"/>
-            <w:instrText xml:space="preserve">NUMPAGES</w:instrText>
-            <w:fldChar w:fldCharType="separate"/>
-            <w:t>1</w:t>
-            <w:fldChar w:fldCharType="end"/>
-          </w:r>
-        </w:p>
-      </w:tc>
-    </w:tr>
-    <w:tr>
-      <w:tc>
-        <w:tcPr>
-          <w:tcW w:type="dxa" w:w="2268"/>
-          <w:gridSpan w:val="3"/>
-          <w:tcMar>
-            <w:top w:w="40" w:type="dxa"/>
-            <w:bottom w:w="40" w:type="dxa"/>
-            <w:start w:w="80" w:type="dxa"/>
-            <w:end w:w="80" w:type="dxa"/>
-          </w:tcMar>
-          <w:tcMar>
-            <w:top w:w="40" w:type="dxa"/>
-            <w:bottom w:w="40" w:type="dxa"/>
-            <w:start w:w="80" w:type="dxa"/>
-            <w:end w:w="80" w:type="dxa"/>
-          </w:tcMar>
-          <w:tcMar>
-            <w:top w:w="40" w:type="dxa"/>
-            <w:bottom w:w="40" w:type="dxa"/>
-            <w:start w:w="80" w:type="dxa"/>
-            <w:end w:w="80" w:type="dxa"/>
-          </w:tcMar>
-        </w:tcPr>
-        <w:p>
-          <w:r/>
-        </w:p>
-      </w:tc>
-    </w:tr>
-  </w:tbl>
 </w:hdr>
 </file>
 
